--- a/docs/activities/lecture_05/05_class_activity.docx
+++ b/docs/activities/lecture_05/05_class_activity.docx
@@ -417,7 +417,7 @@
   <w:docDefaults>
     <w:rPrDefault>
       <w:rPr>
-        <w:rFonts w:ascii="Arial" w:cs="Times New Roman (Body CS)" w:eastAsiaTheme="minorHAnsi" w:hAnsi="Arial"/>
+        <w:rFonts w:ascii="Calibri" w:cs="Calibri" w:eastAsia="Calibri" w:hAnsi="Calibri"/>
         <w:kern w:val="2"/>
         <w:sz w:val="24"/>
         <w:szCs w:val="24"/>
@@ -826,7 +826,7 @@
     <w:rPr>
       <w:rFonts w:asciiTheme="majorHAnsi" w:cstheme="majorBidi" w:eastAsiaTheme="majorEastAsia" w:hAnsiTheme="majorHAnsi"/>
       <w:b/>
-      <w:color w:themeColor="accent1" w:themeShade="BF" w:val="0F4761"/>
+      <w:color w:val="002147"/>
       <w:sz w:val="28"/>
       <w:szCs w:val="40"/>
     </w:rPr>
@@ -849,7 +849,7 @@
     </w:pPr>
     <w:rPr>
       <w:rFonts w:asciiTheme="majorHAnsi" w:cstheme="majorBidi" w:eastAsiaTheme="majorEastAsia" w:hAnsiTheme="majorHAnsi"/>
-      <w:color w:themeColor="accent1" w:themeShade="BF" w:val="0F4761"/>
+      <w:color w:val="002147"/>
       <w:szCs w:val="32"/>
     </w:rPr>
   </w:style>
@@ -870,7 +870,7 @@
     </w:pPr>
     <w:rPr>
       <w:rFonts w:asciiTheme="minorHAnsi" w:cstheme="majorBidi" w:eastAsiaTheme="majorEastAsia" w:hAnsiTheme="minorHAnsi"/>
-      <w:color w:themeColor="accent1" w:themeShade="BF" w:val="0F4761"/>
+      <w:color w:val="002147"/>
       <w:sz w:val="22"/>
       <w:szCs w:val="28"/>
     </w:rPr>
@@ -894,7 +894,7 @@
     <w:rPr>
       <w:rFonts w:asciiTheme="minorHAnsi" w:cstheme="majorBidi" w:eastAsiaTheme="majorEastAsia" w:hAnsiTheme="minorHAnsi"/>
       <w:iCs/>
-      <w:color w:themeColor="accent1" w:themeShade="BF" w:val="0F4761"/>
+      <w:color w:val="002147"/>
     </w:rPr>
   </w:style>
   <w:style w:styleId="Heading5" w:type="paragraph">
@@ -915,7 +915,7 @@
     </w:pPr>
     <w:rPr>
       <w:rFonts w:asciiTheme="minorHAnsi" w:cstheme="majorBidi" w:eastAsiaTheme="majorEastAsia" w:hAnsiTheme="minorHAnsi"/>
-      <w:color w:themeColor="accent1" w:themeShade="BF" w:val="0F4761"/>
+      <w:color w:val="002147"/>
     </w:rPr>
   </w:style>
   <w:style w:styleId="Heading6" w:type="paragraph">
@@ -1039,7 +1039,7 @@
     <w:rPr>
       <w:rFonts w:asciiTheme="majorHAnsi" w:cstheme="majorBidi" w:eastAsiaTheme="majorEastAsia" w:hAnsiTheme="majorHAnsi"/>
       <w:b/>
-      <w:color w:themeColor="accent1" w:themeShade="BF" w:val="0F4761"/>
+      <w:color w:val="002147"/>
       <w:sz w:val="28"/>
       <w:szCs w:val="40"/>
     </w:rPr>
@@ -1053,7 +1053,7 @@
     <w:rsid w:val="00846576"/>
     <w:rPr>
       <w:rFonts w:asciiTheme="majorHAnsi" w:cstheme="majorBidi" w:eastAsiaTheme="majorEastAsia" w:hAnsiTheme="majorHAnsi"/>
-      <w:color w:themeColor="accent1" w:themeShade="BF" w:val="0F4761"/>
+      <w:color w:val="002147"/>
       <w:szCs w:val="32"/>
     </w:rPr>
   </w:style>
@@ -1065,7 +1065,7 @@
     <w:rsid w:val="00846576"/>
     <w:rPr>
       <w:rFonts w:asciiTheme="minorHAnsi" w:cstheme="majorBidi" w:eastAsiaTheme="majorEastAsia" w:hAnsiTheme="minorHAnsi"/>
-      <w:color w:themeColor="accent1" w:themeShade="BF" w:val="0F4761"/>
+      <w:color w:val="002147"/>
       <w:sz w:val="22"/>
       <w:szCs w:val="28"/>
     </w:rPr>
@@ -1080,7 +1080,7 @@
     <w:rPr>
       <w:rFonts w:asciiTheme="minorHAnsi" w:cstheme="majorBidi" w:eastAsiaTheme="majorEastAsia" w:hAnsiTheme="minorHAnsi"/>
       <w:iCs/>
-      <w:color w:themeColor="accent1" w:themeShade="BF" w:val="0F4761"/>
+      <w:color w:val="002147"/>
     </w:rPr>
   </w:style>
   <w:style w:customStyle="1" w:styleId="Heading5Char" w:type="character">
@@ -1092,7 +1092,7 @@
     <w:rsid w:val="00AF5CF1"/>
     <w:rPr>
       <w:rFonts w:asciiTheme="minorHAnsi" w:cstheme="majorBidi" w:eastAsiaTheme="majorEastAsia" w:hAnsiTheme="minorHAnsi"/>
-      <w:color w:themeColor="accent1" w:themeShade="BF" w:val="0F4761"/>
+      <w:color w:val="002147"/>
     </w:rPr>
   </w:style>
   <w:style w:customStyle="1" w:styleId="Heading6Char" w:type="character">
@@ -1266,7 +1266,7 @@
     <w:rPr>
       <w:i/>
       <w:iCs/>
-      <w:color w:themeColor="accent1" w:themeShade="BF" w:val="0F4761"/>
+      <w:color w:val="002147"/>
     </w:rPr>
   </w:style>
   <w:style w:styleId="IntenseQuote" w:type="paragraph">
@@ -1279,8 +1279,8 @@
     <w:rsid w:val="00AF5CF1"/>
     <w:pPr>
       <w:pBdr>
-        <w:top w:color="0F4761" w:space="10" w:sz="4" w:themeColor="accent1" w:themeShade="BF" w:val="single"/>
-        <w:bottom w:color="0F4761" w:space="10" w:sz="4" w:themeColor="accent1" w:themeShade="BF" w:val="single"/>
+        <w:top w:color="002147" w:space="10" w:sz="4" w:val="single"/>
+        <w:bottom w:color="002147" w:space="10" w:sz="4" w:val="single"/>
       </w:pBdr>
       <w:spacing w:after="360" w:before="360"/>
       <w:ind w:left="864" w:right="864"/>
@@ -1289,7 +1289,7 @@
     <w:rPr>
       <w:i/>
       <w:iCs/>
-      <w:color w:themeColor="accent1" w:themeShade="BF" w:val="0F4761"/>
+      <w:color w:val="002147"/>
     </w:rPr>
   </w:style>
   <w:style w:customStyle="1" w:styleId="IntenseQuoteChar" w:type="character">
@@ -1301,7 +1301,7 @@
     <w:rPr>
       <w:i/>
       <w:iCs/>
-      <w:color w:themeColor="accent1" w:themeShade="BF" w:val="0F4761"/>
+      <w:color w:val="002147"/>
     </w:rPr>
   </w:style>
   <w:style w:styleId="IntenseReference" w:type="character">
@@ -1314,7 +1314,7 @@
       <w:b/>
       <w:bCs/>
       <w:smallCaps/>
-      <w:color w:themeColor="accent1" w:themeShade="BF" w:val="0F4761"/>
+      <w:color w:val="002147"/>
       <w:spacing w:val="5"/>
     </w:rPr>
   </w:style>

--- a/docs/activities/lecture_05/05_class_activity.docx
+++ b/docs/activities/lecture_05/05_class_activity.docx
@@ -7,7 +7,7 @@
         <w:pStyle w:val="Title"/>
       </w:pPr>
       <w:r>
-        <w:t xml:space="preserve">05_Class_Activity</w:t>
+        <w:t xml:space="preserve">05_Class_Activity Regressions</w:t>
       </w:r>
     </w:p>
     <w:p>
@@ -18,30 +18,30 @@
         <w:t xml:space="preserve">Bill Perry</w:t>
       </w:r>
     </w:p>
-    <w:bookmarkStart w:id="11" w:name="X2d9da464f3ed58bb4bbed2f8c85a73db9f1114e"/>
+    <w:p>
+      <w:pPr>
+        <w:pStyle w:val="Date"/>
+      </w:pPr>
+      <w:r>
+        <w:t xml:space="preserve">2026-06-28</w:t>
+      </w:r>
+    </w:p>
+    <w:bookmarkStart w:id="12" w:name="X7a9e4594f37960a4d5baaf152276b9d85d9750e"/>
     <w:p>
       <w:pPr>
         <w:pStyle w:val="Heading1"/>
       </w:pPr>
       <w:r>
-        <w:t xml:space="preserve">In-Class Activity 5: Probability and Statistical Inference</w:t>
-      </w:r>
-    </w:p>
-    <w:bookmarkStart w:id="9" w:name="what-did-we-do-last-time"/>
-    <w:p>
-      <w:pPr>
-        <w:pStyle w:val="Heading2"/>
-      </w:pPr>
-      <w:r>
-        <w:t xml:space="preserve">What did we do last time?</w:t>
-      </w:r>
-    </w:p>
-    <w:p>
-      <w:pPr>
-        <w:pStyle w:val="FirstParagraph"/>
-      </w:pPr>
-      <w:r>
-        <w:t xml:space="preserve">In our previous activity, we:</w:t>
+        <w:t xml:space="preserve">In-class Activity 5: Regression — Predicting Leaf Area</w:t>
+      </w:r>
+    </w:p>
+    <w:bookmarkStart w:id="9" w:name="recap-from-worksheet-04"/>
+    <w:p>
+      <w:pPr>
+        <w:pStyle w:val="Heading3"/>
+      </w:pPr>
+      <w:r>
+        <w:t xml:space="preserve">Recap from Worksheet 04</w:t>
       </w:r>
     </w:p>
     <w:p>
@@ -53,7 +53,17 @@
         </w:numPr>
       </w:pPr>
       <w:r>
-        <w:t xml:space="preserve">Created and interpreted frequency distributions (histograms)</w:t>
+        <w:rPr>
+          <w:b/>
+          <w:bCs/>
+        </w:rPr>
+        <w:t xml:space="preserve">Stated hypotheses</w:t>
+      </w:r>
+      <w:r>
+        <w:t xml:space="preserve"> </w:t>
+      </w:r>
+      <w:r>
+        <w:t xml:space="preserve">— H₀: μ_shady = μ_sunny (no difference in mean leaf weight); Hₐ: μ_shady ≠ μ_sunny</w:t>
       </w:r>
     </w:p>
     <w:p>
@@ -65,7 +75,26 @@
         </w:numPr>
       </w:pPr>
       <w:r>
-        <w:t xml:space="preserve">Compared data between groups using side-by-side histograms</w:t>
+        <w:rPr>
+          <w:b/>
+          <w:bCs/>
+        </w:rPr>
+        <w:t xml:space="preserve">Checked normality</w:t>
+      </w:r>
+      <w:r>
+        <w:t xml:space="preserve"> </w:t>
+      </w:r>
+      <w:r>
+        <w:t xml:space="preserve">— histogram, QQ plot, Shapiro-Wilk on each group’s</w:t>
+      </w:r>
+      <w:r>
+        <w:t xml:space="preserve"> </w:t>
+      </w:r>
+      <w:r>
+        <w:rPr>
+          <w:rStyle w:val="VerbatimChar"/>
+        </w:rPr>
+        <w:t xml:space="preserve">weight_g</w:t>
       </w:r>
     </w:p>
     <w:p>
@@ -77,7 +106,26 @@
         </w:numPr>
       </w:pPr>
       <w:r>
-        <w:t xml:space="preserve">Explored how sample size affects our understanding of populations</w:t>
+        <w:rPr>
+          <w:b/>
+          <w:bCs/>
+        </w:rPr>
+        <w:t xml:space="preserve">Checked variance</w:t>
+      </w:r>
+      <w:r>
+        <w:t xml:space="preserve"> </w:t>
+      </w:r>
+      <w:r>
+        <w:t xml:space="preserve">— Levene’s test; used Welch’s (</w:t>
+      </w:r>
+      <w:r>
+        <w:rPr>
+          <w:rStyle w:val="VerbatimChar"/>
+        </w:rPr>
+        <w:t xml:space="preserve">var.equal = FALSE</w:t>
+      </w:r>
+      <w:r>
+        <w:t xml:space="preserve">) regardless of result</w:t>
       </w:r>
     </w:p>
     <w:p>
@@ -89,25 +137,170 @@
         </w:numPr>
       </w:pPr>
       <w:r>
-        <w:t xml:space="preserve">Created density plots and calculated probabilities</w:t>
+        <w:rPr>
+          <w:b/>
+          <w:bCs/>
+        </w:rPr>
+        <w:t xml:space="preserve">Ran the t-test</w:t>
+      </w:r>
+      <w:r>
+        <w:t xml:space="preserve"> </w:t>
+      </w:r>
+      <w:r>
+        <w:t xml:space="preserve">—</w:t>
+      </w:r>
+      <w:r>
+        <w:t xml:space="preserve"> </w:t>
+      </w:r>
+      <w:r>
+        <w:rPr>
+          <w:rStyle w:val="VerbatimChar"/>
+        </w:rPr>
+        <w:t xml:space="preserve">t.test(weight_g ~ side, data = tree_df, var.equal = FALSE, alternative = "two.sided")</w:t>
+      </w:r>
+    </w:p>
+    <w:p>
+      <w:pPr>
+        <w:pStyle w:val="Compact"/>
+        <w:numPr>
+          <w:ilvl w:val="0"/>
+          <w:numId w:val="1001"/>
+        </w:numPr>
+      </w:pPr>
+      <w:r>
+        <w:rPr>
+          <w:b/>
+          <w:bCs/>
+        </w:rPr>
+        <w:t xml:space="preserve">Read output</w:t>
+      </w:r>
+      <w:r>
+        <w:t xml:space="preserve"> </w:t>
+      </w:r>
+      <w:r>
+        <w:t xml:space="preserve">— t-statistic, Welch-Satterthwaite df,</w:t>
+      </w:r>
+      <w:r>
+        <w:t xml:space="preserve"> </w:t>
+      </w:r>
+      <w:r>
+        <w:rPr>
+          <w:i/>
+          <w:iCs/>
+        </w:rPr>
+        <w:t xml:space="preserve">p</w:t>
+      </w:r>
+      <w:r>
+        <w:t xml:space="preserve">-value, 95% CI, group means</w:t>
+      </w:r>
+    </w:p>
+    <w:p>
+      <w:pPr>
+        <w:pStyle w:val="Compact"/>
+        <w:numPr>
+          <w:ilvl w:val="0"/>
+          <w:numId w:val="1001"/>
+        </w:numPr>
+      </w:pPr>
+      <w:r>
+        <w:rPr>
+          <w:b/>
+          <w:bCs/>
+        </w:rPr>
+        <w:t xml:space="preserve">Result</w:t>
+      </w:r>
+      <w:r>
+        <w:t xml:space="preserve"> </w:t>
+      </w:r>
+      <w:r>
+        <w:t xml:space="preserve">— shady leaves were significantly</w:t>
+      </w:r>
+      <w:r>
+        <w:t xml:space="preserve"> </w:t>
+      </w:r>
+      <w:r>
+        <w:rPr>
+          <w:b/>
+          <w:bCs/>
+        </w:rPr>
+        <w:t xml:space="preserve">heavier</w:t>
+      </w:r>
+      <w:r>
+        <w:t xml:space="preserve"> </w:t>
+      </w:r>
+      <w:r>
+        <w:t xml:space="preserve">than sunny leaves (</w:t>
+      </w:r>
+      <w:r>
+        <w:rPr>
+          <w:i/>
+          <w:iCs/>
+        </w:rPr>
+        <w:t xml:space="preserve">p</w:t>
+      </w:r>
+      <w:r>
+        <w:t xml:space="preserve"> </w:t>
+      </w:r>
+      <w:r>
+        <w:t xml:space="preserve">&lt; 0.001)</w:t>
+      </w:r>
+    </w:p>
+    <w:p>
+      <w:pPr>
+        <w:pStyle w:val="Compact"/>
+        <w:numPr>
+          <w:ilvl w:val="0"/>
+          <w:numId w:val="1001"/>
+        </w:numPr>
+      </w:pPr>
+      <w:r>
+        <w:rPr>
+          <w:b/>
+          <w:bCs/>
+        </w:rPr>
+        <w:t xml:space="preserve">But:</w:t>
+      </w:r>
+      <w:r>
+        <w:t xml:space="preserve"> </w:t>
+      </w:r>
+      <w:r>
+        <w:t xml:space="preserve">weight in grams tells us about</w:t>
+      </w:r>
+      <w:r>
+        <w:t xml:space="preserve"> </w:t>
+      </w:r>
+      <w:r>
+        <w:rPr>
+          <w:i/>
+          <w:iCs/>
+        </w:rPr>
+        <w:t xml:space="preserve">mass</w:t>
+      </w:r>
+      <w:r>
+        <w:t xml:space="preserve"> </w:t>
+      </w:r>
+      <w:r>
+        <w:t xml:space="preserve">— not directly about</w:t>
+      </w:r>
+      <w:r>
+        <w:t xml:space="preserve"> </w:t>
+      </w:r>
+      <w:r>
+        <w:rPr>
+          <w:i/>
+          <w:iCs/>
+        </w:rPr>
+        <w:t xml:space="preserve">leaf surface area</w:t>
       </w:r>
     </w:p>
     <w:bookmarkEnd w:id="9"/>
-    <w:bookmarkStart w:id="10" w:name="todays-focus"/>
-    <w:p>
-      <w:pPr>
-        <w:pStyle w:val="Heading2"/>
-      </w:pPr>
-      <w:r>
-        <w:t xml:space="preserve">Today’s focus:</w:t>
-      </w:r>
-    </w:p>
-    <w:p>
-      <w:pPr>
-        <w:pStyle w:val="FirstParagraph"/>
-      </w:pPr>
-      <w:r>
-        <w:t xml:space="preserve">Today we’ll focus on:</w:t>
+    <w:bookmarkStart w:id="11" w:name="todays-objectives"/>
+    <w:p>
+      <w:pPr>
+        <w:pStyle w:val="Heading3"/>
+      </w:pPr>
+      <w:r>
+        <w:t xml:space="preserve">Today’s Objectives</w:t>
       </w:r>
     </w:p>
     <w:p>
@@ -119,7 +312,7 @@
         </w:numPr>
       </w:pPr>
       <w:r>
-        <w:t xml:space="preserve">t-distribution and when to use it</w:t>
+        <w:t xml:space="preserve">Load and inspect the paper calibration data</w:t>
       </w:r>
     </w:p>
     <w:p>
@@ -131,7 +324,7 @@
         </w:numPr>
       </w:pPr>
       <w:r>
-        <w:t xml:space="preserve">Calculating and interpreting standard error</w:t>
+        <w:t xml:space="preserve">Make a scatter plot and visually assess linearity</w:t>
       </w:r>
     </w:p>
     <w:p>
@@ -143,7 +336,31 @@
         </w:numPr>
       </w:pPr>
       <w:r>
-        <w:t xml:space="preserve">Creating confidence intervals</w:t>
+        <w:t xml:space="preserve">Fit a linear regression with</w:t>
+      </w:r>
+      <w:r>
+        <w:t xml:space="preserve"> </w:t>
+      </w:r>
+      <w:r>
+        <w:rPr>
+          <w:rStyle w:val="VerbatimChar"/>
+        </w:rPr>
+        <w:t xml:space="preserve">lm()</w:t>
+      </w:r>
+      <w:r>
+        <w:t xml:space="preserve"> </w:t>
+      </w:r>
+      <w:r>
+        <w:t xml:space="preserve">and read every line of</w:t>
+      </w:r>
+      <w:r>
+        <w:t xml:space="preserve"> </w:t>
+      </w:r>
+      <w:r>
+        <w:rPr>
+          <w:rStyle w:val="VerbatimChar"/>
+        </w:rPr>
+        <w:t xml:space="preserve">summary()</w:t>
       </w:r>
     </w:p>
     <w:p>
@@ -155,17 +372,7 @@
         </w:numPr>
       </w:pPr>
       <w:r>
-        <w:t xml:space="preserve">Conducting</w:t>
-      </w:r>
-      <w:r>
-        <w:t xml:space="preserve"> </w:t>
-      </w:r>
-      <w:r>
-        <w:rPr>
-          <w:b/>
-          <w:bCs/>
-        </w:rPr>
-        <w:t xml:space="preserve">one-sample and two-sample t-tests</w:t>
+        <w:t xml:space="preserve">Extract slope, intercept, and R² from the model</w:t>
       </w:r>
     </w:p>
     <w:p>
@@ -177,15 +384,7780 @@
         </w:numPr>
       </w:pPr>
       <w:r>
+        <w:t xml:space="preserve">Check all four regression assumptions (linearity, equal variance, normality of residuals)</w:t>
+      </w:r>
+    </w:p>
+    <w:p>
+      <w:pPr>
+        <w:pStyle w:val="Compact"/>
+        <w:numPr>
+          <w:ilvl w:val="0"/>
+          <w:numId w:val="1002"/>
+        </w:numPr>
+      </w:pPr>
+      <w:r>
+        <w:t xml:space="preserve">Use the calibration equation to</w:t>
+      </w:r>
+      <w:r>
+        <w:t xml:space="preserve"> </w:t>
+      </w:r>
+      <w:r>
         <w:rPr>
           <w:b/>
           <w:bCs/>
         </w:rPr>
-        <w:t xml:space="preserve">Understanding statistical assumptions and their importance</w:t>
-      </w:r>
-    </w:p>
-    <w:bookmarkEnd w:id="10"/>
+        <w:t xml:space="preserve">predict leaf area</w:t>
+      </w:r>
+      <w:r>
+        <w:t xml:space="preserve"> </w:t>
+      </w:r>
+      <w:r>
+        <w:t xml:space="preserve">from a tracing mass</w:t>
+      </w:r>
+    </w:p>
+    <w:p>
+      <w:pPr>
+        <w:pStyle w:val="Compact"/>
+        <w:numPr>
+          <w:ilvl w:val="0"/>
+          <w:numId w:val="1002"/>
+        </w:numPr>
+      </w:pPr>
+      <w:r>
+        <w:t xml:space="preserve">Use</w:t>
+      </w:r>
+      <w:r>
+        <w:t xml:space="preserve"> </w:t>
+      </w:r>
+      <w:r>
+        <w:rPr>
+          <w:rStyle w:val="VerbatimChar"/>
+        </w:rPr>
+        <w:t xml:space="preserve">predict()</w:t>
+      </w:r>
+      <w:r>
+        <w:t xml:space="preserve"> </w:t>
+      </w:r>
+      <w:r>
+        <w:t xml:space="preserve">with confidence and prediction intervals</w:t>
+      </w:r>
+    </w:p>
+    <w:p>
+      <w:pPr>
+        <w:pStyle w:val="Compact"/>
+        <w:numPr>
+          <w:ilvl w:val="0"/>
+          <w:numId w:val="1002"/>
+        </w:numPr>
+      </w:pPr>
+      <w:r>
+        <w:t xml:space="preserve">Write a complete results paragraph following W&amp;S Chapter 17 conventions</w:t>
+      </w:r>
+    </w:p>
+    <w:p>
+      <w:pPr>
+        <w:pStyle w:val="Heading1"/>
+      </w:pPr>
+      <w:bookmarkStart w:id="10" w:name="how-to-use-this-worksheet"/>
+      <w:r>
+        <w:rPr>
+          <w:b/>
+          <w:bCs/>
+        </w:rPr>
+        <w:t xml:space="preserve">How to use this worksheet</w:t>
+      </w:r>
+      <w:bookmarkEnd w:id="10"/>
+    </w:p>
+    <w:p>
+      <w:pPr>
+        <w:pStyle w:val="BlockText"/>
+      </w:pPr>
+      <w:r>
+        <w:t xml:space="preserve">Work through each part in order. Type the code into a new R script in Positron and run it line by line. Code blocks marked</w:t>
+      </w:r>
+      <w:r>
+        <w:t xml:space="preserve"> </w:t>
+      </w:r>
+      <w:r>
+        <w:rPr>
+          <w:b/>
+          <w:bCs/>
+        </w:rPr>
+        <w:t xml:space="preserve">▶ Run this</w:t>
+      </w:r>
+      <w:r>
+        <w:t xml:space="preserve"> </w:t>
+      </w:r>
+      <w:r>
+        <w:t xml:space="preserve">should be executed as written. Blocks marked</w:t>
+      </w:r>
+      <w:r>
+        <w:t xml:space="preserve"> </w:t>
+      </w:r>
+      <w:r>
+        <w:rPr>
+          <w:b/>
+          <w:bCs/>
+        </w:rPr>
+        <w:t xml:space="preserve">✏️ Your turn</w:t>
+      </w:r>
+      <w:r>
+        <w:t xml:space="preserve"> </w:t>
+      </w:r>
+      <w:r>
+        <w:t xml:space="preserve">ask you to write, modify, or interpret. The</w:t>
+      </w:r>
+      <w:r>
+        <w:t xml:space="preserve"> </w:t>
+      </w:r>
+      <w:r>
+        <w:rPr>
+          <w:b/>
+          <w:bCs/>
+        </w:rPr>
+        <w:t xml:space="preserve">Going further</w:t>
+      </w:r>
+      <w:r>
+        <w:t xml:space="preserve"> </w:t>
+      </w:r>
+      <w:r>
+        <w:t xml:space="preserve">section is optional.</w:t>
+      </w:r>
+    </w:p>
+    <w:p>
+      <w:r>
+        <w:pict>
+          <v:rect style="width:0;height:1.5pt" o:hralign="center" o:hrstd="t" o:hr="t"/>
+        </w:pict>
+      </w:r>
+    </w:p>
     <w:bookmarkEnd w:id="11"/>
+    <w:bookmarkEnd w:id="12"/>
+    <w:bookmarkStart w:id="15" w:name="part-1-load-libraries-and-data"/>
+    <w:p>
+      <w:pPr>
+        <w:pStyle w:val="Heading1"/>
+      </w:pPr>
+      <w:r>
+        <w:t xml:space="preserve">Part 1 · Load libraries and data</w:t>
+      </w:r>
+    </w:p>
+    <w:bookmarkStart w:id="13" w:name="libraries"/>
+    <w:p>
+      <w:pPr>
+        <w:pStyle w:val="Heading3"/>
+      </w:pPr>
+      <w:r>
+        <w:t xml:space="preserve">Libraries</w:t>
+      </w:r>
+    </w:p>
+    <w:p>
+      <w:pPr>
+        <w:pStyle w:val="FirstParagraph"/>
+      </w:pPr>
+      <w:r>
+        <w:rPr>
+          <w:b/>
+          <w:bCs/>
+        </w:rPr>
+        <w:t xml:space="preserve">▶ Run this at the top of your script:</w:t>
+      </w:r>
+    </w:p>
+    <w:p>
+      <w:pPr>
+        <w:pStyle w:val="SourceCode"/>
+      </w:pPr>
+      <w:r>
+        <w:rPr>
+          <w:rStyle w:val="CommentTok"/>
+        </w:rPr>
+        <w:t xml:space="preserve"># Load packages at the top — always ----------------------</w:t>
+      </w:r>
+      <w:r>
+        <w:br/>
+      </w:r>
+      <w:r>
+        <w:rPr>
+          <w:rStyle w:val="FunctionTok"/>
+        </w:rPr>
+        <w:t xml:space="preserve">library</w:t>
+      </w:r>
+      <w:r>
+        <w:rPr>
+          <w:rStyle w:val="NormalTok"/>
+        </w:rPr>
+        <w:t xml:space="preserve">(readxl)      </w:t>
+      </w:r>
+      <w:r>
+        <w:rPr>
+          <w:rStyle w:val="CommentTok"/>
+        </w:rPr>
+        <w:t xml:space="preserve"># reading Excel files</w:t>
+      </w:r>
+      <w:r>
+        <w:br/>
+      </w:r>
+      <w:r>
+        <w:rPr>
+          <w:rStyle w:val="FunctionTok"/>
+        </w:rPr>
+        <w:t xml:space="preserve">library</w:t>
+      </w:r>
+      <w:r>
+        <w:rPr>
+          <w:rStyle w:val="NormalTok"/>
+        </w:rPr>
+        <w:t xml:space="preserve">(tidyverse)   </w:t>
+      </w:r>
+      <w:r>
+        <w:rPr>
+          <w:rStyle w:val="CommentTok"/>
+        </w:rPr>
+        <w:t xml:space="preserve"># data manipulation + ggplot2</w:t>
+      </w:r>
+      <w:r>
+        <w:br/>
+      </w:r>
+      <w:r>
+        <w:rPr>
+          <w:rStyle w:val="FunctionTok"/>
+        </w:rPr>
+        <w:t xml:space="preserve">library</w:t>
+      </w:r>
+      <w:r>
+        <w:rPr>
+          <w:rStyle w:val="NormalTok"/>
+        </w:rPr>
+        <w:t xml:space="preserve">(skimr)       </w:t>
+      </w:r>
+      <w:r>
+        <w:rPr>
+          <w:rStyle w:val="CommentTok"/>
+        </w:rPr>
+        <w:t xml:space="preserve"># fast dataset overview</w:t>
+      </w:r>
+    </w:p>
+    <w:bookmarkEnd w:id="13"/>
+    <w:bookmarkStart w:id="14" w:name="the-calibration-dataset"/>
+    <w:p>
+      <w:pPr>
+        <w:pStyle w:val="Heading3"/>
+      </w:pPr>
+      <w:r>
+        <w:t xml:space="preserve">The calibration dataset</w:t>
+      </w:r>
+    </w:p>
+    <w:p>
+      <w:pPr>
+        <w:pStyle w:val="FirstParagraph"/>
+      </w:pPr>
+      <w:r>
+        <w:t xml:space="preserve">The file</w:t>
+      </w:r>
+      <w:r>
+        <w:t xml:space="preserve"> </w:t>
+      </w:r>
+      <w:r>
+        <w:rPr>
+          <w:rStyle w:val="VerbatimChar"/>
+        </w:rPr>
+        <w:t xml:space="preserve">paper_area_weights.xlsx</w:t>
+      </w:r>
+      <w:r>
+        <w:t xml:space="preserve"> </w:t>
+      </w:r>
+      <w:r>
+        <w:t xml:space="preserve">contains 118 paper squares of</w:t>
+      </w:r>
+      <w:r>
+        <w:t xml:space="preserve"> </w:t>
+      </w:r>
+      <w:r>
+        <w:rPr>
+          <w:b/>
+          <w:bCs/>
+        </w:rPr>
+        <w:t xml:space="preserve">known area</w:t>
+      </w:r>
+      <w:r>
+        <w:t xml:space="preserve"> </w:t>
+      </w:r>
+      <w:r>
+        <w:t xml:space="preserve">(1–567 cm²) with their measured masses in grams. We will fit a regression to convert mass → area, then apply it to leaf tracings.</w:t>
+      </w:r>
+    </w:p>
+    <w:p>
+      <w:pPr>
+        <w:pStyle w:val="BodyText"/>
+      </w:pPr>
+      <w:r>
+        <w:rPr>
+          <w:b/>
+          <w:bCs/>
+        </w:rPr>
+        <w:t xml:space="preserve">▶ Run this:</w:t>
+      </w:r>
+    </w:p>
+    <w:p>
+      <w:pPr>
+        <w:pStyle w:val="SourceCode"/>
+      </w:pPr>
+      <w:r>
+        <w:rPr>
+          <w:rStyle w:val="CommentTok"/>
+        </w:rPr>
+        <w:t xml:space="preserve"># Load the paper calibration data -----------------------</w:t>
+      </w:r>
+      <w:r>
+        <w:br/>
+      </w:r>
+      <w:r>
+        <w:rPr>
+          <w:rStyle w:val="NormalTok"/>
+        </w:rPr>
+        <w:t xml:space="preserve">paper_df </w:t>
+      </w:r>
+      <w:r>
+        <w:rPr>
+          <w:rStyle w:val="OtherTok"/>
+        </w:rPr>
+        <w:t xml:space="preserve">&lt;-</w:t>
+      </w:r>
+      <w:r>
+        <w:rPr>
+          <w:rStyle w:val="NormalTok"/>
+        </w:rPr>
+        <w:t xml:space="preserve"> </w:t>
+      </w:r>
+      <w:r>
+        <w:rPr>
+          <w:rStyle w:val="FunctionTok"/>
+        </w:rPr>
+        <w:t xml:space="preserve">read_excel</w:t>
+      </w:r>
+      <w:r>
+        <w:rPr>
+          <w:rStyle w:val="NormalTok"/>
+        </w:rPr>
+        <w:t xml:space="preserve">(</w:t>
+      </w:r>
+      <w:r>
+        <w:rPr>
+          <w:rStyle w:val="StringTok"/>
+        </w:rPr>
+        <w:t xml:space="preserve">"data/paper_area_weights.xlsx"</w:t>
+      </w:r>
+      <w:r>
+        <w:rPr>
+          <w:rStyle w:val="NormalTok"/>
+        </w:rPr>
+        <w:t xml:space="preserve">)</w:t>
+      </w:r>
+    </w:p>
+    <w:p>
+      <w:pPr>
+        <w:pStyle w:val="FirstParagraph"/>
+      </w:pPr>
+      <w:r>
+        <w:t xml:space="preserve">✏️</w:t>
+      </w:r>
+      <w:r>
+        <w:t xml:space="preserve"> </w:t>
+      </w:r>
+      <w:r>
+        <w:rPr>
+          <w:b/>
+          <w:bCs/>
+        </w:rPr>
+        <w:t xml:space="preserve">Your turn:</w:t>
+      </w:r>
+      <w:r>
+        <w:t xml:space="preserve"> </w:t>
+      </w:r>
+      <w:r>
+        <w:t xml:space="preserve">Run</w:t>
+      </w:r>
+      <w:r>
+        <w:t xml:space="preserve"> </w:t>
+      </w:r>
+      <w:r>
+        <w:rPr>
+          <w:rStyle w:val="VerbatimChar"/>
+        </w:rPr>
+        <w:t xml:space="preserve">dim(paper_df)</w:t>
+      </w:r>
+      <w:r>
+        <w:t xml:space="preserve">. How many rows and columns does the dataset have?</w:t>
+      </w:r>
+    </w:p>
+    <w:p>
+      <w:pPr>
+        <w:pStyle w:val="SourceCode"/>
+      </w:pPr>
+      <w:r>
+        <w:rPr>
+          <w:rStyle w:val="CommentTok"/>
+        </w:rPr>
+        <w:t xml:space="preserve"># Write your code here:</w:t>
+      </w:r>
+    </w:p>
+    <w:p>
+      <w:pPr>
+        <w:pStyle w:val="SourceCode"/>
+      </w:pPr>
+      <w:r>
+        <w:rPr>
+          <w:rStyle w:val="VerbatimChar"/>
+        </w:rPr>
+        <w:t xml:space="preserve">Rows:</w:t>
+      </w:r>
+      <w:r>
+        <w:br/>
+      </w:r>
+      <w:r>
+        <w:rPr>
+          <w:rStyle w:val="VerbatimChar"/>
+        </w:rPr>
+        <w:t xml:space="preserve">Columns:</w:t>
+      </w:r>
+      <w:r>
+        <w:br/>
+      </w:r>
+      <w:r>
+        <w:rPr>
+          <w:rStyle w:val="VerbatimChar"/>
+        </w:rPr>
+        <w:t xml:space="preserve">Column names and their roles:</w:t>
+      </w:r>
+      <w:r>
+        <w:br/>
+      </w:r>
+      <w:r>
+        <w:rPr>
+          <w:rStyle w:val="VerbatimChar"/>
+        </w:rPr>
+        <w:t xml:space="preserve">  area_cm2 →  (response / explanatory / circle one)</w:t>
+      </w:r>
+      <w:r>
+        <w:br/>
+      </w:r>
+      <w:r>
+        <w:rPr>
+          <w:rStyle w:val="VerbatimChar"/>
+        </w:rPr>
+        <w:t xml:space="preserve">  mass_g   →  (response / explanatory / circle one)</w:t>
+      </w:r>
+    </w:p>
+    <w:p>
+      <w:r>
+        <w:pict>
+          <v:rect style="width:0;height:1.5pt" o:hralign="center" o:hrstd="t" o:hr="t"/>
+        </w:pict>
+      </w:r>
+    </w:p>
+    <w:bookmarkEnd w:id="14"/>
+    <w:bookmarkEnd w:id="15"/>
+    <w:bookmarkStart w:id="16" w:name="part-2-inspect-the-data"/>
+    <w:p>
+      <w:pPr>
+        <w:pStyle w:val="Heading1"/>
+      </w:pPr>
+      <w:r>
+        <w:t xml:space="preserve">Part 2 · Inspect the data</w:t>
+      </w:r>
+    </w:p>
+    <w:p>
+      <w:pPr>
+        <w:pStyle w:val="FirstParagraph"/>
+      </w:pPr>
+      <w:r>
+        <w:rPr>
+          <w:b/>
+          <w:bCs/>
+        </w:rPr>
+        <w:t xml:space="preserve">▶ Run this:</w:t>
+      </w:r>
+    </w:p>
+    <w:p>
+      <w:pPr>
+        <w:pStyle w:val="SourceCode"/>
+      </w:pPr>
+      <w:r>
+        <w:rPr>
+          <w:rStyle w:val="CommentTok"/>
+        </w:rPr>
+        <w:t xml:space="preserve"># Quick overview with skim --------------------------------</w:t>
+      </w:r>
+      <w:r>
+        <w:br/>
+      </w:r>
+      <w:r>
+        <w:rPr>
+          <w:rStyle w:val="FunctionTok"/>
+        </w:rPr>
+        <w:t xml:space="preserve">skim</w:t>
+      </w:r>
+      <w:r>
+        <w:rPr>
+          <w:rStyle w:val="NormalTok"/>
+        </w:rPr>
+        <w:t xml:space="preserve">(paper_df)</w:t>
+      </w:r>
+    </w:p>
+    <w:p>
+      <w:pPr>
+        <w:pStyle w:val="SourceCode"/>
+      </w:pPr>
+      <w:r>
+        <w:rPr>
+          <w:rStyle w:val="CommentTok"/>
+        </w:rPr>
+        <w:t xml:space="preserve"># How many squares were measured at each area level? -----</w:t>
+      </w:r>
+      <w:r>
+        <w:br/>
+      </w:r>
+      <w:r>
+        <w:rPr>
+          <w:rStyle w:val="NormalTok"/>
+        </w:rPr>
+        <w:t xml:space="preserve">paper_df </w:t>
+      </w:r>
+      <w:r>
+        <w:rPr>
+          <w:rStyle w:val="SpecialCharTok"/>
+        </w:rPr>
+        <w:t xml:space="preserve">%&gt;%</w:t>
+      </w:r>
+      <w:r>
+        <w:br/>
+      </w:r>
+      <w:r>
+        <w:rPr>
+          <w:rStyle w:val="NormalTok"/>
+        </w:rPr>
+        <w:t xml:space="preserve">  </w:t>
+      </w:r>
+      <w:r>
+        <w:rPr>
+          <w:rStyle w:val="FunctionTok"/>
+        </w:rPr>
+        <w:t xml:space="preserve">group_by</w:t>
+      </w:r>
+      <w:r>
+        <w:rPr>
+          <w:rStyle w:val="NormalTok"/>
+        </w:rPr>
+        <w:t xml:space="preserve">(area_cm2) </w:t>
+      </w:r>
+      <w:r>
+        <w:rPr>
+          <w:rStyle w:val="SpecialCharTok"/>
+        </w:rPr>
+        <w:t xml:space="preserve">%&gt;%</w:t>
+      </w:r>
+      <w:r>
+        <w:br/>
+      </w:r>
+      <w:r>
+        <w:rPr>
+          <w:rStyle w:val="NormalTok"/>
+        </w:rPr>
+        <w:t xml:space="preserve">  </w:t>
+      </w:r>
+      <w:r>
+        <w:rPr>
+          <w:rStyle w:val="FunctionTok"/>
+        </w:rPr>
+        <w:t xml:space="preserve">summarize</w:t>
+      </w:r>
+      <w:r>
+        <w:rPr>
+          <w:rStyle w:val="NormalTok"/>
+        </w:rPr>
+        <w:t xml:space="preserve">(</w:t>
+      </w:r>
+      <w:r>
+        <w:br/>
+      </w:r>
+      <w:r>
+        <w:rPr>
+          <w:rStyle w:val="NormalTok"/>
+        </w:rPr>
+        <w:t xml:space="preserve">    </w:t>
+      </w:r>
+      <w:r>
+        <w:rPr>
+          <w:rStyle w:val="AttributeTok"/>
+        </w:rPr>
+        <w:t xml:space="preserve">n          =</w:t>
+      </w:r>
+      <w:r>
+        <w:rPr>
+          <w:rStyle w:val="NormalTok"/>
+        </w:rPr>
+        <w:t xml:space="preserve"> </w:t>
+      </w:r>
+      <w:r>
+        <w:rPr>
+          <w:rStyle w:val="FunctionTok"/>
+        </w:rPr>
+        <w:t xml:space="preserve">n</w:t>
+      </w:r>
+      <w:r>
+        <w:rPr>
+          <w:rStyle w:val="NormalTok"/>
+        </w:rPr>
+        <w:t xml:space="preserve">(),</w:t>
+      </w:r>
+      <w:r>
+        <w:br/>
+      </w:r>
+      <w:r>
+        <w:rPr>
+          <w:rStyle w:val="NormalTok"/>
+        </w:rPr>
+        <w:t xml:space="preserve">    </w:t>
+      </w:r>
+      <w:r>
+        <w:rPr>
+          <w:rStyle w:val="AttributeTok"/>
+        </w:rPr>
+        <w:t xml:space="preserve">mean_mass  =</w:t>
+      </w:r>
+      <w:r>
+        <w:rPr>
+          <w:rStyle w:val="NormalTok"/>
+        </w:rPr>
+        <w:t xml:space="preserve"> </w:t>
+      </w:r>
+      <w:r>
+        <w:rPr>
+          <w:rStyle w:val="FunctionTok"/>
+        </w:rPr>
+        <w:t xml:space="preserve">round</w:t>
+      </w:r>
+      <w:r>
+        <w:rPr>
+          <w:rStyle w:val="NormalTok"/>
+        </w:rPr>
+        <w:t xml:space="preserve">(</w:t>
+      </w:r>
+      <w:r>
+        <w:rPr>
+          <w:rStyle w:val="FunctionTok"/>
+        </w:rPr>
+        <w:t xml:space="preserve">mean</w:t>
+      </w:r>
+      <w:r>
+        <w:rPr>
+          <w:rStyle w:val="NormalTok"/>
+        </w:rPr>
+        <w:t xml:space="preserve">(mass_g), </w:t>
+      </w:r>
+      <w:r>
+        <w:rPr>
+          <w:rStyle w:val="DecValTok"/>
+        </w:rPr>
+        <w:t xml:space="preserve">5</w:t>
+      </w:r>
+      <w:r>
+        <w:rPr>
+          <w:rStyle w:val="NormalTok"/>
+        </w:rPr>
+        <w:t xml:space="preserve">),</w:t>
+      </w:r>
+      <w:r>
+        <w:br/>
+      </w:r>
+      <w:r>
+        <w:rPr>
+          <w:rStyle w:val="NormalTok"/>
+        </w:rPr>
+        <w:t xml:space="preserve">    </w:t>
+      </w:r>
+      <w:r>
+        <w:rPr>
+          <w:rStyle w:val="AttributeTok"/>
+        </w:rPr>
+        <w:t xml:space="preserve">min_mass   =</w:t>
+      </w:r>
+      <w:r>
+        <w:rPr>
+          <w:rStyle w:val="NormalTok"/>
+        </w:rPr>
+        <w:t xml:space="preserve"> </w:t>
+      </w:r>
+      <w:r>
+        <w:rPr>
+          <w:rStyle w:val="FunctionTok"/>
+        </w:rPr>
+        <w:t xml:space="preserve">round</w:t>
+      </w:r>
+      <w:r>
+        <w:rPr>
+          <w:rStyle w:val="NormalTok"/>
+        </w:rPr>
+        <w:t xml:space="preserve">(</w:t>
+      </w:r>
+      <w:r>
+        <w:rPr>
+          <w:rStyle w:val="FunctionTok"/>
+        </w:rPr>
+        <w:t xml:space="preserve">min</w:t>
+      </w:r>
+      <w:r>
+        <w:rPr>
+          <w:rStyle w:val="NormalTok"/>
+        </w:rPr>
+        <w:t xml:space="preserve">(mass_g),  </w:t>
+      </w:r>
+      <w:r>
+        <w:rPr>
+          <w:rStyle w:val="DecValTok"/>
+        </w:rPr>
+        <w:t xml:space="preserve">5</w:t>
+      </w:r>
+      <w:r>
+        <w:rPr>
+          <w:rStyle w:val="NormalTok"/>
+        </w:rPr>
+        <w:t xml:space="preserve">),</w:t>
+      </w:r>
+      <w:r>
+        <w:br/>
+      </w:r>
+      <w:r>
+        <w:rPr>
+          <w:rStyle w:val="NormalTok"/>
+        </w:rPr>
+        <w:t xml:space="preserve">    </w:t>
+      </w:r>
+      <w:r>
+        <w:rPr>
+          <w:rStyle w:val="AttributeTok"/>
+        </w:rPr>
+        <w:t xml:space="preserve">max_mass   =</w:t>
+      </w:r>
+      <w:r>
+        <w:rPr>
+          <w:rStyle w:val="NormalTok"/>
+        </w:rPr>
+        <w:t xml:space="preserve"> </w:t>
+      </w:r>
+      <w:r>
+        <w:rPr>
+          <w:rStyle w:val="FunctionTok"/>
+        </w:rPr>
+        <w:t xml:space="preserve">round</w:t>
+      </w:r>
+      <w:r>
+        <w:rPr>
+          <w:rStyle w:val="NormalTok"/>
+        </w:rPr>
+        <w:t xml:space="preserve">(</w:t>
+      </w:r>
+      <w:r>
+        <w:rPr>
+          <w:rStyle w:val="FunctionTok"/>
+        </w:rPr>
+        <w:t xml:space="preserve">max</w:t>
+      </w:r>
+      <w:r>
+        <w:rPr>
+          <w:rStyle w:val="NormalTok"/>
+        </w:rPr>
+        <w:t xml:space="preserve">(mass_g),  </w:t>
+      </w:r>
+      <w:r>
+        <w:rPr>
+          <w:rStyle w:val="DecValTok"/>
+        </w:rPr>
+        <w:t xml:space="preserve">5</w:t>
+      </w:r>
+      <w:r>
+        <w:rPr>
+          <w:rStyle w:val="NormalTok"/>
+        </w:rPr>
+        <w:t xml:space="preserve">)</w:t>
+      </w:r>
+      <w:r>
+        <w:br/>
+      </w:r>
+      <w:r>
+        <w:rPr>
+          <w:rStyle w:val="NormalTok"/>
+        </w:rPr>
+        <w:t xml:space="preserve">  )</w:t>
+      </w:r>
+    </w:p>
+    <w:p>
+      <w:pPr>
+        <w:pStyle w:val="FirstParagraph"/>
+      </w:pPr>
+      <w:r>
+        <w:t xml:space="preserve">✏️</w:t>
+      </w:r>
+      <w:r>
+        <w:t xml:space="preserve"> </w:t>
+      </w:r>
+      <w:r>
+        <w:rPr>
+          <w:b/>
+          <w:bCs/>
+        </w:rPr>
+        <w:t xml:space="preserve">Your turn:</w:t>
+      </w:r>
+      <w:r>
+        <w:t xml:space="preserve"> </w:t>
+      </w:r>
+      <w:r>
+        <w:t xml:space="preserve">Fill in the table from the output above:</w:t>
+      </w:r>
+    </w:p>
+    <w:p>
+      <w:pPr>
+        <w:pStyle w:val="SourceCode"/>
+      </w:pPr>
+      <w:r>
+        <w:rPr>
+          <w:rStyle w:val="VerbatimChar"/>
+        </w:rPr>
+        <w:t xml:space="preserve">area_cm2   mean mass (g)</w:t>
+      </w:r>
+      <w:r>
+        <w:br/>
+      </w:r>
+      <w:r>
+        <w:rPr>
+          <w:rStyle w:val="VerbatimChar"/>
+        </w:rPr>
+        <w:t xml:space="preserve">--------   -------------</w:t>
+      </w:r>
+      <w:r>
+        <w:br/>
+      </w:r>
+      <w:r>
+        <w:rPr>
+          <w:rStyle w:val="VerbatimChar"/>
+        </w:rPr>
+        <w:t xml:space="preserve">1          </w:t>
+      </w:r>
+      <w:r>
+        <w:br/>
+      </w:r>
+      <w:r>
+        <w:rPr>
+          <w:rStyle w:val="VerbatimChar"/>
+        </w:rPr>
+        <w:t xml:space="preserve">4          </w:t>
+      </w:r>
+      <w:r>
+        <w:br/>
+      </w:r>
+      <w:r>
+        <w:rPr>
+          <w:rStyle w:val="VerbatimChar"/>
+        </w:rPr>
+        <w:t xml:space="preserve">16         </w:t>
+      </w:r>
+      <w:r>
+        <w:br/>
+      </w:r>
+      <w:r>
+        <w:rPr>
+          <w:rStyle w:val="VerbatimChar"/>
+        </w:rPr>
+        <w:t xml:space="preserve">64         </w:t>
+      </w:r>
+      <w:r>
+        <w:br/>
+      </w:r>
+      <w:r>
+        <w:rPr>
+          <w:rStyle w:val="VerbatimChar"/>
+        </w:rPr>
+        <w:t xml:space="preserve">100        </w:t>
+      </w:r>
+      <w:r>
+        <w:br/>
+      </w:r>
+      <w:r>
+        <w:rPr>
+          <w:rStyle w:val="VerbatimChar"/>
+        </w:rPr>
+        <w:t xml:space="preserve">400        </w:t>
+      </w:r>
+    </w:p>
+    <w:p>
+      <w:pPr>
+        <w:pStyle w:val="FirstParagraph"/>
+      </w:pPr>
+      <w:r>
+        <w:t xml:space="preserve">✏️</w:t>
+      </w:r>
+      <w:r>
+        <w:t xml:space="preserve"> </w:t>
+      </w:r>
+      <w:r>
+        <w:rPr>
+          <w:b/>
+          <w:bCs/>
+        </w:rPr>
+        <w:t xml:space="preserve">Your turn:</w:t>
+      </w:r>
+      <w:r>
+        <w:t xml:space="preserve"> </w:t>
+      </w:r>
+      <w:r>
+        <w:t xml:space="preserve">Is there a clear pattern — as area increases, what happens to mass? Is this what you expected from your knowledge of paper?</w:t>
+      </w:r>
+    </w:p>
+    <w:p>
+      <w:pPr>
+        <w:pStyle w:val="SourceCode"/>
+      </w:pPr>
+      <w:r>
+        <w:rPr>
+          <w:rStyle w:val="VerbatimChar"/>
+        </w:rPr>
+        <w:t xml:space="preserve">Your answer:</w:t>
+      </w:r>
+    </w:p>
+    <w:p>
+      <w:r>
+        <w:pict>
+          <v:rect style="width:0;height:1.5pt" o:hralign="center" o:hrstd="t" o:hr="t"/>
+        </w:pict>
+      </w:r>
+    </w:p>
+    <w:bookmarkEnd w:id="16"/>
+    <w:bookmarkStart w:id="17" w:name="part-3-first-scatter-plot"/>
+    <w:p>
+      <w:pPr>
+        <w:pStyle w:val="Heading1"/>
+      </w:pPr>
+      <w:r>
+        <w:t xml:space="preserve">Part 3 · First scatter plot</w:t>
+      </w:r>
+    </w:p>
+    <w:p>
+      <w:pPr>
+        <w:pStyle w:val="FirstParagraph"/>
+      </w:pPr>
+      <w:r>
+        <w:rPr>
+          <w:b/>
+          <w:bCs/>
+        </w:rPr>
+        <w:t xml:space="preserve">▶ Run this:</w:t>
+      </w:r>
+    </w:p>
+    <w:p>
+      <w:pPr>
+        <w:pStyle w:val="SourceCode"/>
+      </w:pPr>
+      <w:r>
+        <w:rPr>
+          <w:rStyle w:val="CommentTok"/>
+        </w:rPr>
+        <w:t xml:space="preserve"># Scatter plot — check the relationship visually ---------</w:t>
+      </w:r>
+      <w:r>
+        <w:br/>
+      </w:r>
+      <w:r>
+        <w:rPr>
+          <w:rStyle w:val="NormalTok"/>
+        </w:rPr>
+        <w:t xml:space="preserve">scatter_09_plot </w:t>
+      </w:r>
+      <w:r>
+        <w:rPr>
+          <w:rStyle w:val="OtherTok"/>
+        </w:rPr>
+        <w:t xml:space="preserve">&lt;-</w:t>
+      </w:r>
+      <w:r>
+        <w:rPr>
+          <w:rStyle w:val="NormalTok"/>
+        </w:rPr>
+        <w:t xml:space="preserve"> paper_df </w:t>
+      </w:r>
+      <w:r>
+        <w:rPr>
+          <w:rStyle w:val="SpecialCharTok"/>
+        </w:rPr>
+        <w:t xml:space="preserve">%&gt;%</w:t>
+      </w:r>
+      <w:r>
+        <w:br/>
+      </w:r>
+      <w:r>
+        <w:rPr>
+          <w:rStyle w:val="NormalTok"/>
+        </w:rPr>
+        <w:t xml:space="preserve">  </w:t>
+      </w:r>
+      <w:r>
+        <w:rPr>
+          <w:rStyle w:val="FunctionTok"/>
+        </w:rPr>
+        <w:t xml:space="preserve">ggplot</w:t>
+      </w:r>
+      <w:r>
+        <w:rPr>
+          <w:rStyle w:val="NormalTok"/>
+        </w:rPr>
+        <w:t xml:space="preserve">(</w:t>
+      </w:r>
+      <w:r>
+        <w:rPr>
+          <w:rStyle w:val="FunctionTok"/>
+        </w:rPr>
+        <w:t xml:space="preserve">aes</w:t>
+      </w:r>
+      <w:r>
+        <w:rPr>
+          <w:rStyle w:val="NormalTok"/>
+        </w:rPr>
+        <w:t xml:space="preserve">(</w:t>
+      </w:r>
+      <w:r>
+        <w:rPr>
+          <w:rStyle w:val="AttributeTok"/>
+        </w:rPr>
+        <w:t xml:space="preserve">x =</w:t>
+      </w:r>
+      <w:r>
+        <w:rPr>
+          <w:rStyle w:val="NormalTok"/>
+        </w:rPr>
+        <w:t xml:space="preserve"> mass_g, </w:t>
+      </w:r>
+      <w:r>
+        <w:rPr>
+          <w:rStyle w:val="AttributeTok"/>
+        </w:rPr>
+        <w:t xml:space="preserve">y =</w:t>
+      </w:r>
+      <w:r>
+        <w:rPr>
+          <w:rStyle w:val="NormalTok"/>
+        </w:rPr>
+        <w:t xml:space="preserve"> area_cm2)) </w:t>
+      </w:r>
+      <w:r>
+        <w:rPr>
+          <w:rStyle w:val="SpecialCharTok"/>
+        </w:rPr>
+        <w:t xml:space="preserve">+</w:t>
+      </w:r>
+      <w:r>
+        <w:br/>
+      </w:r>
+      <w:r>
+        <w:rPr>
+          <w:rStyle w:val="NormalTok"/>
+        </w:rPr>
+        <w:t xml:space="preserve">  </w:t>
+      </w:r>
+      <w:r>
+        <w:rPr>
+          <w:rStyle w:val="FunctionTok"/>
+        </w:rPr>
+        <w:t xml:space="preserve">geom_point</w:t>
+      </w:r>
+      <w:r>
+        <w:rPr>
+          <w:rStyle w:val="NormalTok"/>
+        </w:rPr>
+        <w:t xml:space="preserve">(</w:t>
+      </w:r>
+      <w:r>
+        <w:rPr>
+          <w:rStyle w:val="AttributeTok"/>
+        </w:rPr>
+        <w:t xml:space="preserve">alpha =</w:t>
+      </w:r>
+      <w:r>
+        <w:rPr>
+          <w:rStyle w:val="NormalTok"/>
+        </w:rPr>
+        <w:t xml:space="preserve"> </w:t>
+      </w:r>
+      <w:r>
+        <w:rPr>
+          <w:rStyle w:val="FloatTok"/>
+        </w:rPr>
+        <w:t xml:space="preserve">0.5</w:t>
+      </w:r>
+      <w:r>
+        <w:rPr>
+          <w:rStyle w:val="NormalTok"/>
+        </w:rPr>
+        <w:t xml:space="preserve">, </w:t>
+      </w:r>
+      <w:r>
+        <w:rPr>
+          <w:rStyle w:val="AttributeTok"/>
+        </w:rPr>
+        <w:t xml:space="preserve">size =</w:t>
+      </w:r>
+      <w:r>
+        <w:rPr>
+          <w:rStyle w:val="NormalTok"/>
+        </w:rPr>
+        <w:t xml:space="preserve"> </w:t>
+      </w:r>
+      <w:r>
+        <w:rPr>
+          <w:rStyle w:val="DecValTok"/>
+        </w:rPr>
+        <w:t xml:space="preserve">2</w:t>
+      </w:r>
+      <w:r>
+        <w:rPr>
+          <w:rStyle w:val="NormalTok"/>
+        </w:rPr>
+        <w:t xml:space="preserve">) </w:t>
+      </w:r>
+      <w:r>
+        <w:rPr>
+          <w:rStyle w:val="SpecialCharTok"/>
+        </w:rPr>
+        <w:t xml:space="preserve">+</w:t>
+      </w:r>
+      <w:r>
+        <w:br/>
+      </w:r>
+      <w:r>
+        <w:rPr>
+          <w:rStyle w:val="NormalTok"/>
+        </w:rPr>
+        <w:t xml:space="preserve">  </w:t>
+      </w:r>
+      <w:r>
+        <w:rPr>
+          <w:rStyle w:val="FunctionTok"/>
+        </w:rPr>
+        <w:t xml:space="preserve">labs</w:t>
+      </w:r>
+      <w:r>
+        <w:rPr>
+          <w:rStyle w:val="NormalTok"/>
+        </w:rPr>
+        <w:t xml:space="preserve">(</w:t>
+      </w:r>
+      <w:r>
+        <w:br/>
+      </w:r>
+      <w:r>
+        <w:rPr>
+          <w:rStyle w:val="NormalTok"/>
+        </w:rPr>
+        <w:t xml:space="preserve">    </w:t>
+      </w:r>
+      <w:r>
+        <w:rPr>
+          <w:rStyle w:val="AttributeTok"/>
+        </w:rPr>
+        <w:t xml:space="preserve">title =</w:t>
+      </w:r>
+      <w:r>
+        <w:rPr>
+          <w:rStyle w:val="NormalTok"/>
+        </w:rPr>
+        <w:t xml:space="preserve"> </w:t>
+      </w:r>
+      <w:r>
+        <w:rPr>
+          <w:rStyle w:val="StringTok"/>
+        </w:rPr>
+        <w:t xml:space="preserve">"Paper Mass vs. Known Area"</w:t>
+      </w:r>
+      <w:r>
+        <w:rPr>
+          <w:rStyle w:val="NormalTok"/>
+        </w:rPr>
+        <w:t xml:space="preserve">,</w:t>
+      </w:r>
+      <w:r>
+        <w:br/>
+      </w:r>
+      <w:r>
+        <w:rPr>
+          <w:rStyle w:val="NormalTok"/>
+        </w:rPr>
+        <w:t xml:space="preserve">    </w:t>
+      </w:r>
+      <w:r>
+        <w:rPr>
+          <w:rStyle w:val="AttributeTok"/>
+        </w:rPr>
+        <w:t xml:space="preserve">x     =</w:t>
+      </w:r>
+      <w:r>
+        <w:rPr>
+          <w:rStyle w:val="NormalTok"/>
+        </w:rPr>
+        <w:t xml:space="preserve"> </w:t>
+      </w:r>
+      <w:r>
+        <w:rPr>
+          <w:rStyle w:val="StringTok"/>
+        </w:rPr>
+        <w:t xml:space="preserve">"Mass (g)"</w:t>
+      </w:r>
+      <w:r>
+        <w:rPr>
+          <w:rStyle w:val="NormalTok"/>
+        </w:rPr>
+        <w:t xml:space="preserve">,</w:t>
+      </w:r>
+      <w:r>
+        <w:br/>
+      </w:r>
+      <w:r>
+        <w:rPr>
+          <w:rStyle w:val="NormalTok"/>
+        </w:rPr>
+        <w:t xml:space="preserve">    </w:t>
+      </w:r>
+      <w:r>
+        <w:rPr>
+          <w:rStyle w:val="AttributeTok"/>
+        </w:rPr>
+        <w:t xml:space="preserve">y     =</w:t>
+      </w:r>
+      <w:r>
+        <w:rPr>
+          <w:rStyle w:val="NormalTok"/>
+        </w:rPr>
+        <w:t xml:space="preserve"> </w:t>
+      </w:r>
+      <w:r>
+        <w:rPr>
+          <w:rStyle w:val="StringTok"/>
+        </w:rPr>
+        <w:t xml:space="preserve">"Area (cm²)"</w:t>
+      </w:r>
+      <w:r>
+        <w:br/>
+      </w:r>
+      <w:r>
+        <w:rPr>
+          <w:rStyle w:val="NormalTok"/>
+        </w:rPr>
+        <w:t xml:space="preserve">  ) </w:t>
+      </w:r>
+      <w:r>
+        <w:rPr>
+          <w:rStyle w:val="SpecialCharTok"/>
+        </w:rPr>
+        <w:t xml:space="preserve">+</w:t>
+      </w:r>
+      <w:r>
+        <w:br/>
+      </w:r>
+      <w:r>
+        <w:rPr>
+          <w:rStyle w:val="NormalTok"/>
+        </w:rPr>
+        <w:t xml:space="preserve">  </w:t>
+      </w:r>
+      <w:r>
+        <w:rPr>
+          <w:rStyle w:val="FunctionTok"/>
+        </w:rPr>
+        <w:t xml:space="preserve">theme_minimal</w:t>
+      </w:r>
+      <w:r>
+        <w:rPr>
+          <w:rStyle w:val="NormalTok"/>
+        </w:rPr>
+        <w:t xml:space="preserve">()</w:t>
+      </w:r>
+      <w:r>
+        <w:br/>
+      </w:r>
+      <w:r>
+        <w:br/>
+      </w:r>
+      <w:r>
+        <w:rPr>
+          <w:rStyle w:val="NormalTok"/>
+        </w:rPr>
+        <w:t xml:space="preserve">scatter_09_plot</w:t>
+      </w:r>
+    </w:p>
+    <w:p>
+      <w:pPr>
+        <w:pStyle w:val="FirstParagraph"/>
+      </w:pPr>
+      <w:r>
+        <w:t xml:space="preserve">✏️</w:t>
+      </w:r>
+      <w:r>
+        <w:t xml:space="preserve"> </w:t>
+      </w:r>
+      <w:r>
+        <w:rPr>
+          <w:b/>
+          <w:bCs/>
+        </w:rPr>
+        <w:t xml:space="preserve">Your turn:</w:t>
+      </w:r>
+      <w:r>
+        <w:t xml:space="preserve"> </w:t>
+      </w:r>
+      <w:r>
+        <w:t xml:space="preserve">Describe the relationship. Is it linear? Is the variance (spread of points) roughly constant across the range of mass values?</w:t>
+      </w:r>
+    </w:p>
+    <w:p>
+      <w:pPr>
+        <w:pStyle w:val="SourceCode"/>
+      </w:pPr>
+      <w:r>
+        <w:rPr>
+          <w:rStyle w:val="VerbatimChar"/>
+        </w:rPr>
+        <w:t xml:space="preserve">Shape of relationship (linear / curved):</w:t>
+      </w:r>
+      <w:r>
+        <w:br/>
+      </w:r>
+      <w:r>
+        <w:rPr>
+          <w:rStyle w:val="VerbatimChar"/>
+        </w:rPr>
+        <w:t xml:space="preserve">Variance (constant / increases / decreases with X):</w:t>
+      </w:r>
+      <w:r>
+        <w:br/>
+      </w:r>
+      <w:r>
+        <w:rPr>
+          <w:rStyle w:val="VerbatimChar"/>
+        </w:rPr>
+        <w:t xml:space="preserve">Any obvious outliers?  Y / N</w:t>
+      </w:r>
+    </w:p>
+    <w:p>
+      <w:pPr>
+        <w:pStyle w:val="FirstParagraph"/>
+      </w:pPr>
+      <w:r>
+        <w:t xml:space="preserve">✏️</w:t>
+      </w:r>
+      <w:r>
+        <w:t xml:space="preserve"> </w:t>
+      </w:r>
+      <w:r>
+        <w:rPr>
+          <w:b/>
+          <w:bCs/>
+        </w:rPr>
+        <w:t xml:space="preserve">Your turn:</w:t>
+      </w:r>
+      <w:r>
+        <w:t xml:space="preserve"> </w:t>
+      </w:r>
+      <w:r>
+        <w:t xml:space="preserve">In this study, which variable is the explanatory (X) and which is the response (Y)? Why does that direction make sense for our goal of predicting leaf area?</w:t>
+      </w:r>
+    </w:p>
+    <w:p>
+      <w:pPr>
+        <w:pStyle w:val="SourceCode"/>
+      </w:pPr>
+      <w:r>
+        <w:rPr>
+          <w:rStyle w:val="VerbatimChar"/>
+        </w:rPr>
+        <w:t xml:space="preserve">Explanatory (X):</w:t>
+      </w:r>
+      <w:r>
+        <w:br/>
+      </w:r>
+      <w:r>
+        <w:rPr>
+          <w:rStyle w:val="VerbatimChar"/>
+        </w:rPr>
+        <w:t xml:space="preserve">Response (Y):</w:t>
+      </w:r>
+      <w:r>
+        <w:br/>
+      </w:r>
+      <w:r>
+        <w:rPr>
+          <w:rStyle w:val="VerbatimChar"/>
+        </w:rPr>
+        <w:t xml:space="preserve">Reason for this direction:</w:t>
+      </w:r>
+    </w:p>
+    <w:p>
+      <w:pPr>
+        <w:pStyle w:val="BlockText"/>
+      </w:pPr>
+      <w:r>
+        <w:t xml:space="preserve">💡</w:t>
+      </w:r>
+      <w:r>
+        <w:t xml:space="preserve"> </w:t>
+      </w:r>
+      <w:r>
+        <w:rPr>
+          <w:b/>
+          <w:bCs/>
+        </w:rPr>
+        <w:t xml:space="preserve">Key idea:</w:t>
+      </w:r>
+      <w:r>
+        <w:t xml:space="preserve"> </w:t>
+      </w:r>
+      <w:r>
+        <w:t xml:space="preserve">In regression,</w:t>
+      </w:r>
+      <w:r>
+        <w:t xml:space="preserve"> </w:t>
+      </w:r>
+      <w:r>
+        <w:rPr>
+          <w:i/>
+          <w:iCs/>
+        </w:rPr>
+        <w:t xml:space="preserve">X</w:t>
+      </w:r>
+      <w:r>
+        <w:t xml:space="preserve"> </w:t>
+      </w:r>
+      <w:r>
+        <w:t xml:space="preserve">is what you measure (mass — easy with a balance), and</w:t>
+      </w:r>
+      <w:r>
+        <w:t xml:space="preserve"> </w:t>
+      </w:r>
+      <w:r>
+        <w:rPr>
+          <w:i/>
+          <w:iCs/>
+        </w:rPr>
+        <w:t xml:space="preserve">Y</w:t>
+      </w:r>
+      <w:r>
+        <w:t xml:space="preserve"> </w:t>
+      </w:r>
+      <w:r>
+        <w:t xml:space="preserve">is what you want to know (area — harder to measure on a complex leaf shape). We measure X to predict Y.</w:t>
+      </w:r>
+    </w:p>
+    <w:p>
+      <w:r>
+        <w:pict>
+          <v:rect style="width:0;height:1.5pt" o:hralign="center" o:hrstd="t" o:hr="t"/>
+        </w:pict>
+      </w:r>
+    </w:p>
+    <w:bookmarkEnd w:id="17"/>
+    <w:bookmarkStart w:id="18" w:name="part-4-fit-the-regression-with-lm"/>
+    <w:p>
+      <w:pPr>
+        <w:pStyle w:val="Heading1"/>
+      </w:pPr>
+      <w:r>
+        <w:t xml:space="preserve">Part 4 · Fit the regression with</w:t>
+      </w:r>
+      <w:r>
+        <w:t xml:space="preserve"> </w:t>
+      </w:r>
+      <w:r>
+        <w:rPr>
+          <w:rStyle w:val="VerbatimChar"/>
+        </w:rPr>
+        <w:t xml:space="preserve">lm()</w:t>
+      </w:r>
+    </w:p>
+    <w:p>
+      <w:pPr>
+        <w:pStyle w:val="FirstParagraph"/>
+      </w:pPr>
+      <w:r>
+        <w:rPr>
+          <w:b/>
+          <w:bCs/>
+        </w:rPr>
+        <w:t xml:space="preserve">▶ Run this:</w:t>
+      </w:r>
+    </w:p>
+    <w:p>
+      <w:pPr>
+        <w:pStyle w:val="SourceCode"/>
+      </w:pPr>
+      <w:r>
+        <w:rPr>
+          <w:rStyle w:val="CommentTok"/>
+        </w:rPr>
+        <w:t xml:space="preserve"># Fit the least-squares linear model --------------------</w:t>
+      </w:r>
+      <w:r>
+        <w:br/>
+      </w:r>
+      <w:r>
+        <w:rPr>
+          <w:rStyle w:val="CommentTok"/>
+        </w:rPr>
+        <w:t xml:space="preserve"># lm(response ~ predictor, data = data_frame)</w:t>
+      </w:r>
+      <w:r>
+        <w:br/>
+      </w:r>
+      <w:r>
+        <w:rPr>
+          <w:rStyle w:val="NormalTok"/>
+        </w:rPr>
+        <w:t xml:space="preserve">paper_lm_model </w:t>
+      </w:r>
+      <w:r>
+        <w:rPr>
+          <w:rStyle w:val="OtherTok"/>
+        </w:rPr>
+        <w:t xml:space="preserve">&lt;-</w:t>
+      </w:r>
+      <w:r>
+        <w:rPr>
+          <w:rStyle w:val="NormalTok"/>
+        </w:rPr>
+        <w:t xml:space="preserve"> </w:t>
+      </w:r>
+      <w:r>
+        <w:rPr>
+          <w:rStyle w:val="FunctionTok"/>
+        </w:rPr>
+        <w:t xml:space="preserve">lm</w:t>
+      </w:r>
+      <w:r>
+        <w:rPr>
+          <w:rStyle w:val="NormalTok"/>
+        </w:rPr>
+        <w:t xml:space="preserve">(area_cm2 </w:t>
+      </w:r>
+      <w:r>
+        <w:rPr>
+          <w:rStyle w:val="SpecialCharTok"/>
+        </w:rPr>
+        <w:t xml:space="preserve">~</w:t>
+      </w:r>
+      <w:r>
+        <w:rPr>
+          <w:rStyle w:val="NormalTok"/>
+        </w:rPr>
+        <w:t xml:space="preserve"> mass_g, </w:t>
+      </w:r>
+      <w:r>
+        <w:rPr>
+          <w:rStyle w:val="AttributeTok"/>
+        </w:rPr>
+        <w:t xml:space="preserve">data =</w:t>
+      </w:r>
+      <w:r>
+        <w:rPr>
+          <w:rStyle w:val="NormalTok"/>
+        </w:rPr>
+        <w:t xml:space="preserve"> paper_df)</w:t>
+      </w:r>
+    </w:p>
+    <w:p>
+      <w:pPr>
+        <w:pStyle w:val="SourceCode"/>
+      </w:pPr>
+      <w:r>
+        <w:rPr>
+          <w:rStyle w:val="CommentTok"/>
+        </w:rPr>
+        <w:t xml:space="preserve"># Full summary — every number matters -------------------</w:t>
+      </w:r>
+      <w:r>
+        <w:br/>
+      </w:r>
+      <w:r>
+        <w:rPr>
+          <w:rStyle w:val="FunctionTok"/>
+        </w:rPr>
+        <w:t xml:space="preserve">summary</w:t>
+      </w:r>
+      <w:r>
+        <w:rPr>
+          <w:rStyle w:val="NormalTok"/>
+        </w:rPr>
+        <w:t xml:space="preserve">(paper_lm_model)</w:t>
+      </w:r>
+    </w:p>
+    <w:p>
+      <w:pPr>
+        <w:pStyle w:val="FirstParagraph"/>
+      </w:pPr>
+      <w:r>
+        <w:t xml:space="preserve">✏️</w:t>
+      </w:r>
+      <w:r>
+        <w:t xml:space="preserve"> </w:t>
+      </w:r>
+      <w:r>
+        <w:rPr>
+          <w:b/>
+          <w:bCs/>
+        </w:rPr>
+        <w:t xml:space="preserve">Your turn:</w:t>
+      </w:r>
+      <w:r>
+        <w:t xml:space="preserve"> </w:t>
+      </w:r>
+      <w:r>
+        <w:t xml:space="preserve">Copy the Coefficients table output here:</w:t>
+      </w:r>
+    </w:p>
+    <w:p>
+      <w:pPr>
+        <w:pStyle w:val="SourceCode"/>
+      </w:pPr>
+      <w:r>
+        <w:rPr>
+          <w:rStyle w:val="VerbatimChar"/>
+        </w:rPr>
+        <w:t xml:space="preserve">Paste the Coefficients section of the summary() output:</w:t>
+      </w:r>
+    </w:p>
+    <w:p>
+      <w:r>
+        <w:pict>
+          <v:rect style="width:0;height:1.5pt" o:hralign="center" o:hrstd="t" o:hr="t"/>
+        </w:pict>
+      </w:r>
+    </w:p>
+    <w:bookmarkEnd w:id="18"/>
+    <w:bookmarkStart w:id="19" w:name="X8ac380b07fe85177f172237733d1caa25859b7b"/>
+    <w:p>
+      <w:pPr>
+        <w:pStyle w:val="Heading1"/>
+      </w:pPr>
+      <w:r>
+        <w:t xml:space="preserve">Part 5 · Decode the</w:t>
+      </w:r>
+      <w:r>
+        <w:t xml:space="preserve"> </w:t>
+      </w:r>
+      <w:r>
+        <w:rPr>
+          <w:rStyle w:val="VerbatimChar"/>
+        </w:rPr>
+        <w:t xml:space="preserve">summary()</w:t>
+      </w:r>
+      <w:r>
+        <w:t xml:space="preserve"> </w:t>
+      </w:r>
+      <w:r>
+        <w:t xml:space="preserve">output line by line</w:t>
+      </w:r>
+    </w:p>
+    <w:p>
+      <w:pPr>
+        <w:pStyle w:val="FirstParagraph"/>
+      </w:pPr>
+      <w:r>
+        <w:t xml:space="preserve">✏️</w:t>
+      </w:r>
+      <w:r>
+        <w:t xml:space="preserve"> </w:t>
+      </w:r>
+      <w:r>
+        <w:rPr>
+          <w:b/>
+          <w:bCs/>
+        </w:rPr>
+        <w:t xml:space="preserve">Your turn:</w:t>
+      </w:r>
+      <w:r>
+        <w:t xml:space="preserve"> </w:t>
+      </w:r>
+      <w:r>
+        <w:t xml:space="preserve">Match each piece of output to its meaning. Fill in the blanks:</w:t>
+      </w:r>
+    </w:p>
+    <w:p>
+      <w:pPr>
+        <w:pStyle w:val="SourceCode"/>
+      </w:pPr>
+      <w:r>
+        <w:rPr>
+          <w:rStyle w:val="VerbatimChar"/>
+        </w:rPr>
+        <w:t xml:space="preserve">(Intercept) estimate = _____</w:t>
+      </w:r>
+      <w:r>
+        <w:br/>
+      </w:r>
+      <w:r>
+        <w:rPr>
+          <w:rStyle w:val="VerbatimChar"/>
+        </w:rPr>
+        <w:t xml:space="preserve">  → This is "a" in Ŷ = a + bX. </w:t>
+      </w:r>
+      <w:r>
+        <w:br/>
+      </w:r>
+      <w:r>
+        <w:rPr>
+          <w:rStyle w:val="VerbatimChar"/>
+        </w:rPr>
+        <w:t xml:space="preserve">    It is the predicted area when mass = _____.</w:t>
+      </w:r>
+      <w:r>
+        <w:br/>
+      </w:r>
+      <w:r>
+        <w:rPr>
+          <w:rStyle w:val="VerbatimChar"/>
+        </w:rPr>
+        <w:t xml:space="preserve">    Does this make physical sense? (a piece of paper with zero mass has zero area)  Y / N</w:t>
+      </w:r>
+      <w:r>
+        <w:br/>
+      </w:r>
+      <w:r>
+        <w:br/>
+      </w:r>
+      <w:r>
+        <w:rPr>
+          <w:rStyle w:val="VerbatimChar"/>
+        </w:rPr>
+        <w:t xml:space="preserve">mass_g estimate = _____</w:t>
+      </w:r>
+      <w:r>
+        <w:br/>
+      </w:r>
+      <w:r>
+        <w:rPr>
+          <w:rStyle w:val="VerbatimChar"/>
+        </w:rPr>
+        <w:t xml:space="preserve">  → This is "b" (the slope).</w:t>
+      </w:r>
+      <w:r>
+        <w:br/>
+      </w:r>
+      <w:r>
+        <w:rPr>
+          <w:rStyle w:val="VerbatimChar"/>
+        </w:rPr>
+        <w:t xml:space="preserve">    It means: for every additional 1 gram of paper, area increases by _____ cm².</w:t>
+      </w:r>
+      <w:r>
+        <w:br/>
+      </w:r>
+      <w:r>
+        <w:rPr>
+          <w:rStyle w:val="VerbatimChar"/>
+        </w:rPr>
+        <w:t xml:space="preserve">    Biologically, 1 gram of this paper stock has _____ cm² of surface area.</w:t>
+      </w:r>
+      <w:r>
+        <w:br/>
+      </w:r>
+      <w:r>
+        <w:br/>
+      </w:r>
+      <w:r>
+        <w:rPr>
+          <w:rStyle w:val="VerbatimChar"/>
+        </w:rPr>
+        <w:t xml:space="preserve">Std. Error for mass_g = _____</w:t>
+      </w:r>
+      <w:r>
+        <w:br/>
+      </w:r>
+      <w:r>
+        <w:rPr>
+          <w:rStyle w:val="VerbatimChar"/>
+        </w:rPr>
+        <w:t xml:space="preserve">  → The uncertainty in the slope estimate.</w:t>
+      </w:r>
+      <w:r>
+        <w:br/>
+      </w:r>
+      <w:r>
+        <w:br/>
+      </w:r>
+      <w:r>
+        <w:rPr>
+          <w:rStyle w:val="VerbatimChar"/>
+        </w:rPr>
+        <w:t xml:space="preserve">t value for mass_g = _____</w:t>
+      </w:r>
+      <w:r>
+        <w:br/>
+      </w:r>
+      <w:r>
+        <w:rPr>
+          <w:rStyle w:val="VerbatimChar"/>
+        </w:rPr>
+        <w:t xml:space="preserve">  → slope / SE.  This tests H₀: β = _____.</w:t>
+      </w:r>
+      <w:r>
+        <w:br/>
+      </w:r>
+      <w:r>
+        <w:br/>
+      </w:r>
+      <w:r>
+        <w:rPr>
+          <w:rStyle w:val="VerbatimChar"/>
+        </w:rPr>
+        <w:t xml:space="preserve">Pr(&gt;|t|) for mass_g = _____</w:t>
+      </w:r>
+      <w:r>
+        <w:br/>
+      </w:r>
+      <w:r>
+        <w:rPr>
+          <w:rStyle w:val="VerbatimChar"/>
+        </w:rPr>
+        <w:t xml:space="preserve">  → The p-value for the slope test. Is it significant at α = 0.05?  Y / N</w:t>
+      </w:r>
+      <w:r>
+        <w:br/>
+      </w:r>
+      <w:r>
+        <w:br/>
+      </w:r>
+      <w:r>
+        <w:rPr>
+          <w:rStyle w:val="VerbatimChar"/>
+        </w:rPr>
+        <w:t xml:space="preserve">Multiple R-squared = _____</w:t>
+      </w:r>
+      <w:r>
+        <w:br/>
+      </w:r>
+      <w:r>
+        <w:rPr>
+          <w:rStyle w:val="VerbatimChar"/>
+        </w:rPr>
+        <w:t xml:space="preserve">  → _____ % of the variation in area is explained by mass.</w:t>
+      </w:r>
+      <w:r>
+        <w:br/>
+      </w:r>
+      <w:r>
+        <w:br/>
+      </w:r>
+      <w:r>
+        <w:rPr>
+          <w:rStyle w:val="VerbatimChar"/>
+        </w:rPr>
+        <w:t xml:space="preserve">F-statistic = _____  on _____ and _____ df</w:t>
+      </w:r>
+      <w:r>
+        <w:br/>
+      </w:r>
+      <w:r>
+        <w:rPr>
+          <w:rStyle w:val="VerbatimChar"/>
+        </w:rPr>
+        <w:t xml:space="preserve">  → Overall test of the model.  p = _____</w:t>
+      </w:r>
+    </w:p>
+    <w:p>
+      <w:pPr>
+        <w:pStyle w:val="BlockText"/>
+      </w:pPr>
+      <w:r>
+        <w:t xml:space="preserve">📖</w:t>
+      </w:r>
+      <w:r>
+        <w:t xml:space="preserve"> </w:t>
+      </w:r>
+      <w:r>
+        <w:rPr>
+          <w:b/>
+          <w:bCs/>
+        </w:rPr>
+        <w:t xml:space="preserve">Whitlock &amp; Schluter §17.3 p. 551–553:</w:t>
+      </w:r>
+      <w:r>
+        <w:t xml:space="preserve"> </w:t>
+      </w:r>
+      <w:r>
+        <w:t xml:space="preserve">The slope is tested with a t-statistic: t = b / SE_b, with df = n − 2. If H₀: β = 0 is rejected, mass significantly predicts area.</w:t>
+      </w:r>
+    </w:p>
+    <w:p>
+      <w:r>
+        <w:pict>
+          <v:rect style="width:0;height:1.5pt" o:hralign="center" o:hrstd="t" o:hr="t"/>
+        </w:pict>
+      </w:r>
+    </w:p>
+    <w:bookmarkEnd w:id="19"/>
+    <w:bookmarkStart w:id="20" w:name="part-6-extract-the-calibration-equation"/>
+    <w:p>
+      <w:pPr>
+        <w:pStyle w:val="Heading1"/>
+      </w:pPr>
+      <w:r>
+        <w:t xml:space="preserve">Part 6 · Extract the calibration equation</w:t>
+      </w:r>
+    </w:p>
+    <w:p>
+      <w:pPr>
+        <w:pStyle w:val="FirstParagraph"/>
+      </w:pPr>
+      <w:r>
+        <w:rPr>
+          <w:b/>
+          <w:bCs/>
+        </w:rPr>
+        <w:t xml:space="preserve">▶ Run this:</w:t>
+      </w:r>
+    </w:p>
+    <w:p>
+      <w:pPr>
+        <w:pStyle w:val="SourceCode"/>
+      </w:pPr>
+      <w:r>
+        <w:rPr>
+          <w:rStyle w:val="CommentTok"/>
+        </w:rPr>
+        <w:t xml:space="preserve"># Pull intercept and slope from the model ---------------</w:t>
+      </w:r>
+      <w:r>
+        <w:br/>
+      </w:r>
+      <w:r>
+        <w:rPr>
+          <w:rStyle w:val="NormalTok"/>
+        </w:rPr>
+        <w:t xml:space="preserve">a_intercept </w:t>
+      </w:r>
+      <w:r>
+        <w:rPr>
+          <w:rStyle w:val="OtherTok"/>
+        </w:rPr>
+        <w:t xml:space="preserve">&lt;-</w:t>
+      </w:r>
+      <w:r>
+        <w:rPr>
+          <w:rStyle w:val="NormalTok"/>
+        </w:rPr>
+        <w:t xml:space="preserve"> </w:t>
+      </w:r>
+      <w:r>
+        <w:rPr>
+          <w:rStyle w:val="FunctionTok"/>
+        </w:rPr>
+        <w:t xml:space="preserve">coef</w:t>
+      </w:r>
+      <w:r>
+        <w:rPr>
+          <w:rStyle w:val="NormalTok"/>
+        </w:rPr>
+        <w:t xml:space="preserve">(paper_lm_model)[</w:t>
+      </w:r>
+      <w:r>
+        <w:rPr>
+          <w:rStyle w:val="DecValTok"/>
+        </w:rPr>
+        <w:t xml:space="preserve">1</w:t>
+      </w:r>
+      <w:r>
+        <w:rPr>
+          <w:rStyle w:val="NormalTok"/>
+        </w:rPr>
+        <w:t xml:space="preserve">]</w:t>
+      </w:r>
+      <w:r>
+        <w:br/>
+      </w:r>
+      <w:r>
+        <w:rPr>
+          <w:rStyle w:val="NormalTok"/>
+        </w:rPr>
+        <w:t xml:space="preserve">b_slope     </w:t>
+      </w:r>
+      <w:r>
+        <w:rPr>
+          <w:rStyle w:val="OtherTok"/>
+        </w:rPr>
+        <w:t xml:space="preserve">&lt;-</w:t>
+      </w:r>
+      <w:r>
+        <w:rPr>
+          <w:rStyle w:val="NormalTok"/>
+        </w:rPr>
+        <w:t xml:space="preserve"> </w:t>
+      </w:r>
+      <w:r>
+        <w:rPr>
+          <w:rStyle w:val="FunctionTok"/>
+        </w:rPr>
+        <w:t xml:space="preserve">coef</w:t>
+      </w:r>
+      <w:r>
+        <w:rPr>
+          <w:rStyle w:val="NormalTok"/>
+        </w:rPr>
+        <w:t xml:space="preserve">(paper_lm_model)[</w:t>
+      </w:r>
+      <w:r>
+        <w:rPr>
+          <w:rStyle w:val="DecValTok"/>
+        </w:rPr>
+        <w:t xml:space="preserve">2</w:t>
+      </w:r>
+      <w:r>
+        <w:rPr>
+          <w:rStyle w:val="NormalTok"/>
+        </w:rPr>
+        <w:t xml:space="preserve">]</w:t>
+      </w:r>
+      <w:r>
+        <w:br/>
+      </w:r>
+      <w:r>
+        <w:br/>
+      </w:r>
+      <w:r>
+        <w:rPr>
+          <w:rStyle w:val="FunctionTok"/>
+        </w:rPr>
+        <w:t xml:space="preserve">cat</w:t>
+      </w:r>
+      <w:r>
+        <w:rPr>
+          <w:rStyle w:val="NormalTok"/>
+        </w:rPr>
+        <w:t xml:space="preserve">(</w:t>
+      </w:r>
+      <w:r>
+        <w:rPr>
+          <w:rStyle w:val="StringTok"/>
+        </w:rPr>
+        <w:t xml:space="preserve">"Intercept (a) ="</w:t>
+      </w:r>
+      <w:r>
+        <w:rPr>
+          <w:rStyle w:val="NormalTok"/>
+        </w:rPr>
+        <w:t xml:space="preserve">, </w:t>
+      </w:r>
+      <w:r>
+        <w:rPr>
+          <w:rStyle w:val="FunctionTok"/>
+        </w:rPr>
+        <w:t xml:space="preserve">round</w:t>
+      </w:r>
+      <w:r>
+        <w:rPr>
+          <w:rStyle w:val="NormalTok"/>
+        </w:rPr>
+        <w:t xml:space="preserve">(a_intercept, </w:t>
+      </w:r>
+      <w:r>
+        <w:rPr>
+          <w:rStyle w:val="DecValTok"/>
+        </w:rPr>
+        <w:t xml:space="preserve">4</w:t>
+      </w:r>
+      <w:r>
+        <w:rPr>
+          <w:rStyle w:val="NormalTok"/>
+        </w:rPr>
+        <w:t xml:space="preserve">), </w:t>
+      </w:r>
+      <w:r>
+        <w:rPr>
+          <w:rStyle w:val="StringTok"/>
+        </w:rPr>
+        <w:t xml:space="preserve">"cm²</w:t>
+      </w:r>
+      <w:r>
+        <w:rPr>
+          <w:rStyle w:val="SpecialCharTok"/>
+        </w:rPr>
+        <w:t xml:space="preserve">\n</w:t>
+      </w:r>
+      <w:r>
+        <w:rPr>
+          <w:rStyle w:val="StringTok"/>
+        </w:rPr>
+        <w:t xml:space="preserve">"</w:t>
+      </w:r>
+      <w:r>
+        <w:rPr>
+          <w:rStyle w:val="NormalTok"/>
+        </w:rPr>
+        <w:t xml:space="preserve">)</w:t>
+      </w:r>
+      <w:r>
+        <w:br/>
+      </w:r>
+      <w:r>
+        <w:rPr>
+          <w:rStyle w:val="FunctionTok"/>
+        </w:rPr>
+        <w:t xml:space="preserve">cat</w:t>
+      </w:r>
+      <w:r>
+        <w:rPr>
+          <w:rStyle w:val="NormalTok"/>
+        </w:rPr>
+        <w:t xml:space="preserve">(</w:t>
+      </w:r>
+      <w:r>
+        <w:rPr>
+          <w:rStyle w:val="StringTok"/>
+        </w:rPr>
+        <w:t xml:space="preserve">"Slope (b)     ="</w:t>
+      </w:r>
+      <w:r>
+        <w:rPr>
+          <w:rStyle w:val="NormalTok"/>
+        </w:rPr>
+        <w:t xml:space="preserve">, </w:t>
+      </w:r>
+      <w:r>
+        <w:rPr>
+          <w:rStyle w:val="FunctionTok"/>
+        </w:rPr>
+        <w:t xml:space="preserve">round</w:t>
+      </w:r>
+      <w:r>
+        <w:rPr>
+          <w:rStyle w:val="NormalTok"/>
+        </w:rPr>
+        <w:t xml:space="preserve">(b_slope, </w:t>
+      </w:r>
+      <w:r>
+        <w:rPr>
+          <w:rStyle w:val="DecValTok"/>
+        </w:rPr>
+        <w:t xml:space="preserve">2</w:t>
+      </w:r>
+      <w:r>
+        <w:rPr>
+          <w:rStyle w:val="NormalTok"/>
+        </w:rPr>
+        <w:t xml:space="preserve">), </w:t>
+      </w:r>
+      <w:r>
+        <w:rPr>
+          <w:rStyle w:val="StringTok"/>
+        </w:rPr>
+        <w:t xml:space="preserve">"cm²/g</w:t>
+      </w:r>
+      <w:r>
+        <w:rPr>
+          <w:rStyle w:val="SpecialCharTok"/>
+        </w:rPr>
+        <w:t xml:space="preserve">\n</w:t>
+      </w:r>
+      <w:r>
+        <w:rPr>
+          <w:rStyle w:val="StringTok"/>
+        </w:rPr>
+        <w:t xml:space="preserve">"</w:t>
+      </w:r>
+      <w:r>
+        <w:rPr>
+          <w:rStyle w:val="NormalTok"/>
+        </w:rPr>
+        <w:t xml:space="preserve">)</w:t>
+      </w:r>
+    </w:p>
+    <w:p>
+      <w:pPr>
+        <w:pStyle w:val="FirstParagraph"/>
+      </w:pPr>
+      <w:r>
+        <w:t xml:space="preserve">✏️</w:t>
+      </w:r>
+      <w:r>
+        <w:t xml:space="preserve"> </w:t>
+      </w:r>
+      <w:r>
+        <w:rPr>
+          <w:b/>
+          <w:bCs/>
+        </w:rPr>
+        <w:t xml:space="preserve">Your turn:</w:t>
+      </w:r>
+      <w:r>
+        <w:t xml:space="preserve"> </w:t>
+      </w:r>
+      <w:r>
+        <w:t xml:space="preserve">Write the calibration equation for predicting area from mass:</w:t>
+      </w:r>
+    </w:p>
+    <w:p>
+      <w:pPr>
+        <w:pStyle w:val="SourceCode"/>
+      </w:pPr>
+      <w:r>
+        <w:rPr>
+          <w:rStyle w:val="VerbatimChar"/>
+        </w:rPr>
+        <w:t xml:space="preserve">area_cm2 = _____ × mass_g + _____</w:t>
+      </w:r>
+    </w:p>
+    <w:p>
+      <w:pPr>
+        <w:pStyle w:val="FirstParagraph"/>
+      </w:pPr>
+      <w:r>
+        <w:t xml:space="preserve">✏️</w:t>
+      </w:r>
+      <w:r>
+        <w:t xml:space="preserve"> </w:t>
+      </w:r>
+      <w:r>
+        <w:rPr>
+          <w:b/>
+          <w:bCs/>
+        </w:rPr>
+        <w:t xml:space="preserve">Your turn:</w:t>
+      </w:r>
+      <w:r>
+        <w:t xml:space="preserve"> </w:t>
+      </w:r>
+      <w:r>
+        <w:t xml:space="preserve">Use the equation by hand to predict the area of a paper tracing that weighs 0.120 g. Show your work:</w:t>
+      </w:r>
+    </w:p>
+    <w:p>
+      <w:pPr>
+        <w:pStyle w:val="SourceCode"/>
+      </w:pPr>
+      <w:r>
+        <w:rPr>
+          <w:rStyle w:val="VerbatimChar"/>
+        </w:rPr>
+        <w:t xml:space="preserve">area = _____ × 0.120 + _____</w:t>
+      </w:r>
+      <w:r>
+        <w:br/>
+      </w:r>
+      <w:r>
+        <w:rPr>
+          <w:rStyle w:val="VerbatimChar"/>
+        </w:rPr>
+        <w:t xml:space="preserve">     = _____  cm²</w:t>
+      </w:r>
+    </w:p>
+    <w:p>
+      <w:r>
+        <w:pict>
+          <v:rect style="width:0;height:1.5pt" o:hralign="center" o:hrstd="t" o:hr="t"/>
+        </w:pict>
+      </w:r>
+    </w:p>
+    <w:bookmarkEnd w:id="20"/>
+    <w:bookmarkStart w:id="21" w:name="part-7-extract-and-interpret-r²"/>
+    <w:p>
+      <w:pPr>
+        <w:pStyle w:val="Heading1"/>
+      </w:pPr>
+      <w:r>
+        <w:t xml:space="preserve">Part 7 · Extract and interpret R²</w:t>
+      </w:r>
+    </w:p>
+    <w:p>
+      <w:pPr>
+        <w:pStyle w:val="FirstParagraph"/>
+      </w:pPr>
+      <w:r>
+        <w:rPr>
+          <w:b/>
+          <w:bCs/>
+        </w:rPr>
+        <w:t xml:space="preserve">▶ Run this:</w:t>
+      </w:r>
+    </w:p>
+    <w:p>
+      <w:pPr>
+        <w:pStyle w:val="SourceCode"/>
+      </w:pPr>
+      <w:r>
+        <w:rPr>
+          <w:rStyle w:val="CommentTok"/>
+        </w:rPr>
+        <w:t xml:space="preserve"># Pull R-squared from the model summary -----------------</w:t>
+      </w:r>
+      <w:r>
+        <w:br/>
+      </w:r>
+      <w:r>
+        <w:rPr>
+          <w:rStyle w:val="NormalTok"/>
+        </w:rPr>
+        <w:t xml:space="preserve">r2_val </w:t>
+      </w:r>
+      <w:r>
+        <w:rPr>
+          <w:rStyle w:val="OtherTok"/>
+        </w:rPr>
+        <w:t xml:space="preserve">&lt;-</w:t>
+      </w:r>
+      <w:r>
+        <w:rPr>
+          <w:rStyle w:val="NormalTok"/>
+        </w:rPr>
+        <w:t xml:space="preserve"> </w:t>
+      </w:r>
+      <w:r>
+        <w:rPr>
+          <w:rStyle w:val="FunctionTok"/>
+        </w:rPr>
+        <w:t xml:space="preserve">summary</w:t>
+      </w:r>
+      <w:r>
+        <w:rPr>
+          <w:rStyle w:val="NormalTok"/>
+        </w:rPr>
+        <w:t xml:space="preserve">(paper_lm_model)</w:t>
+      </w:r>
+      <w:r>
+        <w:rPr>
+          <w:rStyle w:val="SpecialCharTok"/>
+        </w:rPr>
+        <w:t xml:space="preserve">$</w:t>
+      </w:r>
+      <w:r>
+        <w:rPr>
+          <w:rStyle w:val="NormalTok"/>
+        </w:rPr>
+        <w:t xml:space="preserve">r.squared</w:t>
+      </w:r>
+      <w:r>
+        <w:br/>
+      </w:r>
+      <w:r>
+        <w:rPr>
+          <w:rStyle w:val="FunctionTok"/>
+        </w:rPr>
+        <w:t xml:space="preserve">cat</w:t>
+      </w:r>
+      <w:r>
+        <w:rPr>
+          <w:rStyle w:val="NormalTok"/>
+        </w:rPr>
+        <w:t xml:space="preserve">(</w:t>
+      </w:r>
+      <w:r>
+        <w:rPr>
+          <w:rStyle w:val="StringTok"/>
+        </w:rPr>
+        <w:t xml:space="preserve">"R² ="</w:t>
+      </w:r>
+      <w:r>
+        <w:rPr>
+          <w:rStyle w:val="NormalTok"/>
+        </w:rPr>
+        <w:t xml:space="preserve">, </w:t>
+      </w:r>
+      <w:r>
+        <w:rPr>
+          <w:rStyle w:val="FunctionTok"/>
+        </w:rPr>
+        <w:t xml:space="preserve">round</w:t>
+      </w:r>
+      <w:r>
+        <w:rPr>
+          <w:rStyle w:val="NormalTok"/>
+        </w:rPr>
+        <w:t xml:space="preserve">(r2_val, </w:t>
+      </w:r>
+      <w:r>
+        <w:rPr>
+          <w:rStyle w:val="DecValTok"/>
+        </w:rPr>
+        <w:t xml:space="preserve">6</w:t>
+      </w:r>
+      <w:r>
+        <w:rPr>
+          <w:rStyle w:val="NormalTok"/>
+        </w:rPr>
+        <w:t xml:space="preserve">), </w:t>
+      </w:r>
+      <w:r>
+        <w:rPr>
+          <w:rStyle w:val="StringTok"/>
+        </w:rPr>
+        <w:t xml:space="preserve">"</w:t>
+      </w:r>
+      <w:r>
+        <w:rPr>
+          <w:rStyle w:val="SpecialCharTok"/>
+        </w:rPr>
+        <w:t xml:space="preserve">\n</w:t>
+      </w:r>
+      <w:r>
+        <w:rPr>
+          <w:rStyle w:val="StringTok"/>
+        </w:rPr>
+        <w:t xml:space="preserve">"</w:t>
+      </w:r>
+      <w:r>
+        <w:rPr>
+          <w:rStyle w:val="NormalTok"/>
+        </w:rPr>
+        <w:t xml:space="preserve">)</w:t>
+      </w:r>
+    </w:p>
+    <w:p>
+      <w:pPr>
+        <w:pStyle w:val="FirstParagraph"/>
+      </w:pPr>
+      <w:r>
+        <w:t xml:space="preserve">✏️</w:t>
+      </w:r>
+      <w:r>
+        <w:t xml:space="preserve"> </w:t>
+      </w:r>
+      <w:r>
+        <w:rPr>
+          <w:b/>
+          <w:bCs/>
+        </w:rPr>
+        <w:t xml:space="preserve">Your turn:</w:t>
+      </w:r>
+      <w:r>
+        <w:t xml:space="preserve"> </w:t>
+      </w:r>
+      <w:r>
+        <w:t xml:space="preserve">What does R² = 0.9999 mean in plain language for our calibration?</w:t>
+      </w:r>
+    </w:p>
+    <w:p>
+      <w:pPr>
+        <w:pStyle w:val="SourceCode"/>
+      </w:pPr>
+      <w:r>
+        <w:rPr>
+          <w:rStyle w:val="VerbatimChar"/>
+        </w:rPr>
+        <w:t xml:space="preserve">Your answer:</w:t>
+      </w:r>
+    </w:p>
+    <w:p>
+      <w:pPr>
+        <w:pStyle w:val="FirstParagraph"/>
+      </w:pPr>
+      <w:r>
+        <w:t xml:space="preserve">✏️</w:t>
+      </w:r>
+      <w:r>
+        <w:t xml:space="preserve"> </w:t>
+      </w:r>
+      <w:r>
+        <w:rPr>
+          <w:b/>
+          <w:bCs/>
+        </w:rPr>
+        <w:t xml:space="preserve">Your turn:</w:t>
+      </w:r>
+      <w:r>
+        <w:t xml:space="preserve"> </w:t>
+      </w:r>
+      <w:r>
+        <w:t xml:space="preserve">In ecology, you might see regression results with R² = 0.45. Is that a useful result? What does it mean?</w:t>
+      </w:r>
+    </w:p>
+    <w:p>
+      <w:pPr>
+        <w:pStyle w:val="SourceCode"/>
+      </w:pPr>
+      <w:r>
+        <w:rPr>
+          <w:rStyle w:val="VerbatimChar"/>
+        </w:rPr>
+        <w:t xml:space="preserve">Your answer:</w:t>
+      </w:r>
+    </w:p>
+    <w:p>
+      <w:pPr>
+        <w:pStyle w:val="BlockText"/>
+      </w:pPr>
+      <w:r>
+        <w:t xml:space="preserve">📖</w:t>
+      </w:r>
+      <w:r>
+        <w:t xml:space="preserve"> </w:t>
+      </w:r>
+      <w:r>
+        <w:rPr>
+          <w:b/>
+          <w:bCs/>
+        </w:rPr>
+        <w:t xml:space="preserve">Whitlock &amp; Schluter §17.4 p. 555:</w:t>
+      </w:r>
+      <w:r>
+        <w:t xml:space="preserve"> </w:t>
+      </w:r>
+      <w:r>
+        <w:rPr>
+          <w:i/>
+          <w:iCs/>
+        </w:rPr>
+        <w:t xml:space="preserve">“R² measures the fraction of variation in Y that is explained by X.”</w:t>
+      </w:r>
+      <w:r>
+        <w:t xml:space="preserve"> </w:t>
+      </w:r>
+      <w:r>
+        <w:t xml:space="preserve">A high R² indicates a tight fit; a low R² indicates high scatter around the line — but a low R² does not mean the relationship is not real or useful.</w:t>
+      </w:r>
+    </w:p>
+    <w:p>
+      <w:r>
+        <w:pict>
+          <v:rect style="width:0;height:1.5pt" o:hralign="center" o:hrstd="t" o:hr="t"/>
+        </w:pict>
+      </w:r>
+    </w:p>
+    <w:bookmarkEnd w:id="21"/>
+    <w:bookmarkStart w:id="23" w:name="part-8-plot-the-calibration-curve"/>
+    <w:p>
+      <w:pPr>
+        <w:pStyle w:val="Heading1"/>
+      </w:pPr>
+      <w:r>
+        <w:t xml:space="preserve">Part 8 · Plot the calibration curve</w:t>
+      </w:r>
+    </w:p>
+    <w:p>
+      <w:pPr>
+        <w:pStyle w:val="FirstParagraph"/>
+      </w:pPr>
+      <w:r>
+        <w:rPr>
+          <w:b/>
+          <w:bCs/>
+        </w:rPr>
+        <w:t xml:space="preserve">▶ Run this:</w:t>
+      </w:r>
+    </w:p>
+    <w:p>
+      <w:pPr>
+        <w:pStyle w:val="SourceCode"/>
+      </w:pPr>
+      <w:r>
+        <w:rPr>
+          <w:rStyle w:val="CommentTok"/>
+        </w:rPr>
+        <w:t xml:space="preserve"># Regression line with 95% confidence band --------------</w:t>
+      </w:r>
+      <w:r>
+        <w:br/>
+      </w:r>
+      <w:r>
+        <w:rPr>
+          <w:rStyle w:val="NormalTok"/>
+        </w:rPr>
+        <w:t xml:space="preserve">calibration_plot </w:t>
+      </w:r>
+      <w:r>
+        <w:rPr>
+          <w:rStyle w:val="OtherTok"/>
+        </w:rPr>
+        <w:t xml:space="preserve">&lt;-</w:t>
+      </w:r>
+      <w:r>
+        <w:rPr>
+          <w:rStyle w:val="NormalTok"/>
+        </w:rPr>
+        <w:t xml:space="preserve"> paper_df </w:t>
+      </w:r>
+      <w:r>
+        <w:rPr>
+          <w:rStyle w:val="SpecialCharTok"/>
+        </w:rPr>
+        <w:t xml:space="preserve">%&gt;%</w:t>
+      </w:r>
+      <w:r>
+        <w:br/>
+      </w:r>
+      <w:r>
+        <w:rPr>
+          <w:rStyle w:val="NormalTok"/>
+        </w:rPr>
+        <w:t xml:space="preserve">  </w:t>
+      </w:r>
+      <w:r>
+        <w:rPr>
+          <w:rStyle w:val="FunctionTok"/>
+        </w:rPr>
+        <w:t xml:space="preserve">ggplot</w:t>
+      </w:r>
+      <w:r>
+        <w:rPr>
+          <w:rStyle w:val="NormalTok"/>
+        </w:rPr>
+        <w:t xml:space="preserve">(</w:t>
+      </w:r>
+      <w:r>
+        <w:rPr>
+          <w:rStyle w:val="FunctionTok"/>
+        </w:rPr>
+        <w:t xml:space="preserve">aes</w:t>
+      </w:r>
+      <w:r>
+        <w:rPr>
+          <w:rStyle w:val="NormalTok"/>
+        </w:rPr>
+        <w:t xml:space="preserve">(</w:t>
+      </w:r>
+      <w:r>
+        <w:rPr>
+          <w:rStyle w:val="AttributeTok"/>
+        </w:rPr>
+        <w:t xml:space="preserve">x =</w:t>
+      </w:r>
+      <w:r>
+        <w:rPr>
+          <w:rStyle w:val="NormalTok"/>
+        </w:rPr>
+        <w:t xml:space="preserve"> mass_g, </w:t>
+      </w:r>
+      <w:r>
+        <w:rPr>
+          <w:rStyle w:val="AttributeTok"/>
+        </w:rPr>
+        <w:t xml:space="preserve">y =</w:t>
+      </w:r>
+      <w:r>
+        <w:rPr>
+          <w:rStyle w:val="NormalTok"/>
+        </w:rPr>
+        <w:t xml:space="preserve"> area_cm2)) </w:t>
+      </w:r>
+      <w:r>
+        <w:rPr>
+          <w:rStyle w:val="SpecialCharTok"/>
+        </w:rPr>
+        <w:t xml:space="preserve">+</w:t>
+      </w:r>
+      <w:r>
+        <w:br/>
+      </w:r>
+      <w:r>
+        <w:rPr>
+          <w:rStyle w:val="NormalTok"/>
+        </w:rPr>
+        <w:t xml:space="preserve">  </w:t>
+      </w:r>
+      <w:r>
+        <w:rPr>
+          <w:rStyle w:val="FunctionTok"/>
+        </w:rPr>
+        <w:t xml:space="preserve">geom_point</w:t>
+      </w:r>
+      <w:r>
+        <w:rPr>
+          <w:rStyle w:val="NormalTok"/>
+        </w:rPr>
+        <w:t xml:space="preserve">(</w:t>
+      </w:r>
+      <w:r>
+        <w:rPr>
+          <w:rStyle w:val="AttributeTok"/>
+        </w:rPr>
+        <w:t xml:space="preserve">alpha =</w:t>
+      </w:r>
+      <w:r>
+        <w:rPr>
+          <w:rStyle w:val="NormalTok"/>
+        </w:rPr>
+        <w:t xml:space="preserve"> </w:t>
+      </w:r>
+      <w:r>
+        <w:rPr>
+          <w:rStyle w:val="FloatTok"/>
+        </w:rPr>
+        <w:t xml:space="preserve">0.5</w:t>
+      </w:r>
+      <w:r>
+        <w:rPr>
+          <w:rStyle w:val="NormalTok"/>
+        </w:rPr>
+        <w:t xml:space="preserve">, </w:t>
+      </w:r>
+      <w:r>
+        <w:rPr>
+          <w:rStyle w:val="AttributeTok"/>
+        </w:rPr>
+        <w:t xml:space="preserve">size =</w:t>
+      </w:r>
+      <w:r>
+        <w:rPr>
+          <w:rStyle w:val="NormalTok"/>
+        </w:rPr>
+        <w:t xml:space="preserve"> </w:t>
+      </w:r>
+      <w:r>
+        <w:rPr>
+          <w:rStyle w:val="FloatTok"/>
+        </w:rPr>
+        <w:t xml:space="preserve">1.8</w:t>
+      </w:r>
+      <w:r>
+        <w:rPr>
+          <w:rStyle w:val="NormalTok"/>
+        </w:rPr>
+        <w:t xml:space="preserve">) </w:t>
+      </w:r>
+      <w:r>
+        <w:rPr>
+          <w:rStyle w:val="SpecialCharTok"/>
+        </w:rPr>
+        <w:t xml:space="preserve">+</w:t>
+      </w:r>
+      <w:r>
+        <w:br/>
+      </w:r>
+      <w:r>
+        <w:rPr>
+          <w:rStyle w:val="NormalTok"/>
+        </w:rPr>
+        <w:t xml:space="preserve">  </w:t>
+      </w:r>
+      <w:r>
+        <w:rPr>
+          <w:rStyle w:val="FunctionTok"/>
+        </w:rPr>
+        <w:t xml:space="preserve">geom_smooth</w:t>
+      </w:r>
+      <w:r>
+        <w:rPr>
+          <w:rStyle w:val="NormalTok"/>
+        </w:rPr>
+        <w:t xml:space="preserve">(</w:t>
+      </w:r>
+      <w:r>
+        <w:rPr>
+          <w:rStyle w:val="AttributeTok"/>
+        </w:rPr>
+        <w:t xml:space="preserve">method =</w:t>
+      </w:r>
+      <w:r>
+        <w:rPr>
+          <w:rStyle w:val="NormalTok"/>
+        </w:rPr>
+        <w:t xml:space="preserve"> </w:t>
+      </w:r>
+      <w:r>
+        <w:rPr>
+          <w:rStyle w:val="StringTok"/>
+        </w:rPr>
+        <w:t xml:space="preserve">"lm"</w:t>
+      </w:r>
+      <w:r>
+        <w:rPr>
+          <w:rStyle w:val="NormalTok"/>
+        </w:rPr>
+        <w:t xml:space="preserve">, </w:t>
+      </w:r>
+      <w:r>
+        <w:rPr>
+          <w:rStyle w:val="AttributeTok"/>
+        </w:rPr>
+        <w:t xml:space="preserve">se =</w:t>
+      </w:r>
+      <w:r>
+        <w:rPr>
+          <w:rStyle w:val="NormalTok"/>
+        </w:rPr>
+        <w:t xml:space="preserve"> </w:t>
+      </w:r>
+      <w:r>
+        <w:rPr>
+          <w:rStyle w:val="ConstantTok"/>
+        </w:rPr>
+        <w:t xml:space="preserve">TRUE</w:t>
+      </w:r>
+      <w:r>
+        <w:rPr>
+          <w:rStyle w:val="NormalTok"/>
+        </w:rPr>
+        <w:t xml:space="preserve">,</w:t>
+      </w:r>
+      <w:r>
+        <w:br/>
+      </w:r>
+      <w:r>
+        <w:rPr>
+          <w:rStyle w:val="NormalTok"/>
+        </w:rPr>
+        <w:t xml:space="preserve">              </w:t>
+      </w:r>
+      <w:r>
+        <w:rPr>
+          <w:rStyle w:val="AttributeTok"/>
+        </w:rPr>
+        <w:t xml:space="preserve">color =</w:t>
+      </w:r>
+      <w:r>
+        <w:rPr>
+          <w:rStyle w:val="NormalTok"/>
+        </w:rPr>
+        <w:t xml:space="preserve"> </w:t>
+      </w:r>
+      <w:r>
+        <w:rPr>
+          <w:rStyle w:val="StringTok"/>
+        </w:rPr>
+        <w:t xml:space="preserve">"steelblue"</w:t>
+      </w:r>
+      <w:r>
+        <w:rPr>
+          <w:rStyle w:val="NormalTok"/>
+        </w:rPr>
+        <w:t xml:space="preserve">, </w:t>
+      </w:r>
+      <w:r>
+        <w:rPr>
+          <w:rStyle w:val="AttributeTok"/>
+        </w:rPr>
+        <w:t xml:space="preserve">fill =</w:t>
+      </w:r>
+      <w:r>
+        <w:rPr>
+          <w:rStyle w:val="NormalTok"/>
+        </w:rPr>
+        <w:t xml:space="preserve"> </w:t>
+      </w:r>
+      <w:r>
+        <w:rPr>
+          <w:rStyle w:val="StringTok"/>
+        </w:rPr>
+        <w:t xml:space="preserve">"lightblue"</w:t>
+      </w:r>
+      <w:r>
+        <w:rPr>
+          <w:rStyle w:val="NormalTok"/>
+        </w:rPr>
+        <w:t xml:space="preserve">) </w:t>
+      </w:r>
+      <w:r>
+        <w:rPr>
+          <w:rStyle w:val="SpecialCharTok"/>
+        </w:rPr>
+        <w:t xml:space="preserve">+</w:t>
+      </w:r>
+      <w:r>
+        <w:br/>
+      </w:r>
+      <w:r>
+        <w:rPr>
+          <w:rStyle w:val="NormalTok"/>
+        </w:rPr>
+        <w:t xml:space="preserve">  </w:t>
+      </w:r>
+      <w:r>
+        <w:rPr>
+          <w:rStyle w:val="FunctionTok"/>
+        </w:rPr>
+        <w:t xml:space="preserve">labs</w:t>
+      </w:r>
+      <w:r>
+        <w:rPr>
+          <w:rStyle w:val="NormalTok"/>
+        </w:rPr>
+        <w:t xml:space="preserve">(</w:t>
+      </w:r>
+      <w:r>
+        <w:br/>
+      </w:r>
+      <w:r>
+        <w:rPr>
+          <w:rStyle w:val="NormalTok"/>
+        </w:rPr>
+        <w:t xml:space="preserve">    </w:t>
+      </w:r>
+      <w:r>
+        <w:rPr>
+          <w:rStyle w:val="AttributeTok"/>
+        </w:rPr>
+        <w:t xml:space="preserve">title    =</w:t>
+      </w:r>
+      <w:r>
+        <w:rPr>
+          <w:rStyle w:val="NormalTok"/>
+        </w:rPr>
+        <w:t xml:space="preserve"> </w:t>
+      </w:r>
+      <w:r>
+        <w:rPr>
+          <w:rStyle w:val="StringTok"/>
+        </w:rPr>
+        <w:t xml:space="preserve">"Paper Calibration Curve"</w:t>
+      </w:r>
+      <w:r>
+        <w:rPr>
+          <w:rStyle w:val="NormalTok"/>
+        </w:rPr>
+        <w:t xml:space="preserve">,</w:t>
+      </w:r>
+      <w:r>
+        <w:br/>
+      </w:r>
+      <w:r>
+        <w:rPr>
+          <w:rStyle w:val="NormalTok"/>
+        </w:rPr>
+        <w:t xml:space="preserve">    </w:t>
+      </w:r>
+      <w:r>
+        <w:rPr>
+          <w:rStyle w:val="AttributeTok"/>
+        </w:rPr>
+        <w:t xml:space="preserve">subtitle =</w:t>
+      </w:r>
+      <w:r>
+        <w:rPr>
+          <w:rStyle w:val="NormalTok"/>
+        </w:rPr>
+        <w:t xml:space="preserve"> </w:t>
+      </w:r>
+      <w:r>
+        <w:rPr>
+          <w:rStyle w:val="FunctionTok"/>
+        </w:rPr>
+        <w:t xml:space="preserve">paste0</w:t>
+      </w:r>
+      <w:r>
+        <w:rPr>
+          <w:rStyle w:val="NormalTok"/>
+        </w:rPr>
+        <w:t xml:space="preserve">(</w:t>
+      </w:r>
+      <w:r>
+        <w:rPr>
+          <w:rStyle w:val="StringTok"/>
+        </w:rPr>
+        <w:t xml:space="preserve">"area = "</w:t>
+      </w:r>
+      <w:r>
+        <w:rPr>
+          <w:rStyle w:val="NormalTok"/>
+        </w:rPr>
+        <w:t xml:space="preserve">, </w:t>
+      </w:r>
+      <w:r>
+        <w:rPr>
+          <w:rStyle w:val="FunctionTok"/>
+        </w:rPr>
+        <w:t xml:space="preserve">round</w:t>
+      </w:r>
+      <w:r>
+        <w:rPr>
+          <w:rStyle w:val="NormalTok"/>
+        </w:rPr>
+        <w:t xml:space="preserve">(b_slope, </w:t>
+      </w:r>
+      <w:r>
+        <w:rPr>
+          <w:rStyle w:val="DecValTok"/>
+        </w:rPr>
+        <w:t xml:space="preserve">2</w:t>
+      </w:r>
+      <w:r>
+        <w:rPr>
+          <w:rStyle w:val="NormalTok"/>
+        </w:rPr>
+        <w:t xml:space="preserve">),</w:t>
+      </w:r>
+      <w:r>
+        <w:br/>
+      </w:r>
+      <w:r>
+        <w:rPr>
+          <w:rStyle w:val="NormalTok"/>
+        </w:rPr>
+        <w:t xml:space="preserve">                      </w:t>
+      </w:r>
+      <w:r>
+        <w:rPr>
+          <w:rStyle w:val="StringTok"/>
+        </w:rPr>
+        <w:t xml:space="preserve">" × mass + "</w:t>
+      </w:r>
+      <w:r>
+        <w:rPr>
+          <w:rStyle w:val="NormalTok"/>
+        </w:rPr>
+        <w:t xml:space="preserve">, </w:t>
+      </w:r>
+      <w:r>
+        <w:rPr>
+          <w:rStyle w:val="FunctionTok"/>
+        </w:rPr>
+        <w:t xml:space="preserve">round</w:t>
+      </w:r>
+      <w:r>
+        <w:rPr>
+          <w:rStyle w:val="NormalTok"/>
+        </w:rPr>
+        <w:t xml:space="preserve">(a_intercept, </w:t>
+      </w:r>
+      <w:r>
+        <w:rPr>
+          <w:rStyle w:val="DecValTok"/>
+        </w:rPr>
+        <w:t xml:space="preserve">3</w:t>
+      </w:r>
+      <w:r>
+        <w:rPr>
+          <w:rStyle w:val="NormalTok"/>
+        </w:rPr>
+        <w:t xml:space="preserve">),</w:t>
+      </w:r>
+      <w:r>
+        <w:br/>
+      </w:r>
+      <w:r>
+        <w:rPr>
+          <w:rStyle w:val="NormalTok"/>
+        </w:rPr>
+        <w:t xml:space="preserve">                      </w:t>
+      </w:r>
+      <w:r>
+        <w:rPr>
+          <w:rStyle w:val="StringTok"/>
+        </w:rPr>
+        <w:t xml:space="preserve">"  |  R² = "</w:t>
+      </w:r>
+      <w:r>
+        <w:rPr>
+          <w:rStyle w:val="NormalTok"/>
+        </w:rPr>
+        <w:t xml:space="preserve">, </w:t>
+      </w:r>
+      <w:r>
+        <w:rPr>
+          <w:rStyle w:val="FunctionTok"/>
+        </w:rPr>
+        <w:t xml:space="preserve">round</w:t>
+      </w:r>
+      <w:r>
+        <w:rPr>
+          <w:rStyle w:val="NormalTok"/>
+        </w:rPr>
+        <w:t xml:space="preserve">(r2_val, </w:t>
+      </w:r>
+      <w:r>
+        <w:rPr>
+          <w:rStyle w:val="DecValTok"/>
+        </w:rPr>
+        <w:t xml:space="preserve">4</w:t>
+      </w:r>
+      <w:r>
+        <w:rPr>
+          <w:rStyle w:val="NormalTok"/>
+        </w:rPr>
+        <w:t xml:space="preserve">)),</w:t>
+      </w:r>
+      <w:r>
+        <w:br/>
+      </w:r>
+      <w:r>
+        <w:rPr>
+          <w:rStyle w:val="NormalTok"/>
+        </w:rPr>
+        <w:t xml:space="preserve">    </w:t>
+      </w:r>
+      <w:r>
+        <w:rPr>
+          <w:rStyle w:val="AttributeTok"/>
+        </w:rPr>
+        <w:t xml:space="preserve">x        =</w:t>
+      </w:r>
+      <w:r>
+        <w:rPr>
+          <w:rStyle w:val="NormalTok"/>
+        </w:rPr>
+        <w:t xml:space="preserve"> </w:t>
+      </w:r>
+      <w:r>
+        <w:rPr>
+          <w:rStyle w:val="StringTok"/>
+        </w:rPr>
+        <w:t xml:space="preserve">"Paper Mass (g)"</w:t>
+      </w:r>
+      <w:r>
+        <w:rPr>
+          <w:rStyle w:val="NormalTok"/>
+        </w:rPr>
+        <w:t xml:space="preserve">,</w:t>
+      </w:r>
+      <w:r>
+        <w:br/>
+      </w:r>
+      <w:r>
+        <w:rPr>
+          <w:rStyle w:val="NormalTok"/>
+        </w:rPr>
+        <w:t xml:space="preserve">    </w:t>
+      </w:r>
+      <w:r>
+        <w:rPr>
+          <w:rStyle w:val="AttributeTok"/>
+        </w:rPr>
+        <w:t xml:space="preserve">y        =</w:t>
+      </w:r>
+      <w:r>
+        <w:rPr>
+          <w:rStyle w:val="NormalTok"/>
+        </w:rPr>
+        <w:t xml:space="preserve"> </w:t>
+      </w:r>
+      <w:r>
+        <w:rPr>
+          <w:rStyle w:val="StringTok"/>
+        </w:rPr>
+        <w:t xml:space="preserve">"Area (cm²)"</w:t>
+      </w:r>
+      <w:r>
+        <w:br/>
+      </w:r>
+      <w:r>
+        <w:rPr>
+          <w:rStyle w:val="NormalTok"/>
+        </w:rPr>
+        <w:t xml:space="preserve">  ) </w:t>
+      </w:r>
+      <w:r>
+        <w:rPr>
+          <w:rStyle w:val="SpecialCharTok"/>
+        </w:rPr>
+        <w:t xml:space="preserve">+</w:t>
+      </w:r>
+      <w:r>
+        <w:br/>
+      </w:r>
+      <w:r>
+        <w:rPr>
+          <w:rStyle w:val="NormalTok"/>
+        </w:rPr>
+        <w:t xml:space="preserve">  </w:t>
+      </w:r>
+      <w:r>
+        <w:rPr>
+          <w:rStyle w:val="FunctionTok"/>
+        </w:rPr>
+        <w:t xml:space="preserve">theme_minimal</w:t>
+      </w:r>
+      <w:r>
+        <w:rPr>
+          <w:rStyle w:val="NormalTok"/>
+        </w:rPr>
+        <w:t xml:space="preserve">()</w:t>
+      </w:r>
+      <w:r>
+        <w:br/>
+      </w:r>
+      <w:r>
+        <w:br/>
+      </w:r>
+      <w:r>
+        <w:rPr>
+          <w:rStyle w:val="NormalTok"/>
+        </w:rPr>
+        <w:t xml:space="preserve">calibration_plot</w:t>
+      </w:r>
+    </w:p>
+    <w:p>
+      <w:pPr>
+        <w:pStyle w:val="FirstParagraph"/>
+      </w:pPr>
+      <w:r>
+        <w:t xml:space="preserve">✏️</w:t>
+      </w:r>
+      <w:r>
+        <w:t xml:space="preserve"> </w:t>
+      </w:r>
+      <w:r>
+        <w:rPr>
+          <w:b/>
+          <w:bCs/>
+        </w:rPr>
+        <w:t xml:space="preserve">Your turn:</w:t>
+      </w:r>
+      <w:r>
+        <w:t xml:space="preserve"> </w:t>
+      </w:r>
+      <w:r>
+        <w:t xml:space="preserve">Where is the shaded confidence band</w:t>
+      </w:r>
+      <w:r>
+        <w:t xml:space="preserve"> </w:t>
+      </w:r>
+      <w:r>
+        <w:rPr>
+          <w:i/>
+          <w:iCs/>
+        </w:rPr>
+        <w:t xml:space="preserve">narrowest</w:t>
+      </w:r>
+      <w:r>
+        <w:t xml:space="preserve">? Where is it</w:t>
+      </w:r>
+      <w:r>
+        <w:t xml:space="preserve"> </w:t>
+      </w:r>
+      <w:r>
+        <w:rPr>
+          <w:i/>
+          <w:iCs/>
+        </w:rPr>
+        <w:t xml:space="preserve">widest</w:t>
+      </w:r>
+      <w:r>
+        <w:t xml:space="preserve">? Why does the width vary?</w:t>
+      </w:r>
+    </w:p>
+    <w:p>
+      <w:pPr>
+        <w:pStyle w:val="SourceCode"/>
+      </w:pPr>
+      <w:r>
+        <w:rPr>
+          <w:rStyle w:val="VerbatimChar"/>
+        </w:rPr>
+        <w:t xml:space="preserve">Narrowest at:</w:t>
+      </w:r>
+      <w:r>
+        <w:br/>
+      </w:r>
+      <w:r>
+        <w:rPr>
+          <w:rStyle w:val="VerbatimChar"/>
+        </w:rPr>
+        <w:t xml:space="preserve">Widest at:</w:t>
+      </w:r>
+      <w:r>
+        <w:br/>
+      </w:r>
+      <w:r>
+        <w:rPr>
+          <w:rStyle w:val="VerbatimChar"/>
+        </w:rPr>
+        <w:t xml:space="preserve">Why it varies:</w:t>
+      </w:r>
+    </w:p>
+    <w:bookmarkStart w:id="22" w:name="save-the-plot"/>
+    <w:p>
+      <w:pPr>
+        <w:pStyle w:val="Heading3"/>
+      </w:pPr>
+      <w:r>
+        <w:t xml:space="preserve">Save the plot</w:t>
+      </w:r>
+    </w:p>
+    <w:p>
+      <w:pPr>
+        <w:pStyle w:val="FirstParagraph"/>
+      </w:pPr>
+      <w:r>
+        <w:rPr>
+          <w:b/>
+          <w:bCs/>
+        </w:rPr>
+        <w:t xml:space="preserve">▶ Run this:</w:t>
+      </w:r>
+    </w:p>
+    <w:p>
+      <w:pPr>
+        <w:pStyle w:val="SourceCode"/>
+      </w:pPr>
+      <w:r>
+        <w:rPr>
+          <w:rStyle w:val="FunctionTok"/>
+        </w:rPr>
+        <w:t xml:space="preserve">ggsave</w:t>
+      </w:r>
+      <w:r>
+        <w:rPr>
+          <w:rStyle w:val="NormalTok"/>
+        </w:rPr>
+        <w:t xml:space="preserve">(</w:t>
+      </w:r>
+      <w:r>
+        <w:rPr>
+          <w:rStyle w:val="StringTok"/>
+        </w:rPr>
+        <w:t xml:space="preserve">"figures/paper_calibration_curve.png"</w:t>
+      </w:r>
+      <w:r>
+        <w:rPr>
+          <w:rStyle w:val="NormalTok"/>
+        </w:rPr>
+        <w:t xml:space="preserve">,</w:t>
+      </w:r>
+      <w:r>
+        <w:br/>
+      </w:r>
+      <w:r>
+        <w:rPr>
+          <w:rStyle w:val="NormalTok"/>
+        </w:rPr>
+        <w:t xml:space="preserve">       </w:t>
+      </w:r>
+      <w:r>
+        <w:rPr>
+          <w:rStyle w:val="AttributeTok"/>
+        </w:rPr>
+        <w:t xml:space="preserve">plot   =</w:t>
+      </w:r>
+      <w:r>
+        <w:rPr>
+          <w:rStyle w:val="NormalTok"/>
+        </w:rPr>
+        <w:t xml:space="preserve"> calibration_plot,</w:t>
+      </w:r>
+      <w:r>
+        <w:br/>
+      </w:r>
+      <w:r>
+        <w:rPr>
+          <w:rStyle w:val="NormalTok"/>
+        </w:rPr>
+        <w:t xml:space="preserve">       </w:t>
+      </w:r>
+      <w:r>
+        <w:rPr>
+          <w:rStyle w:val="AttributeTok"/>
+        </w:rPr>
+        <w:t xml:space="preserve">width  =</w:t>
+      </w:r>
+      <w:r>
+        <w:rPr>
+          <w:rStyle w:val="NormalTok"/>
+        </w:rPr>
+        <w:t xml:space="preserve"> </w:t>
+      </w:r>
+      <w:r>
+        <w:rPr>
+          <w:rStyle w:val="DecValTok"/>
+        </w:rPr>
+        <w:t xml:space="preserve">5</w:t>
+      </w:r>
+      <w:r>
+        <w:rPr>
+          <w:rStyle w:val="NormalTok"/>
+        </w:rPr>
+        <w:t xml:space="preserve">, </w:t>
+      </w:r>
+      <w:r>
+        <w:rPr>
+          <w:rStyle w:val="AttributeTok"/>
+        </w:rPr>
+        <w:t xml:space="preserve">height =</w:t>
+      </w:r>
+      <w:r>
+        <w:rPr>
+          <w:rStyle w:val="NormalTok"/>
+        </w:rPr>
+        <w:t xml:space="preserve"> </w:t>
+      </w:r>
+      <w:r>
+        <w:rPr>
+          <w:rStyle w:val="DecValTok"/>
+        </w:rPr>
+        <w:t xml:space="preserve">5</w:t>
+      </w:r>
+      <w:r>
+        <w:rPr>
+          <w:rStyle w:val="NormalTok"/>
+        </w:rPr>
+        <w:t xml:space="preserve">, </w:t>
+      </w:r>
+      <w:r>
+        <w:rPr>
+          <w:rStyle w:val="AttributeTok"/>
+        </w:rPr>
+        <w:t xml:space="preserve">units =</w:t>
+      </w:r>
+      <w:r>
+        <w:rPr>
+          <w:rStyle w:val="NormalTok"/>
+        </w:rPr>
+        <w:t xml:space="preserve"> </w:t>
+      </w:r>
+      <w:r>
+        <w:rPr>
+          <w:rStyle w:val="StringTok"/>
+        </w:rPr>
+        <w:t xml:space="preserve">"in"</w:t>
+      </w:r>
+      <w:r>
+        <w:rPr>
+          <w:rStyle w:val="NormalTok"/>
+        </w:rPr>
+        <w:t xml:space="preserve">, </w:t>
+      </w:r>
+      <w:r>
+        <w:rPr>
+          <w:rStyle w:val="AttributeTok"/>
+        </w:rPr>
+        <w:t xml:space="preserve">dpi =</w:t>
+      </w:r>
+      <w:r>
+        <w:rPr>
+          <w:rStyle w:val="NormalTok"/>
+        </w:rPr>
+        <w:t xml:space="preserve"> </w:t>
+      </w:r>
+      <w:r>
+        <w:rPr>
+          <w:rStyle w:val="DecValTok"/>
+        </w:rPr>
+        <w:t xml:space="preserve">300</w:t>
+      </w:r>
+      <w:r>
+        <w:rPr>
+          <w:rStyle w:val="NormalTok"/>
+        </w:rPr>
+        <w:t xml:space="preserve">)</w:t>
+      </w:r>
+    </w:p>
+    <w:p>
+      <w:r>
+        <w:pict>
+          <v:rect style="width:0;height:1.5pt" o:hralign="center" o:hrstd="t" o:hr="t"/>
+        </w:pict>
+      </w:r>
+    </w:p>
+    <w:bookmarkEnd w:id="22"/>
+    <w:bookmarkEnd w:id="23"/>
+    <w:bookmarkStart w:id="24" w:name="part-9-check-assumptions-residual-plot"/>
+    <w:p>
+      <w:pPr>
+        <w:pStyle w:val="Heading1"/>
+      </w:pPr>
+      <w:r>
+        <w:t xml:space="preserve">Part 9 · Check assumptions — residual plot</w:t>
+      </w:r>
+    </w:p>
+    <w:p>
+      <w:pPr>
+        <w:pStyle w:val="FirstParagraph"/>
+      </w:pPr>
+      <w:r>
+        <w:rPr>
+          <w:b/>
+          <w:bCs/>
+        </w:rPr>
+        <w:t xml:space="preserve">▶ Run this:</w:t>
+      </w:r>
+    </w:p>
+    <w:p>
+      <w:pPr>
+        <w:pStyle w:val="SourceCode"/>
+      </w:pPr>
+      <w:r>
+        <w:rPr>
+          <w:rStyle w:val="CommentTok"/>
+        </w:rPr>
+        <w:t xml:space="preserve"># Add fitted values and residuals to the data ----------</w:t>
+      </w:r>
+      <w:r>
+        <w:br/>
+      </w:r>
+      <w:r>
+        <w:rPr>
+          <w:rStyle w:val="NormalTok"/>
+        </w:rPr>
+        <w:t xml:space="preserve">paper_resid_df </w:t>
+      </w:r>
+      <w:r>
+        <w:rPr>
+          <w:rStyle w:val="OtherTok"/>
+        </w:rPr>
+        <w:t xml:space="preserve">&lt;-</w:t>
+      </w:r>
+      <w:r>
+        <w:rPr>
+          <w:rStyle w:val="NormalTok"/>
+        </w:rPr>
+        <w:t xml:space="preserve"> paper_df </w:t>
+      </w:r>
+      <w:r>
+        <w:rPr>
+          <w:rStyle w:val="SpecialCharTok"/>
+        </w:rPr>
+        <w:t xml:space="preserve">%&gt;%</w:t>
+      </w:r>
+      <w:r>
+        <w:br/>
+      </w:r>
+      <w:r>
+        <w:rPr>
+          <w:rStyle w:val="NormalTok"/>
+        </w:rPr>
+        <w:t xml:space="preserve">  </w:t>
+      </w:r>
+      <w:r>
+        <w:rPr>
+          <w:rStyle w:val="FunctionTok"/>
+        </w:rPr>
+        <w:t xml:space="preserve">mutate</w:t>
+      </w:r>
+      <w:r>
+        <w:rPr>
+          <w:rStyle w:val="NormalTok"/>
+        </w:rPr>
+        <w:t xml:space="preserve">(</w:t>
+      </w:r>
+      <w:r>
+        <w:br/>
+      </w:r>
+      <w:r>
+        <w:rPr>
+          <w:rStyle w:val="NormalTok"/>
+        </w:rPr>
+        <w:t xml:space="preserve">    </w:t>
+      </w:r>
+      <w:r>
+        <w:rPr>
+          <w:rStyle w:val="AttributeTok"/>
+        </w:rPr>
+        <w:t xml:space="preserve">fitted    =</w:t>
+      </w:r>
+      <w:r>
+        <w:rPr>
+          <w:rStyle w:val="NormalTok"/>
+        </w:rPr>
+        <w:t xml:space="preserve"> </w:t>
+      </w:r>
+      <w:r>
+        <w:rPr>
+          <w:rStyle w:val="FunctionTok"/>
+        </w:rPr>
+        <w:t xml:space="preserve">fitted</w:t>
+      </w:r>
+      <w:r>
+        <w:rPr>
+          <w:rStyle w:val="NormalTok"/>
+        </w:rPr>
+        <w:t xml:space="preserve">(paper_lm_model),</w:t>
+      </w:r>
+      <w:r>
+        <w:br/>
+      </w:r>
+      <w:r>
+        <w:rPr>
+          <w:rStyle w:val="NormalTok"/>
+        </w:rPr>
+        <w:t xml:space="preserve">    </w:t>
+      </w:r>
+      <w:r>
+        <w:rPr>
+          <w:rStyle w:val="AttributeTok"/>
+        </w:rPr>
+        <w:t xml:space="preserve">residuals =</w:t>
+      </w:r>
+      <w:r>
+        <w:rPr>
+          <w:rStyle w:val="NormalTok"/>
+        </w:rPr>
+        <w:t xml:space="preserve"> </w:t>
+      </w:r>
+      <w:r>
+        <w:rPr>
+          <w:rStyle w:val="FunctionTok"/>
+        </w:rPr>
+        <w:t xml:space="preserve">residuals</w:t>
+      </w:r>
+      <w:r>
+        <w:rPr>
+          <w:rStyle w:val="NormalTok"/>
+        </w:rPr>
+        <w:t xml:space="preserve">(paper_lm_model)</w:t>
+      </w:r>
+      <w:r>
+        <w:br/>
+      </w:r>
+      <w:r>
+        <w:rPr>
+          <w:rStyle w:val="NormalTok"/>
+        </w:rPr>
+        <w:t xml:space="preserve">  )</w:t>
+      </w:r>
+    </w:p>
+    <w:p>
+      <w:pPr>
+        <w:pStyle w:val="SourceCode"/>
+      </w:pPr>
+      <w:r>
+        <w:rPr>
+          <w:rStyle w:val="CommentTok"/>
+        </w:rPr>
+        <w:t xml:space="preserve"># Residuals vs Fitted — checks linearity and equal variance</w:t>
+      </w:r>
+      <w:r>
+        <w:br/>
+      </w:r>
+      <w:r>
+        <w:rPr>
+          <w:rStyle w:val="NormalTok"/>
+        </w:rPr>
+        <w:t xml:space="preserve">resid_09_plot </w:t>
+      </w:r>
+      <w:r>
+        <w:rPr>
+          <w:rStyle w:val="OtherTok"/>
+        </w:rPr>
+        <w:t xml:space="preserve">&lt;-</w:t>
+      </w:r>
+      <w:r>
+        <w:rPr>
+          <w:rStyle w:val="NormalTok"/>
+        </w:rPr>
+        <w:t xml:space="preserve"> paper_resid_df </w:t>
+      </w:r>
+      <w:r>
+        <w:rPr>
+          <w:rStyle w:val="SpecialCharTok"/>
+        </w:rPr>
+        <w:t xml:space="preserve">%&gt;%</w:t>
+      </w:r>
+      <w:r>
+        <w:br/>
+      </w:r>
+      <w:r>
+        <w:rPr>
+          <w:rStyle w:val="NormalTok"/>
+        </w:rPr>
+        <w:t xml:space="preserve">  </w:t>
+      </w:r>
+      <w:r>
+        <w:rPr>
+          <w:rStyle w:val="FunctionTok"/>
+        </w:rPr>
+        <w:t xml:space="preserve">ggplot</w:t>
+      </w:r>
+      <w:r>
+        <w:rPr>
+          <w:rStyle w:val="NormalTok"/>
+        </w:rPr>
+        <w:t xml:space="preserve">(</w:t>
+      </w:r>
+      <w:r>
+        <w:rPr>
+          <w:rStyle w:val="FunctionTok"/>
+        </w:rPr>
+        <w:t xml:space="preserve">aes</w:t>
+      </w:r>
+      <w:r>
+        <w:rPr>
+          <w:rStyle w:val="NormalTok"/>
+        </w:rPr>
+        <w:t xml:space="preserve">(</w:t>
+      </w:r>
+      <w:r>
+        <w:rPr>
+          <w:rStyle w:val="AttributeTok"/>
+        </w:rPr>
+        <w:t xml:space="preserve">x =</w:t>
+      </w:r>
+      <w:r>
+        <w:rPr>
+          <w:rStyle w:val="NormalTok"/>
+        </w:rPr>
+        <w:t xml:space="preserve"> fitted, </w:t>
+      </w:r>
+      <w:r>
+        <w:rPr>
+          <w:rStyle w:val="AttributeTok"/>
+        </w:rPr>
+        <w:t xml:space="preserve">y =</w:t>
+      </w:r>
+      <w:r>
+        <w:rPr>
+          <w:rStyle w:val="NormalTok"/>
+        </w:rPr>
+        <w:t xml:space="preserve"> residuals)) </w:t>
+      </w:r>
+      <w:r>
+        <w:rPr>
+          <w:rStyle w:val="SpecialCharTok"/>
+        </w:rPr>
+        <w:t xml:space="preserve">+</w:t>
+      </w:r>
+      <w:r>
+        <w:br/>
+      </w:r>
+      <w:r>
+        <w:rPr>
+          <w:rStyle w:val="NormalTok"/>
+        </w:rPr>
+        <w:t xml:space="preserve">  </w:t>
+      </w:r>
+      <w:r>
+        <w:rPr>
+          <w:rStyle w:val="FunctionTok"/>
+        </w:rPr>
+        <w:t xml:space="preserve">geom_point</w:t>
+      </w:r>
+      <w:r>
+        <w:rPr>
+          <w:rStyle w:val="NormalTok"/>
+        </w:rPr>
+        <w:t xml:space="preserve">(</w:t>
+      </w:r>
+      <w:r>
+        <w:rPr>
+          <w:rStyle w:val="AttributeTok"/>
+        </w:rPr>
+        <w:t xml:space="preserve">alpha =</w:t>
+      </w:r>
+      <w:r>
+        <w:rPr>
+          <w:rStyle w:val="NormalTok"/>
+        </w:rPr>
+        <w:t xml:space="preserve"> </w:t>
+      </w:r>
+      <w:r>
+        <w:rPr>
+          <w:rStyle w:val="FloatTok"/>
+        </w:rPr>
+        <w:t xml:space="preserve">0.5</w:t>
+      </w:r>
+      <w:r>
+        <w:rPr>
+          <w:rStyle w:val="NormalTok"/>
+        </w:rPr>
+        <w:t xml:space="preserve">) </w:t>
+      </w:r>
+      <w:r>
+        <w:rPr>
+          <w:rStyle w:val="SpecialCharTok"/>
+        </w:rPr>
+        <w:t xml:space="preserve">+</w:t>
+      </w:r>
+      <w:r>
+        <w:br/>
+      </w:r>
+      <w:r>
+        <w:rPr>
+          <w:rStyle w:val="NormalTok"/>
+        </w:rPr>
+        <w:t xml:space="preserve">  </w:t>
+      </w:r>
+      <w:r>
+        <w:rPr>
+          <w:rStyle w:val="FunctionTok"/>
+        </w:rPr>
+        <w:t xml:space="preserve">geom_hline</w:t>
+      </w:r>
+      <w:r>
+        <w:rPr>
+          <w:rStyle w:val="NormalTok"/>
+        </w:rPr>
+        <w:t xml:space="preserve">(</w:t>
+      </w:r>
+      <w:r>
+        <w:rPr>
+          <w:rStyle w:val="AttributeTok"/>
+        </w:rPr>
+        <w:t xml:space="preserve">yintercept =</w:t>
+      </w:r>
+      <w:r>
+        <w:rPr>
+          <w:rStyle w:val="NormalTok"/>
+        </w:rPr>
+        <w:t xml:space="preserve"> </w:t>
+      </w:r>
+      <w:r>
+        <w:rPr>
+          <w:rStyle w:val="DecValTok"/>
+        </w:rPr>
+        <w:t xml:space="preserve">0</w:t>
+      </w:r>
+      <w:r>
+        <w:rPr>
+          <w:rStyle w:val="NormalTok"/>
+        </w:rPr>
+        <w:t xml:space="preserve">, </w:t>
+      </w:r>
+      <w:r>
+        <w:rPr>
+          <w:rStyle w:val="AttributeTok"/>
+        </w:rPr>
+        <w:t xml:space="preserve">linetype =</w:t>
+      </w:r>
+      <w:r>
+        <w:rPr>
+          <w:rStyle w:val="NormalTok"/>
+        </w:rPr>
+        <w:t xml:space="preserve"> </w:t>
+      </w:r>
+      <w:r>
+        <w:rPr>
+          <w:rStyle w:val="StringTok"/>
+        </w:rPr>
+        <w:t xml:space="preserve">"dashed"</w:t>
+      </w:r>
+      <w:r>
+        <w:rPr>
+          <w:rStyle w:val="NormalTok"/>
+        </w:rPr>
+        <w:t xml:space="preserve">, </w:t>
+      </w:r>
+      <w:r>
+        <w:rPr>
+          <w:rStyle w:val="AttributeTok"/>
+        </w:rPr>
+        <w:t xml:space="preserve">color =</w:t>
+      </w:r>
+      <w:r>
+        <w:rPr>
+          <w:rStyle w:val="NormalTok"/>
+        </w:rPr>
+        <w:t xml:space="preserve"> </w:t>
+      </w:r>
+      <w:r>
+        <w:rPr>
+          <w:rStyle w:val="StringTok"/>
+        </w:rPr>
+        <w:t xml:space="preserve">"red"</w:t>
+      </w:r>
+      <w:r>
+        <w:rPr>
+          <w:rStyle w:val="NormalTok"/>
+        </w:rPr>
+        <w:t xml:space="preserve">) </w:t>
+      </w:r>
+      <w:r>
+        <w:rPr>
+          <w:rStyle w:val="SpecialCharTok"/>
+        </w:rPr>
+        <w:t xml:space="preserve">+</w:t>
+      </w:r>
+      <w:r>
+        <w:br/>
+      </w:r>
+      <w:r>
+        <w:rPr>
+          <w:rStyle w:val="NormalTok"/>
+        </w:rPr>
+        <w:t xml:space="preserve">  </w:t>
+      </w:r>
+      <w:r>
+        <w:rPr>
+          <w:rStyle w:val="FunctionTok"/>
+        </w:rPr>
+        <w:t xml:space="preserve">labs</w:t>
+      </w:r>
+      <w:r>
+        <w:rPr>
+          <w:rStyle w:val="NormalTok"/>
+        </w:rPr>
+        <w:t xml:space="preserve">(</w:t>
+      </w:r>
+      <w:r>
+        <w:br/>
+      </w:r>
+      <w:r>
+        <w:rPr>
+          <w:rStyle w:val="NormalTok"/>
+        </w:rPr>
+        <w:t xml:space="preserve">    </w:t>
+      </w:r>
+      <w:r>
+        <w:rPr>
+          <w:rStyle w:val="AttributeTok"/>
+        </w:rPr>
+        <w:t xml:space="preserve">title =</w:t>
+      </w:r>
+      <w:r>
+        <w:rPr>
+          <w:rStyle w:val="NormalTok"/>
+        </w:rPr>
+        <w:t xml:space="preserve"> </w:t>
+      </w:r>
+      <w:r>
+        <w:rPr>
+          <w:rStyle w:val="StringTok"/>
+        </w:rPr>
+        <w:t xml:space="preserve">"Residuals vs Fitted Values"</w:t>
+      </w:r>
+      <w:r>
+        <w:rPr>
+          <w:rStyle w:val="NormalTok"/>
+        </w:rPr>
+        <w:t xml:space="preserve">,</w:t>
+      </w:r>
+      <w:r>
+        <w:br/>
+      </w:r>
+      <w:r>
+        <w:rPr>
+          <w:rStyle w:val="NormalTok"/>
+        </w:rPr>
+        <w:t xml:space="preserve">    </w:t>
+      </w:r>
+      <w:r>
+        <w:rPr>
+          <w:rStyle w:val="AttributeTok"/>
+        </w:rPr>
+        <w:t xml:space="preserve">x     =</w:t>
+      </w:r>
+      <w:r>
+        <w:rPr>
+          <w:rStyle w:val="NormalTok"/>
+        </w:rPr>
+        <w:t xml:space="preserve"> </w:t>
+      </w:r>
+      <w:r>
+        <w:rPr>
+          <w:rStyle w:val="StringTok"/>
+        </w:rPr>
+        <w:t xml:space="preserve">"Fitted Values (cm²)"</w:t>
+      </w:r>
+      <w:r>
+        <w:rPr>
+          <w:rStyle w:val="NormalTok"/>
+        </w:rPr>
+        <w:t xml:space="preserve">,</w:t>
+      </w:r>
+      <w:r>
+        <w:br/>
+      </w:r>
+      <w:r>
+        <w:rPr>
+          <w:rStyle w:val="NormalTok"/>
+        </w:rPr>
+        <w:t xml:space="preserve">    </w:t>
+      </w:r>
+      <w:r>
+        <w:rPr>
+          <w:rStyle w:val="AttributeTok"/>
+        </w:rPr>
+        <w:t xml:space="preserve">y     =</w:t>
+      </w:r>
+      <w:r>
+        <w:rPr>
+          <w:rStyle w:val="NormalTok"/>
+        </w:rPr>
+        <w:t xml:space="preserve"> </w:t>
+      </w:r>
+      <w:r>
+        <w:rPr>
+          <w:rStyle w:val="StringTok"/>
+        </w:rPr>
+        <w:t xml:space="preserve">"Residuals (cm²)"</w:t>
+      </w:r>
+      <w:r>
+        <w:br/>
+      </w:r>
+      <w:r>
+        <w:rPr>
+          <w:rStyle w:val="NormalTok"/>
+        </w:rPr>
+        <w:t xml:space="preserve">  ) </w:t>
+      </w:r>
+      <w:r>
+        <w:rPr>
+          <w:rStyle w:val="SpecialCharTok"/>
+        </w:rPr>
+        <w:t xml:space="preserve">+</w:t>
+      </w:r>
+      <w:r>
+        <w:br/>
+      </w:r>
+      <w:r>
+        <w:rPr>
+          <w:rStyle w:val="NormalTok"/>
+        </w:rPr>
+        <w:t xml:space="preserve">  </w:t>
+      </w:r>
+      <w:r>
+        <w:rPr>
+          <w:rStyle w:val="FunctionTok"/>
+        </w:rPr>
+        <w:t xml:space="preserve">theme_minimal</w:t>
+      </w:r>
+      <w:r>
+        <w:rPr>
+          <w:rStyle w:val="NormalTok"/>
+        </w:rPr>
+        <w:t xml:space="preserve">()</w:t>
+      </w:r>
+      <w:r>
+        <w:br/>
+      </w:r>
+      <w:r>
+        <w:br/>
+      </w:r>
+      <w:r>
+        <w:rPr>
+          <w:rStyle w:val="NormalTok"/>
+        </w:rPr>
+        <w:t xml:space="preserve">resid_09_plot</w:t>
+      </w:r>
+    </w:p>
+    <w:p>
+      <w:pPr>
+        <w:pStyle w:val="FirstParagraph"/>
+      </w:pPr>
+      <w:r>
+        <w:t xml:space="preserve">✏️</w:t>
+      </w:r>
+      <w:r>
+        <w:t xml:space="preserve"> </w:t>
+      </w:r>
+      <w:r>
+        <w:rPr>
+          <w:b/>
+          <w:bCs/>
+        </w:rPr>
+        <w:t xml:space="preserve">Your turn:</w:t>
+      </w:r>
+      <w:r>
+        <w:t xml:space="preserve"> </w:t>
+      </w:r>
+      <w:r>
+        <w:t xml:space="preserve">Describe the residual plot. Do the points form a random cloud around zero, or is there a pattern?</w:t>
+      </w:r>
+    </w:p>
+    <w:p>
+      <w:pPr>
+        <w:pStyle w:val="SourceCode"/>
+      </w:pPr>
+      <w:r>
+        <w:rPr>
+          <w:rStyle w:val="VerbatimChar"/>
+        </w:rPr>
+        <w:t xml:space="preserve">Pattern or random cloud?:</w:t>
+      </w:r>
+      <w:r>
+        <w:br/>
+      </w:r>
+      <w:r>
+        <w:rPr>
+          <w:rStyle w:val="VerbatimChar"/>
+        </w:rPr>
+        <w:t xml:space="preserve">Any evidence of non-linearity (curved pattern)?  Y / N</w:t>
+      </w:r>
+      <w:r>
+        <w:br/>
+      </w:r>
+      <w:r>
+        <w:rPr>
+          <w:rStyle w:val="VerbatimChar"/>
+        </w:rPr>
+        <w:t xml:space="preserve">Any evidence of unequal variance (funnel shape)?  Y / N</w:t>
+      </w:r>
+    </w:p>
+    <w:p>
+      <w:pPr>
+        <w:pStyle w:val="BlockText"/>
+      </w:pPr>
+      <w:r>
+        <w:t xml:space="preserve">⚠️</w:t>
+      </w:r>
+      <w:r>
+        <w:t xml:space="preserve"> </w:t>
+      </w:r>
+      <w:r>
+        <w:rPr>
+          <w:b/>
+          <w:bCs/>
+        </w:rPr>
+        <w:t xml:space="preserve">Watch out!</w:t>
+      </w:r>
+      <w:r>
+        <w:t xml:space="preserve"> </w:t>
+      </w:r>
+      <w:r>
+        <w:t xml:space="preserve">A funnel shape (residuals getting larger at higher fitted values) means variance is</w:t>
+      </w:r>
+      <w:r>
+        <w:t xml:space="preserve"> </w:t>
+      </w:r>
+      <w:r>
+        <w:rPr>
+          <w:i/>
+          <w:iCs/>
+        </w:rPr>
+        <w:t xml:space="preserve">not</w:t>
+      </w:r>
+      <w:r>
+        <w:t xml:space="preserve"> </w:t>
+      </w:r>
+      <w:r>
+        <w:t xml:space="preserve">constant — a violation of the equal variance assumption. A curved pattern means the relationship is not linear.</w:t>
+      </w:r>
+    </w:p>
+    <w:p>
+      <w:pPr>
+        <w:pStyle w:val="BlockText"/>
+      </w:pPr>
+      <w:r>
+        <w:t xml:space="preserve">📖</w:t>
+      </w:r>
+      <w:r>
+        <w:t xml:space="preserve"> </w:t>
+      </w:r>
+      <w:r>
+        <w:rPr>
+          <w:b/>
+          <w:bCs/>
+        </w:rPr>
+        <w:t xml:space="preserve">Whitlock &amp; Schluter §17.5 p. 559 (Figure 17.5-4):</w:t>
+      </w:r>
+      <w:r>
+        <w:t xml:space="preserve"> </w:t>
+      </w:r>
+      <w:r>
+        <w:rPr>
+          <w:i/>
+          <w:iCs/>
+        </w:rPr>
+        <w:t xml:space="preserve">“A residual plot should show a roughly symmetric cloud of points with no pattern.”</w:t>
+      </w:r>
+    </w:p>
+    <w:p>
+      <w:r>
+        <w:pict>
+          <v:rect style="width:0;height:1.5pt" o:hralign="center" o:hrstd="t" o:hr="t"/>
+        </w:pict>
+      </w:r>
+    </w:p>
+    <w:bookmarkEnd w:id="24"/>
+    <w:bookmarkStart w:id="25" w:name="X6af16f8090d3b1fa5d9f52b536042b25db66f5a"/>
+    <w:p>
+      <w:pPr>
+        <w:pStyle w:val="Heading1"/>
+      </w:pPr>
+      <w:r>
+        <w:t xml:space="preserve">Part 10 · Check assumptions — QQ plot and Shapiro-Wilk</w:t>
+      </w:r>
+    </w:p>
+    <w:p>
+      <w:pPr>
+        <w:pStyle w:val="FirstParagraph"/>
+      </w:pPr>
+      <w:r>
+        <w:rPr>
+          <w:b/>
+          <w:bCs/>
+        </w:rPr>
+        <w:t xml:space="preserve">▶ Run this:</w:t>
+      </w:r>
+    </w:p>
+    <w:p>
+      <w:pPr>
+        <w:pStyle w:val="SourceCode"/>
+      </w:pPr>
+      <w:r>
+        <w:rPr>
+          <w:rStyle w:val="CommentTok"/>
+        </w:rPr>
+        <w:t xml:space="preserve"># QQ plot of residuals — checks normality assumption ---</w:t>
+      </w:r>
+      <w:r>
+        <w:br/>
+      </w:r>
+      <w:r>
+        <w:rPr>
+          <w:rStyle w:val="NormalTok"/>
+        </w:rPr>
+        <w:t xml:space="preserve">qq_resid_09_plot </w:t>
+      </w:r>
+      <w:r>
+        <w:rPr>
+          <w:rStyle w:val="OtherTok"/>
+        </w:rPr>
+        <w:t xml:space="preserve">&lt;-</w:t>
+      </w:r>
+      <w:r>
+        <w:rPr>
+          <w:rStyle w:val="NormalTok"/>
+        </w:rPr>
+        <w:t xml:space="preserve"> paper_resid_df </w:t>
+      </w:r>
+      <w:r>
+        <w:rPr>
+          <w:rStyle w:val="SpecialCharTok"/>
+        </w:rPr>
+        <w:t xml:space="preserve">%&gt;%</w:t>
+      </w:r>
+      <w:r>
+        <w:br/>
+      </w:r>
+      <w:r>
+        <w:rPr>
+          <w:rStyle w:val="NormalTok"/>
+        </w:rPr>
+        <w:t xml:space="preserve">  </w:t>
+      </w:r>
+      <w:r>
+        <w:rPr>
+          <w:rStyle w:val="FunctionTok"/>
+        </w:rPr>
+        <w:t xml:space="preserve">ggplot</w:t>
+      </w:r>
+      <w:r>
+        <w:rPr>
+          <w:rStyle w:val="NormalTok"/>
+        </w:rPr>
+        <w:t xml:space="preserve">(</w:t>
+      </w:r>
+      <w:r>
+        <w:rPr>
+          <w:rStyle w:val="FunctionTok"/>
+        </w:rPr>
+        <w:t xml:space="preserve">aes</w:t>
+      </w:r>
+      <w:r>
+        <w:rPr>
+          <w:rStyle w:val="NormalTok"/>
+        </w:rPr>
+        <w:t xml:space="preserve">(</w:t>
+      </w:r>
+      <w:r>
+        <w:rPr>
+          <w:rStyle w:val="AttributeTok"/>
+        </w:rPr>
+        <w:t xml:space="preserve">sample =</w:t>
+      </w:r>
+      <w:r>
+        <w:rPr>
+          <w:rStyle w:val="NormalTok"/>
+        </w:rPr>
+        <w:t xml:space="preserve"> residuals)) </w:t>
+      </w:r>
+      <w:r>
+        <w:rPr>
+          <w:rStyle w:val="SpecialCharTok"/>
+        </w:rPr>
+        <w:t xml:space="preserve">+</w:t>
+      </w:r>
+      <w:r>
+        <w:br/>
+      </w:r>
+      <w:r>
+        <w:rPr>
+          <w:rStyle w:val="NormalTok"/>
+        </w:rPr>
+        <w:t xml:space="preserve">  </w:t>
+      </w:r>
+      <w:r>
+        <w:rPr>
+          <w:rStyle w:val="FunctionTok"/>
+        </w:rPr>
+        <w:t xml:space="preserve">stat_qq</w:t>
+      </w:r>
+      <w:r>
+        <w:rPr>
+          <w:rStyle w:val="NormalTok"/>
+        </w:rPr>
+        <w:t xml:space="preserve">() </w:t>
+      </w:r>
+      <w:r>
+        <w:rPr>
+          <w:rStyle w:val="SpecialCharTok"/>
+        </w:rPr>
+        <w:t xml:space="preserve">+</w:t>
+      </w:r>
+      <w:r>
+        <w:br/>
+      </w:r>
+      <w:r>
+        <w:rPr>
+          <w:rStyle w:val="NormalTok"/>
+        </w:rPr>
+        <w:t xml:space="preserve">  </w:t>
+      </w:r>
+      <w:r>
+        <w:rPr>
+          <w:rStyle w:val="FunctionTok"/>
+        </w:rPr>
+        <w:t xml:space="preserve">stat_qq_line</w:t>
+      </w:r>
+      <w:r>
+        <w:rPr>
+          <w:rStyle w:val="NormalTok"/>
+        </w:rPr>
+        <w:t xml:space="preserve">(</w:t>
+      </w:r>
+      <w:r>
+        <w:rPr>
+          <w:rStyle w:val="AttributeTok"/>
+        </w:rPr>
+        <w:t xml:space="preserve">color =</w:t>
+      </w:r>
+      <w:r>
+        <w:rPr>
+          <w:rStyle w:val="NormalTok"/>
+        </w:rPr>
+        <w:t xml:space="preserve"> </w:t>
+      </w:r>
+      <w:r>
+        <w:rPr>
+          <w:rStyle w:val="StringTok"/>
+        </w:rPr>
+        <w:t xml:space="preserve">"red"</w:t>
+      </w:r>
+      <w:r>
+        <w:rPr>
+          <w:rStyle w:val="NormalTok"/>
+        </w:rPr>
+        <w:t xml:space="preserve">, </w:t>
+      </w:r>
+      <w:r>
+        <w:rPr>
+          <w:rStyle w:val="AttributeTok"/>
+        </w:rPr>
+        <w:t xml:space="preserve">linewidth =</w:t>
+      </w:r>
+      <w:r>
+        <w:rPr>
+          <w:rStyle w:val="NormalTok"/>
+        </w:rPr>
+        <w:t xml:space="preserve"> </w:t>
+      </w:r>
+      <w:r>
+        <w:rPr>
+          <w:rStyle w:val="FloatTok"/>
+        </w:rPr>
+        <w:t xml:space="preserve">0.8</w:t>
+      </w:r>
+      <w:r>
+        <w:rPr>
+          <w:rStyle w:val="NormalTok"/>
+        </w:rPr>
+        <w:t xml:space="preserve">) </w:t>
+      </w:r>
+      <w:r>
+        <w:rPr>
+          <w:rStyle w:val="SpecialCharTok"/>
+        </w:rPr>
+        <w:t xml:space="preserve">+</w:t>
+      </w:r>
+      <w:r>
+        <w:br/>
+      </w:r>
+      <w:r>
+        <w:rPr>
+          <w:rStyle w:val="NormalTok"/>
+        </w:rPr>
+        <w:t xml:space="preserve">  </w:t>
+      </w:r>
+      <w:r>
+        <w:rPr>
+          <w:rStyle w:val="FunctionTok"/>
+        </w:rPr>
+        <w:t xml:space="preserve">labs</w:t>
+      </w:r>
+      <w:r>
+        <w:rPr>
+          <w:rStyle w:val="NormalTok"/>
+        </w:rPr>
+        <w:t xml:space="preserve">(</w:t>
+      </w:r>
+      <w:r>
+        <w:br/>
+      </w:r>
+      <w:r>
+        <w:rPr>
+          <w:rStyle w:val="NormalTok"/>
+        </w:rPr>
+        <w:t xml:space="preserve">    </w:t>
+      </w:r>
+      <w:r>
+        <w:rPr>
+          <w:rStyle w:val="AttributeTok"/>
+        </w:rPr>
+        <w:t xml:space="preserve">title =</w:t>
+      </w:r>
+      <w:r>
+        <w:rPr>
+          <w:rStyle w:val="NormalTok"/>
+        </w:rPr>
+        <w:t xml:space="preserve"> </w:t>
+      </w:r>
+      <w:r>
+        <w:rPr>
+          <w:rStyle w:val="StringTok"/>
+        </w:rPr>
+        <w:t xml:space="preserve">"Normal QQ Plot of Residuals"</w:t>
+      </w:r>
+      <w:r>
+        <w:rPr>
+          <w:rStyle w:val="NormalTok"/>
+        </w:rPr>
+        <w:t xml:space="preserve">,</w:t>
+      </w:r>
+      <w:r>
+        <w:br/>
+      </w:r>
+      <w:r>
+        <w:rPr>
+          <w:rStyle w:val="NormalTok"/>
+        </w:rPr>
+        <w:t xml:space="preserve">    </w:t>
+      </w:r>
+      <w:r>
+        <w:rPr>
+          <w:rStyle w:val="AttributeTok"/>
+        </w:rPr>
+        <w:t xml:space="preserve">x     =</w:t>
+      </w:r>
+      <w:r>
+        <w:rPr>
+          <w:rStyle w:val="NormalTok"/>
+        </w:rPr>
+        <w:t xml:space="preserve"> </w:t>
+      </w:r>
+      <w:r>
+        <w:rPr>
+          <w:rStyle w:val="StringTok"/>
+        </w:rPr>
+        <w:t xml:space="preserve">"Theoretical Quantiles"</w:t>
+      </w:r>
+      <w:r>
+        <w:rPr>
+          <w:rStyle w:val="NormalTok"/>
+        </w:rPr>
+        <w:t xml:space="preserve">,</w:t>
+      </w:r>
+      <w:r>
+        <w:br/>
+      </w:r>
+      <w:r>
+        <w:rPr>
+          <w:rStyle w:val="NormalTok"/>
+        </w:rPr>
+        <w:t xml:space="preserve">    </w:t>
+      </w:r>
+      <w:r>
+        <w:rPr>
+          <w:rStyle w:val="AttributeTok"/>
+        </w:rPr>
+        <w:t xml:space="preserve">y     =</w:t>
+      </w:r>
+      <w:r>
+        <w:rPr>
+          <w:rStyle w:val="NormalTok"/>
+        </w:rPr>
+        <w:t xml:space="preserve"> </w:t>
+      </w:r>
+      <w:r>
+        <w:rPr>
+          <w:rStyle w:val="StringTok"/>
+        </w:rPr>
+        <w:t xml:space="preserve">"Sample Quantiles"</w:t>
+      </w:r>
+      <w:r>
+        <w:br/>
+      </w:r>
+      <w:r>
+        <w:rPr>
+          <w:rStyle w:val="NormalTok"/>
+        </w:rPr>
+        <w:t xml:space="preserve">  ) </w:t>
+      </w:r>
+      <w:r>
+        <w:rPr>
+          <w:rStyle w:val="SpecialCharTok"/>
+        </w:rPr>
+        <w:t xml:space="preserve">+</w:t>
+      </w:r>
+      <w:r>
+        <w:br/>
+      </w:r>
+      <w:r>
+        <w:rPr>
+          <w:rStyle w:val="NormalTok"/>
+        </w:rPr>
+        <w:t xml:space="preserve">  </w:t>
+      </w:r>
+      <w:r>
+        <w:rPr>
+          <w:rStyle w:val="FunctionTok"/>
+        </w:rPr>
+        <w:t xml:space="preserve">theme_minimal</w:t>
+      </w:r>
+      <w:r>
+        <w:rPr>
+          <w:rStyle w:val="NormalTok"/>
+        </w:rPr>
+        <w:t xml:space="preserve">()</w:t>
+      </w:r>
+      <w:r>
+        <w:br/>
+      </w:r>
+      <w:r>
+        <w:br/>
+      </w:r>
+      <w:r>
+        <w:rPr>
+          <w:rStyle w:val="NormalTok"/>
+        </w:rPr>
+        <w:t xml:space="preserve">qq_resid_09_plot</w:t>
+      </w:r>
+    </w:p>
+    <w:p>
+      <w:pPr>
+        <w:pStyle w:val="SourceCode"/>
+      </w:pPr>
+      <w:r>
+        <w:rPr>
+          <w:rStyle w:val="CommentTok"/>
+        </w:rPr>
+        <w:t xml:space="preserve"># Shapiro-Wilk test on residuals — NOT on raw data -----</w:t>
+      </w:r>
+      <w:r>
+        <w:br/>
+      </w:r>
+      <w:r>
+        <w:rPr>
+          <w:rStyle w:val="FunctionTok"/>
+        </w:rPr>
+        <w:t xml:space="preserve">shapiro.test</w:t>
+      </w:r>
+      <w:r>
+        <w:rPr>
+          <w:rStyle w:val="NormalTok"/>
+        </w:rPr>
+        <w:t xml:space="preserve">(</w:t>
+      </w:r>
+      <w:r>
+        <w:rPr>
+          <w:rStyle w:val="FunctionTok"/>
+        </w:rPr>
+        <w:t xml:space="preserve">residuals</w:t>
+      </w:r>
+      <w:r>
+        <w:rPr>
+          <w:rStyle w:val="NormalTok"/>
+        </w:rPr>
+        <w:t xml:space="preserve">(paper_lm_model))</w:t>
+      </w:r>
+    </w:p>
+    <w:p>
+      <w:pPr>
+        <w:pStyle w:val="FirstParagraph"/>
+      </w:pPr>
+      <w:r>
+        <w:t xml:space="preserve">✏️</w:t>
+      </w:r>
+      <w:r>
+        <w:t xml:space="preserve"> </w:t>
+      </w:r>
+      <w:r>
+        <w:rPr>
+          <w:b/>
+          <w:bCs/>
+        </w:rPr>
+        <w:t xml:space="preserve">Your turn:</w:t>
+      </w:r>
+      <w:r>
+        <w:t xml:space="preserve"> </w:t>
+      </w:r>
+      <w:r>
+        <w:t xml:space="preserve">Record the Shapiro-Wilk result:</w:t>
+      </w:r>
+    </w:p>
+    <w:p>
+      <w:pPr>
+        <w:pStyle w:val="SourceCode"/>
+      </w:pPr>
+      <w:r>
+        <w:rPr>
+          <w:rStyle w:val="VerbatimChar"/>
+        </w:rPr>
+        <w:t xml:space="preserve">W = _____   p = _____</w:t>
+      </w:r>
+      <w:r>
+        <w:br/>
+      </w:r>
+      <w:r>
+        <w:rPr>
+          <w:rStyle w:val="VerbatimChar"/>
+        </w:rPr>
+        <w:t xml:space="preserve">Decision (normal / not normal):</w:t>
+      </w:r>
+    </w:p>
+    <w:p>
+      <w:pPr>
+        <w:pStyle w:val="FirstParagraph"/>
+      </w:pPr>
+      <w:r>
+        <w:t xml:space="preserve">✏️</w:t>
+      </w:r>
+      <w:r>
+        <w:t xml:space="preserve"> </w:t>
+      </w:r>
+      <w:r>
+        <w:rPr>
+          <w:b/>
+          <w:bCs/>
+        </w:rPr>
+        <w:t xml:space="preserve">Your turn:</w:t>
+      </w:r>
+      <w:r>
+        <w:t xml:space="preserve"> </w:t>
+      </w:r>
+      <w:r>
+        <w:t xml:space="preserve">An important distinction — in regression, normality is checked on the</w:t>
+      </w:r>
+      <w:r>
+        <w:t xml:space="preserve"> </w:t>
+      </w:r>
+      <w:r>
+        <w:rPr>
+          <w:b/>
+          <w:bCs/>
+        </w:rPr>
+        <w:t xml:space="preserve">residuals</w:t>
+      </w:r>
+      <w:r>
+        <w:t xml:space="preserve">, not on Y or X directly. Why does that matter?</w:t>
+      </w:r>
+    </w:p>
+    <w:p>
+      <w:pPr>
+        <w:pStyle w:val="SourceCode"/>
+      </w:pPr>
+      <w:r>
+        <w:rPr>
+          <w:rStyle w:val="VerbatimChar"/>
+        </w:rPr>
+        <w:t xml:space="preserve">Your answer:</w:t>
+      </w:r>
+    </w:p>
+    <w:p>
+      <w:r>
+        <w:pict>
+          <v:rect style="width:0;height:1.5pt" o:hralign="center" o:hrstd="t" o:hr="t"/>
+        </w:pict>
+      </w:r>
+    </w:p>
+    <w:bookmarkEnd w:id="25"/>
+    <w:bookmarkStart w:id="28" w:name="Xb3d7a91a11a37fa7b1f60b841bc63b821752f68"/>
+    <w:p>
+      <w:pPr>
+        <w:pStyle w:val="Heading1"/>
+      </w:pPr>
+      <w:r>
+        <w:t xml:space="preserve">Part 11 · Predict leaf area from tracing mass</w:t>
+      </w:r>
+    </w:p>
+    <w:bookmarkStart w:id="26" w:name="method-1-direct-calculation"/>
+    <w:p>
+      <w:pPr>
+        <w:pStyle w:val="Heading3"/>
+      </w:pPr>
+      <w:r>
+        <w:t xml:space="preserve">Method 1 — Direct calculation</w:t>
+      </w:r>
+    </w:p>
+    <w:p>
+      <w:pPr>
+        <w:pStyle w:val="FirstParagraph"/>
+      </w:pPr>
+      <w:r>
+        <w:rPr>
+          <w:b/>
+          <w:bCs/>
+        </w:rPr>
+        <w:t xml:space="preserve">▶ Run this:</w:t>
+      </w:r>
+    </w:p>
+    <w:p>
+      <w:pPr>
+        <w:pStyle w:val="SourceCode"/>
+      </w:pPr>
+      <w:r>
+        <w:rPr>
+          <w:rStyle w:val="CommentTok"/>
+        </w:rPr>
+        <w:t xml:space="preserve"># Direct calculation using the calibration equation ----</w:t>
+      </w:r>
+      <w:r>
+        <w:br/>
+      </w:r>
+      <w:r>
+        <w:rPr>
+          <w:rStyle w:val="NormalTok"/>
+        </w:rPr>
+        <w:t xml:space="preserve">mass_sunny </w:t>
+      </w:r>
+      <w:r>
+        <w:rPr>
+          <w:rStyle w:val="OtherTok"/>
+        </w:rPr>
+        <w:t xml:space="preserve">&lt;-</w:t>
+      </w:r>
+      <w:r>
+        <w:rPr>
+          <w:rStyle w:val="NormalTok"/>
+        </w:rPr>
+        <w:t xml:space="preserve"> </w:t>
+      </w:r>
+      <w:r>
+        <w:rPr>
+          <w:rStyle w:val="FloatTok"/>
+        </w:rPr>
+        <w:t xml:space="preserve">0.092</w:t>
+      </w:r>
+      <w:r>
+        <w:rPr>
+          <w:rStyle w:val="NormalTok"/>
+        </w:rPr>
+        <w:t xml:space="preserve">   </w:t>
+      </w:r>
+      <w:r>
+        <w:rPr>
+          <w:rStyle w:val="CommentTok"/>
+        </w:rPr>
+        <w:t xml:space="preserve"># g — example sunny leaf tracing</w:t>
+      </w:r>
+      <w:r>
+        <w:br/>
+      </w:r>
+      <w:r>
+        <w:rPr>
+          <w:rStyle w:val="NormalTok"/>
+        </w:rPr>
+        <w:t xml:space="preserve">mass_shady </w:t>
+      </w:r>
+      <w:r>
+        <w:rPr>
+          <w:rStyle w:val="OtherTok"/>
+        </w:rPr>
+        <w:t xml:space="preserve">&lt;-</w:t>
+      </w:r>
+      <w:r>
+        <w:rPr>
+          <w:rStyle w:val="NormalTok"/>
+        </w:rPr>
+        <w:t xml:space="preserve"> </w:t>
+      </w:r>
+      <w:r>
+        <w:rPr>
+          <w:rStyle w:val="FloatTok"/>
+        </w:rPr>
+        <w:t xml:space="preserve">0.138</w:t>
+      </w:r>
+      <w:r>
+        <w:rPr>
+          <w:rStyle w:val="NormalTok"/>
+        </w:rPr>
+        <w:t xml:space="preserve">   </w:t>
+      </w:r>
+      <w:r>
+        <w:rPr>
+          <w:rStyle w:val="CommentTok"/>
+        </w:rPr>
+        <w:t xml:space="preserve"># g — example shady leaf tracing</w:t>
+      </w:r>
+      <w:r>
+        <w:br/>
+      </w:r>
+      <w:r>
+        <w:br/>
+      </w:r>
+      <w:r>
+        <w:rPr>
+          <w:rStyle w:val="NormalTok"/>
+        </w:rPr>
+        <w:t xml:space="preserve">area_sunny </w:t>
+      </w:r>
+      <w:r>
+        <w:rPr>
+          <w:rStyle w:val="OtherTok"/>
+        </w:rPr>
+        <w:t xml:space="preserve">&lt;-</w:t>
+      </w:r>
+      <w:r>
+        <w:rPr>
+          <w:rStyle w:val="NormalTok"/>
+        </w:rPr>
+        <w:t xml:space="preserve"> b_slope </w:t>
+      </w:r>
+      <w:r>
+        <w:rPr>
+          <w:rStyle w:val="SpecialCharTok"/>
+        </w:rPr>
+        <w:t xml:space="preserve">*</w:t>
+      </w:r>
+      <w:r>
+        <w:rPr>
+          <w:rStyle w:val="NormalTok"/>
+        </w:rPr>
+        <w:t xml:space="preserve"> mass_sunny </w:t>
+      </w:r>
+      <w:r>
+        <w:rPr>
+          <w:rStyle w:val="SpecialCharTok"/>
+        </w:rPr>
+        <w:t xml:space="preserve">+</w:t>
+      </w:r>
+      <w:r>
+        <w:rPr>
+          <w:rStyle w:val="NormalTok"/>
+        </w:rPr>
+        <w:t xml:space="preserve"> a_intercept</w:t>
+      </w:r>
+      <w:r>
+        <w:br/>
+      </w:r>
+      <w:r>
+        <w:rPr>
+          <w:rStyle w:val="NormalTok"/>
+        </w:rPr>
+        <w:t xml:space="preserve">area_shady </w:t>
+      </w:r>
+      <w:r>
+        <w:rPr>
+          <w:rStyle w:val="OtherTok"/>
+        </w:rPr>
+        <w:t xml:space="preserve">&lt;-</w:t>
+      </w:r>
+      <w:r>
+        <w:rPr>
+          <w:rStyle w:val="NormalTok"/>
+        </w:rPr>
+        <w:t xml:space="preserve"> b_slope </w:t>
+      </w:r>
+      <w:r>
+        <w:rPr>
+          <w:rStyle w:val="SpecialCharTok"/>
+        </w:rPr>
+        <w:t xml:space="preserve">*</w:t>
+      </w:r>
+      <w:r>
+        <w:rPr>
+          <w:rStyle w:val="NormalTok"/>
+        </w:rPr>
+        <w:t xml:space="preserve"> mass_shady </w:t>
+      </w:r>
+      <w:r>
+        <w:rPr>
+          <w:rStyle w:val="SpecialCharTok"/>
+        </w:rPr>
+        <w:t xml:space="preserve">+</w:t>
+      </w:r>
+      <w:r>
+        <w:rPr>
+          <w:rStyle w:val="NormalTok"/>
+        </w:rPr>
+        <w:t xml:space="preserve"> a_intercept</w:t>
+      </w:r>
+      <w:r>
+        <w:br/>
+      </w:r>
+      <w:r>
+        <w:br/>
+      </w:r>
+      <w:r>
+        <w:rPr>
+          <w:rStyle w:val="FunctionTok"/>
+        </w:rPr>
+        <w:t xml:space="preserve">cat</w:t>
+      </w:r>
+      <w:r>
+        <w:rPr>
+          <w:rStyle w:val="NormalTok"/>
+        </w:rPr>
+        <w:t xml:space="preserve">(</w:t>
+      </w:r>
+      <w:r>
+        <w:rPr>
+          <w:rStyle w:val="StringTok"/>
+        </w:rPr>
+        <w:t xml:space="preserve">"Sunny tracing:"</w:t>
+      </w:r>
+      <w:r>
+        <w:rPr>
+          <w:rStyle w:val="NormalTok"/>
+        </w:rPr>
+        <w:t xml:space="preserve">, mass_sunny, </w:t>
+      </w:r>
+      <w:r>
+        <w:rPr>
+          <w:rStyle w:val="StringTok"/>
+        </w:rPr>
+        <w:t xml:space="preserve">"g →"</w:t>
+      </w:r>
+      <w:r>
+        <w:rPr>
+          <w:rStyle w:val="NormalTok"/>
+        </w:rPr>
+        <w:t xml:space="preserve">,</w:t>
+      </w:r>
+      <w:r>
+        <w:br/>
+      </w:r>
+      <w:r>
+        <w:rPr>
+          <w:rStyle w:val="NormalTok"/>
+        </w:rPr>
+        <w:t xml:space="preserve">    </w:t>
+      </w:r>
+      <w:r>
+        <w:rPr>
+          <w:rStyle w:val="FunctionTok"/>
+        </w:rPr>
+        <w:t xml:space="preserve">round</w:t>
+      </w:r>
+      <w:r>
+        <w:rPr>
+          <w:rStyle w:val="NormalTok"/>
+        </w:rPr>
+        <w:t xml:space="preserve">(area_sunny, </w:t>
+      </w:r>
+      <w:r>
+        <w:rPr>
+          <w:rStyle w:val="DecValTok"/>
+        </w:rPr>
+        <w:t xml:space="preserve">2</w:t>
+      </w:r>
+      <w:r>
+        <w:rPr>
+          <w:rStyle w:val="NormalTok"/>
+        </w:rPr>
+        <w:t xml:space="preserve">), </w:t>
+      </w:r>
+      <w:r>
+        <w:rPr>
+          <w:rStyle w:val="StringTok"/>
+        </w:rPr>
+        <w:t xml:space="preserve">"cm²</w:t>
+      </w:r>
+      <w:r>
+        <w:rPr>
+          <w:rStyle w:val="SpecialCharTok"/>
+        </w:rPr>
+        <w:t xml:space="preserve">\n</w:t>
+      </w:r>
+      <w:r>
+        <w:rPr>
+          <w:rStyle w:val="StringTok"/>
+        </w:rPr>
+        <w:t xml:space="preserve">"</w:t>
+      </w:r>
+      <w:r>
+        <w:rPr>
+          <w:rStyle w:val="NormalTok"/>
+        </w:rPr>
+        <w:t xml:space="preserve">)</w:t>
+      </w:r>
+      <w:r>
+        <w:br/>
+      </w:r>
+      <w:r>
+        <w:rPr>
+          <w:rStyle w:val="FunctionTok"/>
+        </w:rPr>
+        <w:t xml:space="preserve">cat</w:t>
+      </w:r>
+      <w:r>
+        <w:rPr>
+          <w:rStyle w:val="NormalTok"/>
+        </w:rPr>
+        <w:t xml:space="preserve">(</w:t>
+      </w:r>
+      <w:r>
+        <w:rPr>
+          <w:rStyle w:val="StringTok"/>
+        </w:rPr>
+        <w:t xml:space="preserve">"Shady tracing:"</w:t>
+      </w:r>
+      <w:r>
+        <w:rPr>
+          <w:rStyle w:val="NormalTok"/>
+        </w:rPr>
+        <w:t xml:space="preserve">, mass_shady, </w:t>
+      </w:r>
+      <w:r>
+        <w:rPr>
+          <w:rStyle w:val="StringTok"/>
+        </w:rPr>
+        <w:t xml:space="preserve">"g →"</w:t>
+      </w:r>
+      <w:r>
+        <w:rPr>
+          <w:rStyle w:val="NormalTok"/>
+        </w:rPr>
+        <w:t xml:space="preserve">,</w:t>
+      </w:r>
+      <w:r>
+        <w:br/>
+      </w:r>
+      <w:r>
+        <w:rPr>
+          <w:rStyle w:val="NormalTok"/>
+        </w:rPr>
+        <w:t xml:space="preserve">    </w:t>
+      </w:r>
+      <w:r>
+        <w:rPr>
+          <w:rStyle w:val="FunctionTok"/>
+        </w:rPr>
+        <w:t xml:space="preserve">round</w:t>
+      </w:r>
+      <w:r>
+        <w:rPr>
+          <w:rStyle w:val="NormalTok"/>
+        </w:rPr>
+        <w:t xml:space="preserve">(area_shady, </w:t>
+      </w:r>
+      <w:r>
+        <w:rPr>
+          <w:rStyle w:val="DecValTok"/>
+        </w:rPr>
+        <w:t xml:space="preserve">2</w:t>
+      </w:r>
+      <w:r>
+        <w:rPr>
+          <w:rStyle w:val="NormalTok"/>
+        </w:rPr>
+        <w:t xml:space="preserve">), </w:t>
+      </w:r>
+      <w:r>
+        <w:rPr>
+          <w:rStyle w:val="StringTok"/>
+        </w:rPr>
+        <w:t xml:space="preserve">"cm²</w:t>
+      </w:r>
+      <w:r>
+        <w:rPr>
+          <w:rStyle w:val="SpecialCharTok"/>
+        </w:rPr>
+        <w:t xml:space="preserve">\n</w:t>
+      </w:r>
+      <w:r>
+        <w:rPr>
+          <w:rStyle w:val="StringTok"/>
+        </w:rPr>
+        <w:t xml:space="preserve">"</w:t>
+      </w:r>
+      <w:r>
+        <w:rPr>
+          <w:rStyle w:val="NormalTok"/>
+        </w:rPr>
+        <w:t xml:space="preserve">)</w:t>
+      </w:r>
+    </w:p>
+    <w:p>
+      <w:pPr>
+        <w:pStyle w:val="FirstParagraph"/>
+      </w:pPr>
+      <w:r>
+        <w:t xml:space="preserve">✏️</w:t>
+      </w:r>
+      <w:r>
+        <w:t xml:space="preserve"> </w:t>
+      </w:r>
+      <w:r>
+        <w:rPr>
+          <w:b/>
+          <w:bCs/>
+        </w:rPr>
+        <w:t xml:space="preserve">Your turn:</w:t>
+      </w:r>
+      <w:r>
+        <w:t xml:space="preserve"> </w:t>
+      </w:r>
+      <w:r>
+        <w:t xml:space="preserve">Does the shady leaf have a larger predicted area? In Worksheet 04 we found shady leaves were significantly</w:t>
+      </w:r>
+      <w:r>
+        <w:t xml:space="preserve"> </w:t>
+      </w:r>
+      <w:r>
+        <w:rPr>
+          <w:i/>
+          <w:iCs/>
+        </w:rPr>
+        <w:t xml:space="preserve">heavier</w:t>
+      </w:r>
+      <w:r>
+        <w:t xml:space="preserve">. Does a larger predicted area match that finding? What does this tell you about the relationship between leaf weight and leaf area?</w:t>
+      </w:r>
+    </w:p>
+    <w:p>
+      <w:pPr>
+        <w:pStyle w:val="SourceCode"/>
+      </w:pPr>
+      <w:r>
+        <w:rPr>
+          <w:rStyle w:val="VerbatimChar"/>
+        </w:rPr>
+        <w:t xml:space="preserve">Sunny predicted area:</w:t>
+      </w:r>
+      <w:r>
+        <w:br/>
+      </w:r>
+      <w:r>
+        <w:rPr>
+          <w:rStyle w:val="VerbatimChar"/>
+        </w:rPr>
+        <w:t xml:space="preserve">Shady predicted area:</w:t>
+      </w:r>
+      <w:r>
+        <w:br/>
+      </w:r>
+      <w:r>
+        <w:rPr>
+          <w:rStyle w:val="VerbatimChar"/>
+        </w:rPr>
+        <w:t xml:space="preserve">Larger side:</w:t>
+      </w:r>
+      <w:r>
+        <w:br/>
+      </w:r>
+      <w:r>
+        <w:rPr>
+          <w:rStyle w:val="VerbatimChar"/>
+        </w:rPr>
+        <w:t xml:space="preserve">Does larger area match the heavier weight from Worksheet 04?  Y / N</w:t>
+      </w:r>
+      <w:r>
+        <w:br/>
+      </w:r>
+      <w:r>
+        <w:rPr>
+          <w:rStyle w:val="VerbatimChar"/>
+        </w:rPr>
+        <w:t xml:space="preserve">What does this tell you about the relationship between weight and area in leaves?</w:t>
+      </w:r>
+    </w:p>
+    <w:bookmarkEnd w:id="26"/>
+    <w:bookmarkStart w:id="27" w:name="method-2-using-predict-with-intervals"/>
+    <w:p>
+      <w:pPr>
+        <w:pStyle w:val="Heading3"/>
+      </w:pPr>
+      <w:r>
+        <w:t xml:space="preserve">Method 2 — Using</w:t>
+      </w:r>
+      <w:r>
+        <w:t xml:space="preserve"> </w:t>
+      </w:r>
+      <w:r>
+        <w:rPr>
+          <w:rStyle w:val="VerbatimChar"/>
+        </w:rPr>
+        <w:t xml:space="preserve">predict()</w:t>
+      </w:r>
+      <w:r>
+        <w:t xml:space="preserve"> </w:t>
+      </w:r>
+      <w:r>
+        <w:t xml:space="preserve">with intervals</w:t>
+      </w:r>
+    </w:p>
+    <w:p>
+      <w:pPr>
+        <w:pStyle w:val="FirstParagraph"/>
+      </w:pPr>
+      <w:r>
+        <w:rPr>
+          <w:b/>
+          <w:bCs/>
+        </w:rPr>
+        <w:t xml:space="preserve">▶ Run this:</w:t>
+      </w:r>
+    </w:p>
+    <w:p>
+      <w:pPr>
+        <w:pStyle w:val="SourceCode"/>
+      </w:pPr>
+      <w:r>
+        <w:rPr>
+          <w:rStyle w:val="CommentTok"/>
+        </w:rPr>
+        <w:t xml:space="preserve"># predict() gives uncertainty around predictions ------</w:t>
+      </w:r>
+      <w:r>
+        <w:br/>
+      </w:r>
+      <w:r>
+        <w:rPr>
+          <w:rStyle w:val="NormalTok"/>
+        </w:rPr>
+        <w:t xml:space="preserve">new_masses </w:t>
+      </w:r>
+      <w:r>
+        <w:rPr>
+          <w:rStyle w:val="OtherTok"/>
+        </w:rPr>
+        <w:t xml:space="preserve">&lt;-</w:t>
+      </w:r>
+      <w:r>
+        <w:rPr>
+          <w:rStyle w:val="NormalTok"/>
+        </w:rPr>
+        <w:t xml:space="preserve"> </w:t>
+      </w:r>
+      <w:r>
+        <w:rPr>
+          <w:rStyle w:val="FunctionTok"/>
+        </w:rPr>
+        <w:t xml:space="preserve">tibble</w:t>
+      </w:r>
+      <w:r>
+        <w:rPr>
+          <w:rStyle w:val="NormalTok"/>
+        </w:rPr>
+        <w:t xml:space="preserve">(</w:t>
+      </w:r>
+      <w:r>
+        <w:rPr>
+          <w:rStyle w:val="AttributeTok"/>
+        </w:rPr>
+        <w:t xml:space="preserve">mass_g =</w:t>
+      </w:r>
+      <w:r>
+        <w:rPr>
+          <w:rStyle w:val="NormalTok"/>
+        </w:rPr>
+        <w:t xml:space="preserve"> </w:t>
+      </w:r>
+      <w:r>
+        <w:rPr>
+          <w:rStyle w:val="FunctionTok"/>
+        </w:rPr>
+        <w:t xml:space="preserve">c</w:t>
+      </w:r>
+      <w:r>
+        <w:rPr>
+          <w:rStyle w:val="NormalTok"/>
+        </w:rPr>
+        <w:t xml:space="preserve">(</w:t>
+      </w:r>
+      <w:r>
+        <w:rPr>
+          <w:rStyle w:val="FloatTok"/>
+        </w:rPr>
+        <w:t xml:space="preserve">0.092</w:t>
+      </w:r>
+      <w:r>
+        <w:rPr>
+          <w:rStyle w:val="NormalTok"/>
+        </w:rPr>
+        <w:t xml:space="preserve">, </w:t>
+      </w:r>
+      <w:r>
+        <w:rPr>
+          <w:rStyle w:val="FloatTok"/>
+        </w:rPr>
+        <w:t xml:space="preserve">0.138</w:t>
+      </w:r>
+      <w:r>
+        <w:rPr>
+          <w:rStyle w:val="NormalTok"/>
+        </w:rPr>
+        <w:t xml:space="preserve">))</w:t>
+      </w:r>
+      <w:r>
+        <w:br/>
+      </w:r>
+      <w:r>
+        <w:br/>
+      </w:r>
+      <w:r>
+        <w:rPr>
+          <w:rStyle w:val="CommentTok"/>
+        </w:rPr>
+        <w:t xml:space="preserve"># 95% confidence interval for the MEAN area</w:t>
+      </w:r>
+      <w:r>
+        <w:br/>
+      </w:r>
+      <w:r>
+        <w:rPr>
+          <w:rStyle w:val="FunctionTok"/>
+        </w:rPr>
+        <w:t xml:space="preserve">predict</w:t>
+      </w:r>
+      <w:r>
+        <w:rPr>
+          <w:rStyle w:val="NormalTok"/>
+        </w:rPr>
+        <w:t xml:space="preserve">(paper_lm_model,</w:t>
+      </w:r>
+      <w:r>
+        <w:br/>
+      </w:r>
+      <w:r>
+        <w:rPr>
+          <w:rStyle w:val="NormalTok"/>
+        </w:rPr>
+        <w:t xml:space="preserve">        </w:t>
+      </w:r>
+      <w:r>
+        <w:rPr>
+          <w:rStyle w:val="AttributeTok"/>
+        </w:rPr>
+        <w:t xml:space="preserve">newdata  =</w:t>
+      </w:r>
+      <w:r>
+        <w:rPr>
+          <w:rStyle w:val="NormalTok"/>
+        </w:rPr>
+        <w:t xml:space="preserve"> new_masses,</w:t>
+      </w:r>
+      <w:r>
+        <w:br/>
+      </w:r>
+      <w:r>
+        <w:rPr>
+          <w:rStyle w:val="NormalTok"/>
+        </w:rPr>
+        <w:t xml:space="preserve">        </w:t>
+      </w:r>
+      <w:r>
+        <w:rPr>
+          <w:rStyle w:val="AttributeTok"/>
+        </w:rPr>
+        <w:t xml:space="preserve">interval =</w:t>
+      </w:r>
+      <w:r>
+        <w:rPr>
+          <w:rStyle w:val="NormalTok"/>
+        </w:rPr>
+        <w:t xml:space="preserve"> </w:t>
+      </w:r>
+      <w:r>
+        <w:rPr>
+          <w:rStyle w:val="StringTok"/>
+        </w:rPr>
+        <w:t xml:space="preserve">"confidence"</w:t>
+      </w:r>
+      <w:r>
+        <w:rPr>
+          <w:rStyle w:val="NormalTok"/>
+        </w:rPr>
+        <w:t xml:space="preserve">) </w:t>
+      </w:r>
+      <w:r>
+        <w:rPr>
+          <w:rStyle w:val="SpecialCharTok"/>
+        </w:rPr>
+        <w:t xml:space="preserve">%&gt;%</w:t>
+      </w:r>
+      <w:r>
+        <w:br/>
+      </w:r>
+      <w:r>
+        <w:rPr>
+          <w:rStyle w:val="NormalTok"/>
+        </w:rPr>
+        <w:t xml:space="preserve">  </w:t>
+      </w:r>
+      <w:r>
+        <w:rPr>
+          <w:rStyle w:val="FunctionTok"/>
+        </w:rPr>
+        <w:t xml:space="preserve">as_tibble</w:t>
+      </w:r>
+      <w:r>
+        <w:rPr>
+          <w:rStyle w:val="NormalTok"/>
+        </w:rPr>
+        <w:t xml:space="preserve">() </w:t>
+      </w:r>
+      <w:r>
+        <w:rPr>
+          <w:rStyle w:val="SpecialCharTok"/>
+        </w:rPr>
+        <w:t xml:space="preserve">%&gt;%</w:t>
+      </w:r>
+      <w:r>
+        <w:br/>
+      </w:r>
+      <w:r>
+        <w:rPr>
+          <w:rStyle w:val="NormalTok"/>
+        </w:rPr>
+        <w:t xml:space="preserve">  </w:t>
+      </w:r>
+      <w:r>
+        <w:rPr>
+          <w:rStyle w:val="FunctionTok"/>
+        </w:rPr>
+        <w:t xml:space="preserve">mutate</w:t>
+      </w:r>
+      <w:r>
+        <w:rPr>
+          <w:rStyle w:val="NormalTok"/>
+        </w:rPr>
+        <w:t xml:space="preserve">(</w:t>
+      </w:r>
+      <w:r>
+        <w:rPr>
+          <w:rStyle w:val="AttributeTok"/>
+        </w:rPr>
+        <w:t xml:space="preserve">mass_g =</w:t>
+      </w:r>
+      <w:r>
+        <w:rPr>
+          <w:rStyle w:val="NormalTok"/>
+        </w:rPr>
+        <w:t xml:space="preserve"> </w:t>
+      </w:r>
+      <w:r>
+        <w:rPr>
+          <w:rStyle w:val="FunctionTok"/>
+        </w:rPr>
+        <w:t xml:space="preserve">c</w:t>
+      </w:r>
+      <w:r>
+        <w:rPr>
+          <w:rStyle w:val="NormalTok"/>
+        </w:rPr>
+        <w:t xml:space="preserve">(</w:t>
+      </w:r>
+      <w:r>
+        <w:rPr>
+          <w:rStyle w:val="FloatTok"/>
+        </w:rPr>
+        <w:t xml:space="preserve">0.092</w:t>
+      </w:r>
+      <w:r>
+        <w:rPr>
+          <w:rStyle w:val="NormalTok"/>
+        </w:rPr>
+        <w:t xml:space="preserve">, </w:t>
+      </w:r>
+      <w:r>
+        <w:rPr>
+          <w:rStyle w:val="FloatTok"/>
+        </w:rPr>
+        <w:t xml:space="preserve">0.138</w:t>
+      </w:r>
+      <w:r>
+        <w:rPr>
+          <w:rStyle w:val="NormalTok"/>
+        </w:rPr>
+        <w:t xml:space="preserve">), </w:t>
+      </w:r>
+      <w:r>
+        <w:rPr>
+          <w:rStyle w:val="AttributeTok"/>
+        </w:rPr>
+        <w:t xml:space="preserve">.before =</w:t>
+      </w:r>
+      <w:r>
+        <w:rPr>
+          <w:rStyle w:val="NormalTok"/>
+        </w:rPr>
+        <w:t xml:space="preserve"> </w:t>
+      </w:r>
+      <w:r>
+        <w:rPr>
+          <w:rStyle w:val="DecValTok"/>
+        </w:rPr>
+        <w:t xml:space="preserve">1</w:t>
+      </w:r>
+      <w:r>
+        <w:rPr>
+          <w:rStyle w:val="NormalTok"/>
+        </w:rPr>
+        <w:t xml:space="preserve">) </w:t>
+      </w:r>
+      <w:r>
+        <w:rPr>
+          <w:rStyle w:val="SpecialCharTok"/>
+        </w:rPr>
+        <w:t xml:space="preserve">%&gt;%</w:t>
+      </w:r>
+      <w:r>
+        <w:br/>
+      </w:r>
+      <w:r>
+        <w:rPr>
+          <w:rStyle w:val="NormalTok"/>
+        </w:rPr>
+        <w:t xml:space="preserve">  </w:t>
+      </w:r>
+      <w:r>
+        <w:rPr>
+          <w:rStyle w:val="FunctionTok"/>
+        </w:rPr>
+        <w:t xml:space="preserve">round</w:t>
+      </w:r>
+      <w:r>
+        <w:rPr>
+          <w:rStyle w:val="NormalTok"/>
+        </w:rPr>
+        <w:t xml:space="preserve">(</w:t>
+      </w:r>
+      <w:r>
+        <w:rPr>
+          <w:rStyle w:val="DecValTok"/>
+        </w:rPr>
+        <w:t xml:space="preserve">3</w:t>
+      </w:r>
+      <w:r>
+        <w:rPr>
+          <w:rStyle w:val="NormalTok"/>
+        </w:rPr>
+        <w:t xml:space="preserve">)</w:t>
+      </w:r>
+    </w:p>
+    <w:p>
+      <w:pPr>
+        <w:pStyle w:val="SourceCode"/>
+      </w:pPr>
+      <w:r>
+        <w:rPr>
+          <w:rStyle w:val="CommentTok"/>
+        </w:rPr>
+        <w:t xml:space="preserve"># 95% prediction interval for a SINGLE observation</w:t>
+      </w:r>
+      <w:r>
+        <w:br/>
+      </w:r>
+      <w:r>
+        <w:rPr>
+          <w:rStyle w:val="FunctionTok"/>
+        </w:rPr>
+        <w:t xml:space="preserve">predict</w:t>
+      </w:r>
+      <w:r>
+        <w:rPr>
+          <w:rStyle w:val="NormalTok"/>
+        </w:rPr>
+        <w:t xml:space="preserve">(paper_lm_model,</w:t>
+      </w:r>
+      <w:r>
+        <w:br/>
+      </w:r>
+      <w:r>
+        <w:rPr>
+          <w:rStyle w:val="NormalTok"/>
+        </w:rPr>
+        <w:t xml:space="preserve">        </w:t>
+      </w:r>
+      <w:r>
+        <w:rPr>
+          <w:rStyle w:val="AttributeTok"/>
+        </w:rPr>
+        <w:t xml:space="preserve">newdata  =</w:t>
+      </w:r>
+      <w:r>
+        <w:rPr>
+          <w:rStyle w:val="NormalTok"/>
+        </w:rPr>
+        <w:t xml:space="preserve"> new_masses,</w:t>
+      </w:r>
+      <w:r>
+        <w:br/>
+      </w:r>
+      <w:r>
+        <w:rPr>
+          <w:rStyle w:val="NormalTok"/>
+        </w:rPr>
+        <w:t xml:space="preserve">        </w:t>
+      </w:r>
+      <w:r>
+        <w:rPr>
+          <w:rStyle w:val="AttributeTok"/>
+        </w:rPr>
+        <w:t xml:space="preserve">interval =</w:t>
+      </w:r>
+      <w:r>
+        <w:rPr>
+          <w:rStyle w:val="NormalTok"/>
+        </w:rPr>
+        <w:t xml:space="preserve"> </w:t>
+      </w:r>
+      <w:r>
+        <w:rPr>
+          <w:rStyle w:val="StringTok"/>
+        </w:rPr>
+        <w:t xml:space="preserve">"prediction"</w:t>
+      </w:r>
+      <w:r>
+        <w:rPr>
+          <w:rStyle w:val="NormalTok"/>
+        </w:rPr>
+        <w:t xml:space="preserve">) </w:t>
+      </w:r>
+      <w:r>
+        <w:rPr>
+          <w:rStyle w:val="SpecialCharTok"/>
+        </w:rPr>
+        <w:t xml:space="preserve">%&gt;%</w:t>
+      </w:r>
+      <w:r>
+        <w:br/>
+      </w:r>
+      <w:r>
+        <w:rPr>
+          <w:rStyle w:val="NormalTok"/>
+        </w:rPr>
+        <w:t xml:space="preserve">  </w:t>
+      </w:r>
+      <w:r>
+        <w:rPr>
+          <w:rStyle w:val="FunctionTok"/>
+        </w:rPr>
+        <w:t xml:space="preserve">as_tibble</w:t>
+      </w:r>
+      <w:r>
+        <w:rPr>
+          <w:rStyle w:val="NormalTok"/>
+        </w:rPr>
+        <w:t xml:space="preserve">() </w:t>
+      </w:r>
+      <w:r>
+        <w:rPr>
+          <w:rStyle w:val="SpecialCharTok"/>
+        </w:rPr>
+        <w:t xml:space="preserve">%&gt;%</w:t>
+      </w:r>
+      <w:r>
+        <w:br/>
+      </w:r>
+      <w:r>
+        <w:rPr>
+          <w:rStyle w:val="NormalTok"/>
+        </w:rPr>
+        <w:t xml:space="preserve">  </w:t>
+      </w:r>
+      <w:r>
+        <w:rPr>
+          <w:rStyle w:val="FunctionTok"/>
+        </w:rPr>
+        <w:t xml:space="preserve">mutate</w:t>
+      </w:r>
+      <w:r>
+        <w:rPr>
+          <w:rStyle w:val="NormalTok"/>
+        </w:rPr>
+        <w:t xml:space="preserve">(</w:t>
+      </w:r>
+      <w:r>
+        <w:rPr>
+          <w:rStyle w:val="AttributeTok"/>
+        </w:rPr>
+        <w:t xml:space="preserve">mass_g =</w:t>
+      </w:r>
+      <w:r>
+        <w:rPr>
+          <w:rStyle w:val="NormalTok"/>
+        </w:rPr>
+        <w:t xml:space="preserve"> </w:t>
+      </w:r>
+      <w:r>
+        <w:rPr>
+          <w:rStyle w:val="FunctionTok"/>
+        </w:rPr>
+        <w:t xml:space="preserve">c</w:t>
+      </w:r>
+      <w:r>
+        <w:rPr>
+          <w:rStyle w:val="NormalTok"/>
+        </w:rPr>
+        <w:t xml:space="preserve">(</w:t>
+      </w:r>
+      <w:r>
+        <w:rPr>
+          <w:rStyle w:val="FloatTok"/>
+        </w:rPr>
+        <w:t xml:space="preserve">0.092</w:t>
+      </w:r>
+      <w:r>
+        <w:rPr>
+          <w:rStyle w:val="NormalTok"/>
+        </w:rPr>
+        <w:t xml:space="preserve">, </w:t>
+      </w:r>
+      <w:r>
+        <w:rPr>
+          <w:rStyle w:val="FloatTok"/>
+        </w:rPr>
+        <w:t xml:space="preserve">0.138</w:t>
+      </w:r>
+      <w:r>
+        <w:rPr>
+          <w:rStyle w:val="NormalTok"/>
+        </w:rPr>
+        <w:t xml:space="preserve">), </w:t>
+      </w:r>
+      <w:r>
+        <w:rPr>
+          <w:rStyle w:val="AttributeTok"/>
+        </w:rPr>
+        <w:t xml:space="preserve">.before =</w:t>
+      </w:r>
+      <w:r>
+        <w:rPr>
+          <w:rStyle w:val="NormalTok"/>
+        </w:rPr>
+        <w:t xml:space="preserve"> </w:t>
+      </w:r>
+      <w:r>
+        <w:rPr>
+          <w:rStyle w:val="DecValTok"/>
+        </w:rPr>
+        <w:t xml:space="preserve">1</w:t>
+      </w:r>
+      <w:r>
+        <w:rPr>
+          <w:rStyle w:val="NormalTok"/>
+        </w:rPr>
+        <w:t xml:space="preserve">) </w:t>
+      </w:r>
+      <w:r>
+        <w:rPr>
+          <w:rStyle w:val="SpecialCharTok"/>
+        </w:rPr>
+        <w:t xml:space="preserve">%&gt;%</w:t>
+      </w:r>
+      <w:r>
+        <w:br/>
+      </w:r>
+      <w:r>
+        <w:rPr>
+          <w:rStyle w:val="NormalTok"/>
+        </w:rPr>
+        <w:t xml:space="preserve">  </w:t>
+      </w:r>
+      <w:r>
+        <w:rPr>
+          <w:rStyle w:val="FunctionTok"/>
+        </w:rPr>
+        <w:t xml:space="preserve">round</w:t>
+      </w:r>
+      <w:r>
+        <w:rPr>
+          <w:rStyle w:val="NormalTok"/>
+        </w:rPr>
+        <w:t xml:space="preserve">(</w:t>
+      </w:r>
+      <w:r>
+        <w:rPr>
+          <w:rStyle w:val="DecValTok"/>
+        </w:rPr>
+        <w:t xml:space="preserve">3</w:t>
+      </w:r>
+      <w:r>
+        <w:rPr>
+          <w:rStyle w:val="NormalTok"/>
+        </w:rPr>
+        <w:t xml:space="preserve">)</w:t>
+      </w:r>
+    </w:p>
+    <w:p>
+      <w:pPr>
+        <w:pStyle w:val="FirstParagraph"/>
+      </w:pPr>
+      <w:r>
+        <w:t xml:space="preserve">✏️</w:t>
+      </w:r>
+      <w:r>
+        <w:t xml:space="preserve"> </w:t>
+      </w:r>
+      <w:r>
+        <w:rPr>
+          <w:b/>
+          <w:bCs/>
+        </w:rPr>
+        <w:t xml:space="preserve">Your turn:</w:t>
+      </w:r>
+      <w:r>
+        <w:t xml:space="preserve"> </w:t>
+      </w:r>
+      <w:r>
+        <w:t xml:space="preserve">The prediction interval is wider than the confidence interval. In your own words, explain why — what additional source of uncertainty does a prediction interval capture?</w:t>
+      </w:r>
+    </w:p>
+    <w:p>
+      <w:pPr>
+        <w:pStyle w:val="SourceCode"/>
+      </w:pPr>
+      <w:r>
+        <w:rPr>
+          <w:rStyle w:val="VerbatimChar"/>
+        </w:rPr>
+        <w:t xml:space="preserve">Your answer:</w:t>
+      </w:r>
+    </w:p>
+    <w:p>
+      <w:pPr>
+        <w:pStyle w:val="BlockText"/>
+      </w:pPr>
+      <w:r>
+        <w:t xml:space="preserve">📖</w:t>
+      </w:r>
+      <w:r>
+        <w:t xml:space="preserve"> </w:t>
+      </w:r>
+      <w:r>
+        <w:rPr>
+          <w:b/>
+          <w:bCs/>
+        </w:rPr>
+        <w:t xml:space="preserve">Whitlock &amp; Schluter §17.2 p. 549:</w:t>
+      </w:r>
+      <w:r>
+        <w:t xml:space="preserve"> </w:t>
+      </w:r>
+      <w:r>
+        <w:rPr>
+          <w:i/>
+          <w:iCs/>
+        </w:rPr>
+        <w:t xml:space="preserve">“Confidence bands measure the precision of the predicted mean Y for each value of X. Prediction intervals measure the precision of the predicted single Y-values for each X.”</w:t>
+      </w:r>
+    </w:p>
+    <w:p>
+      <w:r>
+        <w:pict>
+          <v:rect style="width:0;height:1.5pt" o:hralign="center" o:hrstd="t" o:hr="t"/>
+        </w:pict>
+      </w:r>
+    </w:p>
+    <w:bookmarkEnd w:id="27"/>
+    <w:bookmarkEnd w:id="28"/>
+    <w:bookmarkStart w:id="29" w:name="X85e2ce99578c66ae539982554e7601585178bad"/>
+    <w:p>
+      <w:pPr>
+        <w:pStyle w:val="Heading1"/>
+      </w:pPr>
+      <w:r>
+        <w:t xml:space="preserve">Part 12 · Write a scientific results paragraph</w:t>
+      </w:r>
+    </w:p>
+    <w:p>
+      <w:pPr>
+        <w:pStyle w:val="FirstParagraph"/>
+      </w:pPr>
+      <w:r>
+        <w:t xml:space="preserve">✏️</w:t>
+      </w:r>
+      <w:r>
+        <w:t xml:space="preserve"> </w:t>
+      </w:r>
+      <w:r>
+        <w:rPr>
+          <w:b/>
+          <w:bCs/>
+        </w:rPr>
+        <w:t xml:space="preserve">Your turn:</w:t>
+      </w:r>
+      <w:r>
+        <w:t xml:space="preserve"> </w:t>
+      </w:r>
+      <w:r>
+        <w:t xml:space="preserve">Write a complete results paragraph using the information below. Follow the format from Lecture 05.</w:t>
+      </w:r>
+    </w:p>
+    <w:p>
+      <w:pPr>
+        <w:pStyle w:val="BodyText"/>
+      </w:pPr>
+      <w:r>
+        <w:rPr>
+          <w:b/>
+          <w:bCs/>
+        </w:rPr>
+        <w:t xml:space="preserve">Information to include:</w:t>
+      </w:r>
+      <w:r>
+        <w:t xml:space="preserve"> </w:t>
+      </w:r>
+      <w:r>
+        <w:t xml:space="preserve">- What the regression tested - F-statistic, df₁, df₂, and p-value (from the F-statistic line in</w:t>
+      </w:r>
+      <w:r>
+        <w:t xml:space="preserve"> </w:t>
+      </w:r>
+      <w:r>
+        <w:rPr>
+          <w:rStyle w:val="VerbatimChar"/>
+        </w:rPr>
+        <w:t xml:space="preserve">summary()</w:t>
+      </w:r>
+      <w:r>
+        <w:t xml:space="preserve">) - R² - The calibration equation (slope and intercept) - 95% confidence interval for the slope (use</w:t>
+      </w:r>
+      <w:r>
+        <w:t xml:space="preserve"> </w:t>
+      </w:r>
+      <w:r>
+        <w:rPr>
+          <w:rStyle w:val="VerbatimChar"/>
+        </w:rPr>
+        <w:t xml:space="preserve">confint(paper_lm_model)</w:t>
+      </w:r>
+      <w:r>
+        <w:t xml:space="preserve">) - Brief mention of assumption checks</w:t>
+      </w:r>
+    </w:p>
+    <w:p>
+      <w:pPr>
+        <w:pStyle w:val="SourceCode"/>
+      </w:pPr>
+      <w:r>
+        <w:rPr>
+          <w:rStyle w:val="CommentTok"/>
+        </w:rPr>
+        <w:t xml:space="preserve"># Get the 95% CI for the slope -------------------------</w:t>
+      </w:r>
+      <w:r>
+        <w:br/>
+      </w:r>
+      <w:r>
+        <w:rPr>
+          <w:rStyle w:val="FunctionTok"/>
+        </w:rPr>
+        <w:t xml:space="preserve">confint</w:t>
+      </w:r>
+      <w:r>
+        <w:rPr>
+          <w:rStyle w:val="NormalTok"/>
+        </w:rPr>
+        <w:t xml:space="preserve">(paper_lm_model)</w:t>
+      </w:r>
+    </w:p>
+    <w:p>
+      <w:pPr>
+        <w:pStyle w:val="SourceCode"/>
+      </w:pPr>
+      <w:r>
+        <w:rPr>
+          <w:rStyle w:val="VerbatimChar"/>
+        </w:rPr>
+        <w:t xml:space="preserve">Write your results paragraph here:</w:t>
+      </w:r>
+    </w:p>
+    <w:p>
+      <w:r>
+        <w:pict>
+          <v:rect style="width:0;height:1.5pt" o:hralign="center" o:hrstd="t" o:hr="t"/>
+        </w:pict>
+      </w:r>
+    </w:p>
+    <w:bookmarkEnd w:id="29"/>
+    <w:bookmarkStart w:id="30" w:name="part-13-review-and-checkpoint"/>
+    <w:p>
+      <w:pPr>
+        <w:pStyle w:val="Heading1"/>
+      </w:pPr>
+      <w:r>
+        <w:t xml:space="preserve">Part 13 · Review and checkpoint</w:t>
+      </w:r>
+    </w:p>
+    <w:p>
+      <w:pPr>
+        <w:pStyle w:val="FirstParagraph"/>
+      </w:pPr>
+      <w:r>
+        <w:t xml:space="preserve">At this point you should be able to:</w:t>
+      </w:r>
+    </w:p>
+    <w:p>
+      <w:pPr>
+        <w:pStyle w:val="Compact"/>
+        <w:numPr>
+          <w:ilvl w:val="0"/>
+          <w:numId w:val="1003"/>
+        </w:numPr>
+      </w:pPr>
+      <w:r>
+        <w:t xml:space="preserve">Identify the response (Y) and explanatory (X) variables for a regression problem</w:t>
+      </w:r>
+    </w:p>
+    <w:p>
+      <w:pPr>
+        <w:pStyle w:val="Compact"/>
+        <w:numPr>
+          <w:ilvl w:val="0"/>
+          <w:numId w:val="1004"/>
+        </w:numPr>
+      </w:pPr>
+      <w:r>
+        <w:t xml:space="preserve">Make a scatter plot and assess linearity visually</w:t>
+      </w:r>
+    </w:p>
+    <w:p>
+      <w:pPr>
+        <w:pStyle w:val="Compact"/>
+        <w:numPr>
+          <w:ilvl w:val="0"/>
+          <w:numId w:val="1005"/>
+        </w:numPr>
+      </w:pPr>
+      <w:r>
+        <w:t xml:space="preserve">Fit a linear regression with</w:t>
+      </w:r>
+      <w:r>
+        <w:t xml:space="preserve"> </w:t>
+      </w:r>
+      <w:r>
+        <w:rPr>
+          <w:rStyle w:val="VerbatimChar"/>
+        </w:rPr>
+        <w:t xml:space="preserve">lm(Y ~ X, data)</w:t>
+      </w:r>
+      <w:r>
+        <w:t xml:space="preserve"> </w:t>
+      </w:r>
+      <w:r>
+        <w:t xml:space="preserve">and call</w:t>
+      </w:r>
+      <w:r>
+        <w:t xml:space="preserve"> </w:t>
+      </w:r>
+      <w:r>
+        <w:rPr>
+          <w:rStyle w:val="VerbatimChar"/>
+        </w:rPr>
+        <w:t xml:space="preserve">summary()</w:t>
+      </w:r>
+    </w:p>
+    <w:p>
+      <w:pPr>
+        <w:pStyle w:val="Compact"/>
+        <w:numPr>
+          <w:ilvl w:val="0"/>
+          <w:numId w:val="1006"/>
+        </w:numPr>
+      </w:pPr>
+      <w:r>
+        <w:t xml:space="preserve">Extract slope, intercept, and R² from the model</w:t>
+      </w:r>
+    </w:p>
+    <w:p>
+      <w:pPr>
+        <w:pStyle w:val="Compact"/>
+        <w:numPr>
+          <w:ilvl w:val="0"/>
+          <w:numId w:val="1007"/>
+        </w:numPr>
+      </w:pPr>
+      <w:r>
+        <w:t xml:space="preserve">Interpret slope, intercept, t-value, p-value, and R² in biological terms</w:t>
+      </w:r>
+    </w:p>
+    <w:p>
+      <w:pPr>
+        <w:pStyle w:val="Compact"/>
+        <w:numPr>
+          <w:ilvl w:val="0"/>
+          <w:numId w:val="1008"/>
+        </w:numPr>
+      </w:pPr>
+      <w:r>
+        <w:t xml:space="preserve">Add fitted values and residuals to a data frame with</w:t>
+      </w:r>
+      <w:r>
+        <w:t xml:space="preserve"> </w:t>
+      </w:r>
+      <w:r>
+        <w:rPr>
+          <w:rStyle w:val="VerbatimChar"/>
+        </w:rPr>
+        <w:t xml:space="preserve">fitted()</w:t>
+      </w:r>
+      <w:r>
+        <w:t xml:space="preserve"> </w:t>
+      </w:r>
+      <w:r>
+        <w:t xml:space="preserve">and</w:t>
+      </w:r>
+      <w:r>
+        <w:t xml:space="preserve"> </w:t>
+      </w:r>
+      <w:r>
+        <w:rPr>
+          <w:rStyle w:val="VerbatimChar"/>
+        </w:rPr>
+        <w:t xml:space="preserve">residuals()</w:t>
+      </w:r>
+    </w:p>
+    <w:p>
+      <w:pPr>
+        <w:pStyle w:val="Compact"/>
+        <w:numPr>
+          <w:ilvl w:val="0"/>
+          <w:numId w:val="1009"/>
+        </w:numPr>
+      </w:pPr>
+      <w:r>
+        <w:t xml:space="preserve">Check the residual vs fitted plot for linearity and equal variance</w:t>
+      </w:r>
+    </w:p>
+    <w:p>
+      <w:pPr>
+        <w:pStyle w:val="Compact"/>
+        <w:numPr>
+          <w:ilvl w:val="0"/>
+          <w:numId w:val="1010"/>
+        </w:numPr>
+      </w:pPr>
+      <w:r>
+        <w:t xml:space="preserve">Check the QQ plot and Shapiro-Wilk on</w:t>
+      </w:r>
+      <w:r>
+        <w:t xml:space="preserve"> </w:t>
+      </w:r>
+      <w:r>
+        <w:rPr>
+          <w:b/>
+          <w:bCs/>
+        </w:rPr>
+        <w:t xml:space="preserve">residuals</w:t>
+      </w:r>
+      <w:r>
+        <w:t xml:space="preserve"> </w:t>
+      </w:r>
+      <w:r>
+        <w:t xml:space="preserve">for normality</w:t>
+      </w:r>
+    </w:p>
+    <w:p>
+      <w:pPr>
+        <w:pStyle w:val="Compact"/>
+        <w:numPr>
+          <w:ilvl w:val="0"/>
+          <w:numId w:val="1011"/>
+        </w:numPr>
+      </w:pPr>
+      <w:r>
+        <w:t xml:space="preserve">Use</w:t>
+      </w:r>
+      <w:r>
+        <w:t xml:space="preserve"> </w:t>
+      </w:r>
+      <w:r>
+        <w:rPr>
+          <w:rStyle w:val="VerbatimChar"/>
+        </w:rPr>
+        <w:t xml:space="preserve">coef(model)</w:t>
+      </w:r>
+      <w:r>
+        <w:t xml:space="preserve"> </w:t>
+      </w:r>
+      <w:r>
+        <w:t xml:space="preserve">to write the prediction equation</w:t>
+      </w:r>
+    </w:p>
+    <w:p>
+      <w:pPr>
+        <w:pStyle w:val="Compact"/>
+        <w:numPr>
+          <w:ilvl w:val="0"/>
+          <w:numId w:val="1012"/>
+        </w:numPr>
+      </w:pPr>
+      <w:r>
+        <w:t xml:space="preserve">Use</w:t>
+      </w:r>
+      <w:r>
+        <w:t xml:space="preserve"> </w:t>
+      </w:r>
+      <w:r>
+        <w:rPr>
+          <w:rStyle w:val="VerbatimChar"/>
+        </w:rPr>
+        <w:t xml:space="preserve">predict(model, newdata, interval = "prediction")</w:t>
+      </w:r>
+      <w:r>
+        <w:t xml:space="preserve"> </w:t>
+      </w:r>
+      <w:r>
+        <w:t xml:space="preserve">for predictions with uncertainty</w:t>
+      </w:r>
+    </w:p>
+    <w:p>
+      <w:pPr>
+        <w:pStyle w:val="Compact"/>
+        <w:numPr>
+          <w:ilvl w:val="0"/>
+          <w:numId w:val="1013"/>
+        </w:numPr>
+      </w:pPr>
+      <w:r>
+        <w:t xml:space="preserve">Write a complete scientific results paragraph with F, df, p, R², and equation</w:t>
+      </w:r>
+    </w:p>
+    <w:p>
+      <w:pPr>
+        <w:pStyle w:val="FirstParagraph"/>
+      </w:pPr>
+      <w:r>
+        <w:t xml:space="preserve">✏️</w:t>
+      </w:r>
+      <w:r>
+        <w:t xml:space="preserve"> </w:t>
+      </w:r>
+      <w:r>
+        <w:rPr>
+          <w:b/>
+          <w:bCs/>
+        </w:rPr>
+        <w:t xml:space="preserve">Your turn — before you move on:</w:t>
+      </w:r>
+      <w:r>
+        <w:t xml:space="preserve"> </w:t>
+      </w:r>
+      <w:r>
+        <w:t xml:space="preserve">Run your entire script with</w:t>
+      </w:r>
+      <w:r>
+        <w:t xml:space="preserve"> </w:t>
+      </w:r>
+      <w:r>
+        <w:rPr>
+          <w:b/>
+          <w:bCs/>
+        </w:rPr>
+        <w:t xml:space="preserve">Ctrl/Cmd + Shift + Enter</w:t>
+      </w:r>
+      <w:r>
+        <w:t xml:space="preserve">. Does it run from top to bottom without errors?</w:t>
+      </w:r>
+    </w:p>
+    <w:p>
+      <w:pPr>
+        <w:pStyle w:val="SourceCode"/>
+      </w:pPr>
+      <w:r>
+        <w:rPr>
+          <w:rStyle w:val="VerbatimChar"/>
+        </w:rPr>
+        <w:t xml:space="preserve">Ran cleanly?  Y / N</w:t>
+      </w:r>
+      <w:r>
+        <w:br/>
+      </w:r>
+      <w:r>
+        <w:rPr>
+          <w:rStyle w:val="VerbatimChar"/>
+        </w:rPr>
+        <w:t xml:space="preserve">If not, what error appeared:</w:t>
+      </w:r>
+    </w:p>
+    <w:p>
+      <w:r>
+        <w:pict>
+          <v:rect style="width:0;height:1.5pt" o:hralign="center" o:hrstd="t" o:hr="t"/>
+        </w:pict>
+      </w:r>
+    </w:p>
+    <w:bookmarkEnd w:id="30"/>
+    <w:bookmarkStart w:id="35" w:name="part-14-going-further"/>
+    <w:p>
+      <w:pPr>
+        <w:pStyle w:val="Heading1"/>
+      </w:pPr>
+      <w:r>
+        <w:t xml:space="preserve">Part 14 · Going further</w:t>
+      </w:r>
+    </w:p>
+    <w:p>
+      <w:pPr>
+        <w:pStyle w:val="BlockText"/>
+      </w:pPr>
+      <w:r>
+        <w:t xml:space="preserve">This section is optional — work through it if you finish early or want to push deeper.</w:t>
+      </w:r>
+    </w:p>
+    <w:bookmarkStart w:id="31" w:name="explore-the-fit-at-each-area-group"/>
+    <w:p>
+      <w:pPr>
+        <w:pStyle w:val="Heading3"/>
+      </w:pPr>
+      <w:r>
+        <w:t xml:space="preserve">Explore the fit at each area group</w:t>
+      </w:r>
+    </w:p>
+    <w:p>
+      <w:pPr>
+        <w:pStyle w:val="FirstParagraph"/>
+      </w:pPr>
+      <w:r>
+        <w:rPr>
+          <w:b/>
+          <w:bCs/>
+        </w:rPr>
+        <w:t xml:space="preserve">▶ Try this:</w:t>
+      </w:r>
+    </w:p>
+    <w:p>
+      <w:pPr>
+        <w:pStyle w:val="SourceCode"/>
+      </w:pPr>
+      <w:r>
+        <w:rPr>
+          <w:rStyle w:val="CommentTok"/>
+        </w:rPr>
+        <w:t xml:space="preserve"># How well does the model fit within each area group? --</w:t>
+      </w:r>
+      <w:r>
+        <w:br/>
+      </w:r>
+      <w:r>
+        <w:rPr>
+          <w:rStyle w:val="NormalTok"/>
+        </w:rPr>
+        <w:t xml:space="preserve">paper_df </w:t>
+      </w:r>
+      <w:r>
+        <w:rPr>
+          <w:rStyle w:val="SpecialCharTok"/>
+        </w:rPr>
+        <w:t xml:space="preserve">%&gt;%</w:t>
+      </w:r>
+      <w:r>
+        <w:br/>
+      </w:r>
+      <w:r>
+        <w:rPr>
+          <w:rStyle w:val="NormalTok"/>
+        </w:rPr>
+        <w:t xml:space="preserve">  </w:t>
+      </w:r>
+      <w:r>
+        <w:rPr>
+          <w:rStyle w:val="FunctionTok"/>
+        </w:rPr>
+        <w:t xml:space="preserve">mutate</w:t>
+      </w:r>
+      <w:r>
+        <w:rPr>
+          <w:rStyle w:val="NormalTok"/>
+        </w:rPr>
+        <w:t xml:space="preserve">(</w:t>
+      </w:r>
+      <w:r>
+        <w:br/>
+      </w:r>
+      <w:r>
+        <w:rPr>
+          <w:rStyle w:val="NormalTok"/>
+        </w:rPr>
+        <w:t xml:space="preserve">    </w:t>
+      </w:r>
+      <w:r>
+        <w:rPr>
+          <w:rStyle w:val="AttributeTok"/>
+        </w:rPr>
+        <w:t xml:space="preserve">predicted =</w:t>
+      </w:r>
+      <w:r>
+        <w:rPr>
+          <w:rStyle w:val="NormalTok"/>
+        </w:rPr>
+        <w:t xml:space="preserve"> </w:t>
+      </w:r>
+      <w:r>
+        <w:rPr>
+          <w:rStyle w:val="FunctionTok"/>
+        </w:rPr>
+        <w:t xml:space="preserve">fitted</w:t>
+      </w:r>
+      <w:r>
+        <w:rPr>
+          <w:rStyle w:val="NormalTok"/>
+        </w:rPr>
+        <w:t xml:space="preserve">(paper_lm_model),</w:t>
+      </w:r>
+      <w:r>
+        <w:br/>
+      </w:r>
+      <w:r>
+        <w:rPr>
+          <w:rStyle w:val="NormalTok"/>
+        </w:rPr>
+        <w:t xml:space="preserve">    </w:t>
+      </w:r>
+      <w:r>
+        <w:rPr>
+          <w:rStyle w:val="AttributeTok"/>
+        </w:rPr>
+        <w:t xml:space="preserve">residual  =</w:t>
+      </w:r>
+      <w:r>
+        <w:rPr>
+          <w:rStyle w:val="NormalTok"/>
+        </w:rPr>
+        <w:t xml:space="preserve"> </w:t>
+      </w:r>
+      <w:r>
+        <w:rPr>
+          <w:rStyle w:val="FunctionTok"/>
+        </w:rPr>
+        <w:t xml:space="preserve">residuals</w:t>
+      </w:r>
+      <w:r>
+        <w:rPr>
+          <w:rStyle w:val="NormalTok"/>
+        </w:rPr>
+        <w:t xml:space="preserve">(paper_lm_model)</w:t>
+      </w:r>
+      <w:r>
+        <w:br/>
+      </w:r>
+      <w:r>
+        <w:rPr>
+          <w:rStyle w:val="NormalTok"/>
+        </w:rPr>
+        <w:t xml:space="preserve">  ) </w:t>
+      </w:r>
+      <w:r>
+        <w:rPr>
+          <w:rStyle w:val="SpecialCharTok"/>
+        </w:rPr>
+        <w:t xml:space="preserve">%&gt;%</w:t>
+      </w:r>
+      <w:r>
+        <w:br/>
+      </w:r>
+      <w:r>
+        <w:rPr>
+          <w:rStyle w:val="NormalTok"/>
+        </w:rPr>
+        <w:t xml:space="preserve">  </w:t>
+      </w:r>
+      <w:r>
+        <w:rPr>
+          <w:rStyle w:val="FunctionTok"/>
+        </w:rPr>
+        <w:t xml:space="preserve">group_by</w:t>
+      </w:r>
+      <w:r>
+        <w:rPr>
+          <w:rStyle w:val="NormalTok"/>
+        </w:rPr>
+        <w:t xml:space="preserve">(area_cm2) </w:t>
+      </w:r>
+      <w:r>
+        <w:rPr>
+          <w:rStyle w:val="SpecialCharTok"/>
+        </w:rPr>
+        <w:t xml:space="preserve">%&gt;%</w:t>
+      </w:r>
+      <w:r>
+        <w:br/>
+      </w:r>
+      <w:r>
+        <w:rPr>
+          <w:rStyle w:val="NormalTok"/>
+        </w:rPr>
+        <w:t xml:space="preserve">  </w:t>
+      </w:r>
+      <w:r>
+        <w:rPr>
+          <w:rStyle w:val="FunctionTok"/>
+        </w:rPr>
+        <w:t xml:space="preserve">summarize</w:t>
+      </w:r>
+      <w:r>
+        <w:rPr>
+          <w:rStyle w:val="NormalTok"/>
+        </w:rPr>
+        <w:t xml:space="preserve">(</w:t>
+      </w:r>
+      <w:r>
+        <w:br/>
+      </w:r>
+      <w:r>
+        <w:rPr>
+          <w:rStyle w:val="NormalTok"/>
+        </w:rPr>
+        <w:t xml:space="preserve">    </w:t>
+      </w:r>
+      <w:r>
+        <w:rPr>
+          <w:rStyle w:val="AttributeTok"/>
+        </w:rPr>
+        <w:t xml:space="preserve">n             =</w:t>
+      </w:r>
+      <w:r>
+        <w:rPr>
+          <w:rStyle w:val="NormalTok"/>
+        </w:rPr>
+        <w:t xml:space="preserve"> </w:t>
+      </w:r>
+      <w:r>
+        <w:rPr>
+          <w:rStyle w:val="FunctionTok"/>
+        </w:rPr>
+        <w:t xml:space="preserve">n</w:t>
+      </w:r>
+      <w:r>
+        <w:rPr>
+          <w:rStyle w:val="NormalTok"/>
+        </w:rPr>
+        <w:t xml:space="preserve">(),</w:t>
+      </w:r>
+      <w:r>
+        <w:br/>
+      </w:r>
+      <w:r>
+        <w:rPr>
+          <w:rStyle w:val="NormalTok"/>
+        </w:rPr>
+        <w:t xml:space="preserve">    </w:t>
+      </w:r>
+      <w:r>
+        <w:rPr>
+          <w:rStyle w:val="AttributeTok"/>
+        </w:rPr>
+        <w:t xml:space="preserve">mean_resid    =</w:t>
+      </w:r>
+      <w:r>
+        <w:rPr>
+          <w:rStyle w:val="NormalTok"/>
+        </w:rPr>
+        <w:t xml:space="preserve"> </w:t>
+      </w:r>
+      <w:r>
+        <w:rPr>
+          <w:rStyle w:val="FunctionTok"/>
+        </w:rPr>
+        <w:t xml:space="preserve">round</w:t>
+      </w:r>
+      <w:r>
+        <w:rPr>
+          <w:rStyle w:val="NormalTok"/>
+        </w:rPr>
+        <w:t xml:space="preserve">(</w:t>
+      </w:r>
+      <w:r>
+        <w:rPr>
+          <w:rStyle w:val="FunctionTok"/>
+        </w:rPr>
+        <w:t xml:space="preserve">mean</w:t>
+      </w:r>
+      <w:r>
+        <w:rPr>
+          <w:rStyle w:val="NormalTok"/>
+        </w:rPr>
+        <w:t xml:space="preserve">(residual), </w:t>
+      </w:r>
+      <w:r>
+        <w:rPr>
+          <w:rStyle w:val="DecValTok"/>
+        </w:rPr>
+        <w:t xml:space="preserve">4</w:t>
+      </w:r>
+      <w:r>
+        <w:rPr>
+          <w:rStyle w:val="NormalTok"/>
+        </w:rPr>
+        <w:t xml:space="preserve">),</w:t>
+      </w:r>
+      <w:r>
+        <w:br/>
+      </w:r>
+      <w:r>
+        <w:rPr>
+          <w:rStyle w:val="NormalTok"/>
+        </w:rPr>
+        <w:t xml:space="preserve">    </w:t>
+      </w:r>
+      <w:r>
+        <w:rPr>
+          <w:rStyle w:val="AttributeTok"/>
+        </w:rPr>
+        <w:t xml:space="preserve">max_abs_resid =</w:t>
+      </w:r>
+      <w:r>
+        <w:rPr>
+          <w:rStyle w:val="NormalTok"/>
+        </w:rPr>
+        <w:t xml:space="preserve"> </w:t>
+      </w:r>
+      <w:r>
+        <w:rPr>
+          <w:rStyle w:val="FunctionTok"/>
+        </w:rPr>
+        <w:t xml:space="preserve">round</w:t>
+      </w:r>
+      <w:r>
+        <w:rPr>
+          <w:rStyle w:val="NormalTok"/>
+        </w:rPr>
+        <w:t xml:space="preserve">(</w:t>
+      </w:r>
+      <w:r>
+        <w:rPr>
+          <w:rStyle w:val="FunctionTok"/>
+        </w:rPr>
+        <w:t xml:space="preserve">max</w:t>
+      </w:r>
+      <w:r>
+        <w:rPr>
+          <w:rStyle w:val="NormalTok"/>
+        </w:rPr>
+        <w:t xml:space="preserve">(</w:t>
+      </w:r>
+      <w:r>
+        <w:rPr>
+          <w:rStyle w:val="FunctionTok"/>
+        </w:rPr>
+        <w:t xml:space="preserve">abs</w:t>
+      </w:r>
+      <w:r>
+        <w:rPr>
+          <w:rStyle w:val="NormalTok"/>
+        </w:rPr>
+        <w:t xml:space="preserve">(residual)), </w:t>
+      </w:r>
+      <w:r>
+        <w:rPr>
+          <w:rStyle w:val="DecValTok"/>
+        </w:rPr>
+        <w:t xml:space="preserve">4</w:t>
+      </w:r>
+      <w:r>
+        <w:rPr>
+          <w:rStyle w:val="NormalTok"/>
+        </w:rPr>
+        <w:t xml:space="preserve">)</w:t>
+      </w:r>
+      <w:r>
+        <w:br/>
+      </w:r>
+      <w:r>
+        <w:rPr>
+          <w:rStyle w:val="NormalTok"/>
+        </w:rPr>
+        <w:t xml:space="preserve">  )</w:t>
+      </w:r>
+    </w:p>
+    <w:p>
+      <w:pPr>
+        <w:pStyle w:val="FirstParagraph"/>
+      </w:pPr>
+      <w:r>
+        <w:t xml:space="preserve">✏️</w:t>
+      </w:r>
+      <w:r>
+        <w:t xml:space="preserve"> </w:t>
+      </w:r>
+      <w:r>
+        <w:rPr>
+          <w:b/>
+          <w:bCs/>
+        </w:rPr>
+        <w:t xml:space="preserve">Your turn:</w:t>
+      </w:r>
+      <w:r>
+        <w:t xml:space="preserve"> </w:t>
+      </w:r>
+      <w:r>
+        <w:t xml:space="preserve">Are the residuals larger at bigger area values? What does that pattern (or lack of it) tell you about the equal-variance assumption?</w:t>
+      </w:r>
+    </w:p>
+    <w:p>
+      <w:pPr>
+        <w:pStyle w:val="SourceCode"/>
+      </w:pPr>
+      <w:r>
+        <w:rPr>
+          <w:rStyle w:val="VerbatimChar"/>
+        </w:rPr>
+        <w:t xml:space="preserve">Your observation:</w:t>
+      </w:r>
+    </w:p>
+    <w:bookmarkEnd w:id="31"/>
+    <w:bookmarkStart w:id="32" w:name="prediction-for-a-real-leaf-tracing"/>
+    <w:p>
+      <w:pPr>
+        <w:pStyle w:val="Heading3"/>
+      </w:pPr>
+      <w:r>
+        <w:t xml:space="preserve">Prediction for a real leaf tracing</w:t>
+      </w:r>
+    </w:p>
+    <w:p>
+      <w:pPr>
+        <w:pStyle w:val="FirstParagraph"/>
+      </w:pPr>
+      <w:r>
+        <w:t xml:space="preserve">Suppose you traced a leaf onto the same type of paper used in the calibration, cut it out, and weighed it. The tracing weighs</w:t>
+      </w:r>
+      <w:r>
+        <w:t xml:space="preserve"> </w:t>
+      </w:r>
+      <w:r>
+        <w:rPr>
+          <w:b/>
+          <w:bCs/>
+        </w:rPr>
+        <w:t xml:space="preserve">0.175 g</w:t>
+      </w:r>
+      <w:r>
+        <w:t xml:space="preserve">.</w:t>
+      </w:r>
+    </w:p>
+    <w:p>
+      <w:pPr>
+        <w:pStyle w:val="BodyText"/>
+      </w:pPr>
+      <w:r>
+        <w:rPr>
+          <w:b/>
+          <w:bCs/>
+        </w:rPr>
+        <w:t xml:space="preserve">▶ Try this:</w:t>
+      </w:r>
+    </w:p>
+    <w:p>
+      <w:pPr>
+        <w:pStyle w:val="SourceCode"/>
+      </w:pPr>
+      <w:r>
+        <w:rPr>
+          <w:rStyle w:val="CommentTok"/>
+        </w:rPr>
+        <w:t xml:space="preserve"># Predict area for your leaf tracing -------------------</w:t>
+      </w:r>
+      <w:r>
+        <w:br/>
+      </w:r>
+      <w:r>
+        <w:rPr>
+          <w:rStyle w:val="NormalTok"/>
+        </w:rPr>
+        <w:t xml:space="preserve">my_tracing </w:t>
+      </w:r>
+      <w:r>
+        <w:rPr>
+          <w:rStyle w:val="OtherTok"/>
+        </w:rPr>
+        <w:t xml:space="preserve">&lt;-</w:t>
+      </w:r>
+      <w:r>
+        <w:rPr>
+          <w:rStyle w:val="NormalTok"/>
+        </w:rPr>
+        <w:t xml:space="preserve"> </w:t>
+      </w:r>
+      <w:r>
+        <w:rPr>
+          <w:rStyle w:val="FunctionTok"/>
+        </w:rPr>
+        <w:t xml:space="preserve">tibble</w:t>
+      </w:r>
+      <w:r>
+        <w:rPr>
+          <w:rStyle w:val="NormalTok"/>
+        </w:rPr>
+        <w:t xml:space="preserve">(</w:t>
+      </w:r>
+      <w:r>
+        <w:rPr>
+          <w:rStyle w:val="AttributeTok"/>
+        </w:rPr>
+        <w:t xml:space="preserve">mass_g =</w:t>
+      </w:r>
+      <w:r>
+        <w:rPr>
+          <w:rStyle w:val="NormalTok"/>
+        </w:rPr>
+        <w:t xml:space="preserve"> </w:t>
+      </w:r>
+      <w:r>
+        <w:rPr>
+          <w:rStyle w:val="FloatTok"/>
+        </w:rPr>
+        <w:t xml:space="preserve">0.175</w:t>
+      </w:r>
+      <w:r>
+        <w:rPr>
+          <w:rStyle w:val="NormalTok"/>
+        </w:rPr>
+        <w:t xml:space="preserve">)</w:t>
+      </w:r>
+      <w:r>
+        <w:br/>
+      </w:r>
+      <w:r>
+        <w:br/>
+      </w:r>
+      <w:r>
+        <w:rPr>
+          <w:rStyle w:val="FunctionTok"/>
+        </w:rPr>
+        <w:t xml:space="preserve">predict</w:t>
+      </w:r>
+      <w:r>
+        <w:rPr>
+          <w:rStyle w:val="NormalTok"/>
+        </w:rPr>
+        <w:t xml:space="preserve">(paper_lm_model,</w:t>
+      </w:r>
+      <w:r>
+        <w:br/>
+      </w:r>
+      <w:r>
+        <w:rPr>
+          <w:rStyle w:val="NormalTok"/>
+        </w:rPr>
+        <w:t xml:space="preserve">        </w:t>
+      </w:r>
+      <w:r>
+        <w:rPr>
+          <w:rStyle w:val="AttributeTok"/>
+        </w:rPr>
+        <w:t xml:space="preserve">newdata  =</w:t>
+      </w:r>
+      <w:r>
+        <w:rPr>
+          <w:rStyle w:val="NormalTok"/>
+        </w:rPr>
+        <w:t xml:space="preserve"> my_tracing,</w:t>
+      </w:r>
+      <w:r>
+        <w:br/>
+      </w:r>
+      <w:r>
+        <w:rPr>
+          <w:rStyle w:val="NormalTok"/>
+        </w:rPr>
+        <w:t xml:space="preserve">        </w:t>
+      </w:r>
+      <w:r>
+        <w:rPr>
+          <w:rStyle w:val="AttributeTok"/>
+        </w:rPr>
+        <w:t xml:space="preserve">interval =</w:t>
+      </w:r>
+      <w:r>
+        <w:rPr>
+          <w:rStyle w:val="NormalTok"/>
+        </w:rPr>
+        <w:t xml:space="preserve"> </w:t>
+      </w:r>
+      <w:r>
+        <w:rPr>
+          <w:rStyle w:val="StringTok"/>
+        </w:rPr>
+        <w:t xml:space="preserve">"prediction"</w:t>
+      </w:r>
+      <w:r>
+        <w:rPr>
+          <w:rStyle w:val="NormalTok"/>
+        </w:rPr>
+        <w:t xml:space="preserve">) </w:t>
+      </w:r>
+      <w:r>
+        <w:rPr>
+          <w:rStyle w:val="SpecialCharTok"/>
+        </w:rPr>
+        <w:t xml:space="preserve">%&gt;%</w:t>
+      </w:r>
+      <w:r>
+        <w:br/>
+      </w:r>
+      <w:r>
+        <w:rPr>
+          <w:rStyle w:val="NormalTok"/>
+        </w:rPr>
+        <w:t xml:space="preserve">  </w:t>
+      </w:r>
+      <w:r>
+        <w:rPr>
+          <w:rStyle w:val="FunctionTok"/>
+        </w:rPr>
+        <w:t xml:space="preserve">round</w:t>
+      </w:r>
+      <w:r>
+        <w:rPr>
+          <w:rStyle w:val="NormalTok"/>
+        </w:rPr>
+        <w:t xml:space="preserve">(</w:t>
+      </w:r>
+      <w:r>
+        <w:rPr>
+          <w:rStyle w:val="DecValTok"/>
+        </w:rPr>
+        <w:t xml:space="preserve">2</w:t>
+      </w:r>
+      <w:r>
+        <w:rPr>
+          <w:rStyle w:val="NormalTok"/>
+        </w:rPr>
+        <w:t xml:space="preserve">)</w:t>
+      </w:r>
+    </w:p>
+    <w:p>
+      <w:pPr>
+        <w:pStyle w:val="FirstParagraph"/>
+      </w:pPr>
+      <w:r>
+        <w:t xml:space="preserve">✏️</w:t>
+      </w:r>
+      <w:r>
+        <w:t xml:space="preserve"> </w:t>
+      </w:r>
+      <w:r>
+        <w:rPr>
+          <w:b/>
+          <w:bCs/>
+        </w:rPr>
+        <w:t xml:space="preserve">Your turn:</w:t>
+      </w:r>
+      <w:r>
+        <w:t xml:space="preserve"> </w:t>
+      </w:r>
+      <w:r>
+        <w:t xml:space="preserve">What is the predicted leaf area? What is the 95% prediction interval? How confident are you in this prediction?</w:t>
+      </w:r>
+    </w:p>
+    <w:p>
+      <w:pPr>
+        <w:pStyle w:val="SourceCode"/>
+      </w:pPr>
+      <w:r>
+        <w:rPr>
+          <w:rStyle w:val="VerbatimChar"/>
+        </w:rPr>
+        <w:t xml:space="preserve">Predicted area:</w:t>
+      </w:r>
+      <w:r>
+        <w:br/>
+      </w:r>
+      <w:r>
+        <w:rPr>
+          <w:rStyle w:val="VerbatimChar"/>
+        </w:rPr>
+        <w:t xml:space="preserve">95% prediction interval:  _____ to _____ cm²</w:t>
+      </w:r>
+      <w:r>
+        <w:br/>
+      </w:r>
+      <w:r>
+        <w:rPr>
+          <w:rStyle w:val="VerbatimChar"/>
+        </w:rPr>
+        <w:t xml:space="preserve">Confidence in prediction:</w:t>
+      </w:r>
+    </w:p>
+    <w:bookmarkEnd w:id="32"/>
+    <w:bookmarkStart w:id="33" w:name="extrapolation-warning"/>
+    <w:p>
+      <w:pPr>
+        <w:pStyle w:val="Heading3"/>
+      </w:pPr>
+      <w:r>
+        <w:t xml:space="preserve">Extrapolation warning</w:t>
+      </w:r>
+    </w:p>
+    <w:p>
+      <w:pPr>
+        <w:pStyle w:val="FirstParagraph"/>
+      </w:pPr>
+      <w:r>
+        <w:t xml:space="preserve">The calibration data ranges from 1 to 567 cm². Suppose a very large leaf tracing weighs 5.2 g.</w:t>
+      </w:r>
+    </w:p>
+    <w:p>
+      <w:pPr>
+        <w:pStyle w:val="BodyText"/>
+      </w:pPr>
+      <w:r>
+        <w:t xml:space="preserve">✏️</w:t>
+      </w:r>
+      <w:r>
+        <w:t xml:space="preserve"> </w:t>
+      </w:r>
+      <w:r>
+        <w:rPr>
+          <w:b/>
+          <w:bCs/>
+        </w:rPr>
+        <w:t xml:space="preserve">Your turn:</w:t>
+      </w:r>
+      <w:r>
+        <w:t xml:space="preserve"> </w:t>
+      </w:r>
+      <w:r>
+        <w:t xml:space="preserve">Would you trust a prediction for a tracing mass of 5.2 g? Why or why not? (Hint: what is the largest mass in the calibration data?)</w:t>
+      </w:r>
+    </w:p>
+    <w:p>
+      <w:pPr>
+        <w:pStyle w:val="SourceCode"/>
+      </w:pPr>
+      <w:r>
+        <w:rPr>
+          <w:rStyle w:val="VerbatimChar"/>
+        </w:rPr>
+        <w:t xml:space="preserve">Max mass in calibration data:</w:t>
+      </w:r>
+      <w:r>
+        <w:br/>
+      </w:r>
+      <w:r>
+        <w:rPr>
+          <w:rStyle w:val="VerbatimChar"/>
+        </w:rPr>
+        <w:t xml:space="preserve">Is 5.2 g within the calibration range?  Y / N</w:t>
+      </w:r>
+      <w:r>
+        <w:br/>
+      </w:r>
+      <w:r>
+        <w:rPr>
+          <w:rStyle w:val="VerbatimChar"/>
+        </w:rPr>
+        <w:t xml:space="preserve">Should you predict at 5.2 g?  Y / N</w:t>
+      </w:r>
+      <w:r>
+        <w:br/>
+      </w:r>
+      <w:r>
+        <w:rPr>
+          <w:rStyle w:val="VerbatimChar"/>
+        </w:rPr>
+        <w:t xml:space="preserve">Why:</w:t>
+      </w:r>
+    </w:p>
+    <w:p>
+      <w:pPr>
+        <w:pStyle w:val="BlockText"/>
+      </w:pPr>
+      <w:r>
+        <w:t xml:space="preserve">📖</w:t>
+      </w:r>
+      <w:r>
+        <w:t xml:space="preserve"> </w:t>
+      </w:r>
+      <w:r>
+        <w:rPr>
+          <w:b/>
+          <w:bCs/>
+        </w:rPr>
+        <w:t xml:space="preserve">Whitlock &amp; Schluter §17.2 p. 550:</w:t>
+      </w:r>
+      <w:r>
+        <w:t xml:space="preserve"> </w:t>
+      </w:r>
+      <w:r>
+        <w:rPr>
+          <w:i/>
+          <w:iCs/>
+        </w:rPr>
+        <w:t xml:space="preserve">“Extrapolation is the prediction of Y at values of X beyond the range of X-values in the data. Extrapolation is problematic because there is no way to ensure the relationship between X and Y continues to be linear.”</w:t>
+      </w:r>
+    </w:p>
+    <w:bookmarkEnd w:id="33"/>
+    <w:bookmarkStart w:id="34" w:name="connect-to-worksheet-04"/>
+    <w:p>
+      <w:pPr>
+        <w:pStyle w:val="Heading3"/>
+      </w:pPr>
+      <w:r>
+        <w:t xml:space="preserve">Connect to Worksheet 04</w:t>
+      </w:r>
+    </w:p>
+    <w:p>
+      <w:pPr>
+        <w:pStyle w:val="FirstParagraph"/>
+      </w:pPr>
+      <w:r>
+        <w:t xml:space="preserve">In Worksheet 04 you ran a Welch’s t-test comparing leaf</w:t>
+      </w:r>
+      <w:r>
+        <w:t xml:space="preserve"> </w:t>
+      </w:r>
+      <w:r>
+        <w:rPr>
+          <w:b/>
+          <w:bCs/>
+        </w:rPr>
+        <w:t xml:space="preserve">weight</w:t>
+      </w:r>
+      <w:r>
+        <w:t xml:space="preserve"> </w:t>
+      </w:r>
+      <w:r>
+        <w:t xml:space="preserve">(grams) between sunny and shady sides and found a significant difference (</w:t>
+      </w:r>
+      <w:r>
+        <w:rPr>
+          <w:i/>
+          <w:iCs/>
+        </w:rPr>
+        <w:t xml:space="preserve">p</w:t>
+      </w:r>
+      <w:r>
+        <w:t xml:space="preserve"> </w:t>
+      </w:r>
+      <w:r>
+        <w:t xml:space="preserve">&lt; 0.001). Now you have a calibration curve that converts tracing weight to</w:t>
+      </w:r>
+      <w:r>
+        <w:t xml:space="preserve"> </w:t>
+      </w:r>
+      <w:r>
+        <w:rPr>
+          <w:b/>
+          <w:bCs/>
+        </w:rPr>
+        <w:t xml:space="preserve">area</w:t>
+      </w:r>
+      <w:r>
+        <w:t xml:space="preserve"> </w:t>
+      </w:r>
+      <w:r>
+        <w:t xml:space="preserve">(cm²) — a more biologically meaningful measurement. You could use the regression equation as a</w:t>
+      </w:r>
+      <w:r>
+        <w:t xml:space="preserve"> </w:t>
+      </w:r>
+      <w:r>
+        <w:rPr>
+          <w:rStyle w:val="VerbatimChar"/>
+        </w:rPr>
+        <w:t xml:space="preserve">mutate()</w:t>
+      </w:r>
+      <w:r>
+        <w:t xml:space="preserve"> </w:t>
+      </w:r>
+      <w:r>
+        <w:t xml:space="preserve">step to add predicted area to a leaf data frame, then redo the t-test on</w:t>
+      </w:r>
+      <w:r>
+        <w:t xml:space="preserve"> </w:t>
+      </w:r>
+      <w:r>
+        <w:rPr>
+          <w:i/>
+          <w:iCs/>
+        </w:rPr>
+        <w:t xml:space="preserve">area</w:t>
+      </w:r>
+      <w:r>
+        <w:t xml:space="preserve"> </w:t>
+      </w:r>
+      <w:r>
+        <w:t xml:space="preserve">rather than weight.</w:t>
+      </w:r>
+    </w:p>
+    <w:p>
+      <w:pPr>
+        <w:pStyle w:val="BodyText"/>
+      </w:pPr>
+      <w:r>
+        <w:rPr>
+          <w:b/>
+          <w:bCs/>
+        </w:rPr>
+        <w:t xml:space="preserve">▶ Sketch the code (do not necessarily run it — you would need actual tracing masses):</w:t>
+      </w:r>
+    </w:p>
+    <w:p>
+      <w:pPr>
+        <w:pStyle w:val="SourceCode"/>
+      </w:pPr>
+      <w:r>
+        <w:rPr>
+          <w:rStyle w:val="CommentTok"/>
+        </w:rPr>
+        <w:t xml:space="preserve"># How you WOULD apply the calibration to the leaf data</w:t>
+      </w:r>
+      <w:r>
+        <w:br/>
+      </w:r>
+      <w:r>
+        <w:rPr>
+          <w:rStyle w:val="CommentTok"/>
+        </w:rPr>
+        <w:t xml:space="preserve"># (assuming trace_df has columns: side, tracing_mass_g)</w:t>
+      </w:r>
+      <w:r>
+        <w:br/>
+      </w:r>
+      <w:r>
+        <w:br/>
+      </w:r>
+      <w:r>
+        <w:rPr>
+          <w:rStyle w:val="CommentTok"/>
+        </w:rPr>
+        <w:t xml:space="preserve"># trace_df &lt;- trace_df %&gt;%</w:t>
+      </w:r>
+      <w:r>
+        <w:br/>
+      </w:r>
+      <w:r>
+        <w:rPr>
+          <w:rStyle w:val="CommentTok"/>
+        </w:rPr>
+        <w:t xml:space="preserve">#   mutate(predicted_area_cm2 = b_slope * tracing_mass_g + a_intercept)</w:t>
+      </w:r>
+      <w:r>
+        <w:br/>
+      </w:r>
+      <w:r>
+        <w:rPr>
+          <w:rStyle w:val="CommentTok"/>
+        </w:rPr>
+        <w:t xml:space="preserve">#</w:t>
+      </w:r>
+      <w:r>
+        <w:br/>
+      </w:r>
+      <w:r>
+        <w:rPr>
+          <w:rStyle w:val="CommentTok"/>
+        </w:rPr>
+        <w:t xml:space="preserve"># t.test(predicted_area_cm2 ~ side, data = trace_df,</w:t>
+      </w:r>
+      <w:r>
+        <w:br/>
+      </w:r>
+      <w:r>
+        <w:rPr>
+          <w:rStyle w:val="CommentTok"/>
+        </w:rPr>
+        <w:t xml:space="preserve">#        var.equal = FALSE, alternative = "two.sided")</w:t>
+      </w:r>
+    </w:p>
+    <w:p>
+      <w:pPr>
+        <w:pStyle w:val="FirstParagraph"/>
+      </w:pPr>
+      <w:r>
+        <w:t xml:space="preserve">✏️</w:t>
+      </w:r>
+      <w:r>
+        <w:t xml:space="preserve"> </w:t>
+      </w:r>
+      <w:r>
+        <w:rPr>
+          <w:b/>
+          <w:bCs/>
+        </w:rPr>
+        <w:t xml:space="preserve">Your turn:</w:t>
+      </w:r>
+      <w:r>
+        <w:t xml:space="preserve"> </w:t>
+      </w:r>
+      <w:r>
+        <w:t xml:space="preserve">What is the advantage of working in units of</w:t>
+      </w:r>
+      <w:r>
+        <w:t xml:space="preserve"> </w:t>
+      </w:r>
+      <w:r>
+        <w:rPr>
+          <w:b/>
+          <w:bCs/>
+        </w:rPr>
+        <w:t xml:space="preserve">area</w:t>
+      </w:r>
+      <w:r>
+        <w:t xml:space="preserve"> </w:t>
+      </w:r>
+      <w:r>
+        <w:t xml:space="preserve">(cm²) rather than raw</w:t>
+      </w:r>
+      <w:r>
+        <w:t xml:space="preserve"> </w:t>
+      </w:r>
+      <w:r>
+        <w:rPr>
+          <w:b/>
+          <w:bCs/>
+        </w:rPr>
+        <w:t xml:space="preserve">weight</w:t>
+      </w:r>
+      <w:r>
+        <w:t xml:space="preserve"> </w:t>
+      </w:r>
+      <w:r>
+        <w:t xml:space="preserve">(g) when comparing sunny vs. shady leaves?</w:t>
+      </w:r>
+    </w:p>
+    <w:p>
+      <w:pPr>
+        <w:pStyle w:val="SourceCode"/>
+      </w:pPr>
+      <w:r>
+        <w:rPr>
+          <w:rStyle w:val="VerbatimChar"/>
+        </w:rPr>
+        <w:t xml:space="preserve">Your answer:</w:t>
+      </w:r>
+    </w:p>
+    <w:p>
+      <w:r>
+        <w:pict>
+          <v:rect style="width:0;height:1.5pt" o:hralign="center" o:hrstd="t" o:hr="t"/>
+        </w:pict>
+      </w:r>
+    </w:p>
+    <w:bookmarkEnd w:id="34"/>
+    <w:bookmarkEnd w:id="35"/>
+    <w:bookmarkStart w:id="36" w:name="X830e6a044a2386a1afccbb783a0eef91d101e86"/>
+    <w:p>
+      <w:pPr>
+        <w:pStyle w:val="Heading1"/>
+      </w:pPr>
+      <w:r>
+        <w:t xml:space="preserve">What your</w:t>
+      </w:r>
+      <w:r>
+        <w:t xml:space="preserve"> </w:t>
+      </w:r>
+      <w:r>
+        <w:rPr>
+          <w:rStyle w:val="VerbatimChar"/>
+        </w:rPr>
+        <w:t xml:space="preserve">figures/</w:t>
+      </w:r>
+      <w:r>
+        <w:t xml:space="preserve"> </w:t>
+      </w:r>
+      <w:r>
+        <w:t xml:space="preserve">folder should contain after this worksheet</w:t>
+      </w:r>
+    </w:p>
+    <w:p>
+      <w:pPr>
+        <w:pStyle w:val="SourceCode"/>
+      </w:pPr>
+      <w:r>
+        <w:rPr>
+          <w:rStyle w:val="VerbatimChar"/>
+        </w:rPr>
+        <w:t xml:space="preserve">figures/</w:t>
+      </w:r>
+      <w:r>
+        <w:br/>
+      </w:r>
+      <w:r>
+        <w:rPr>
+          <w:rStyle w:val="VerbatimChar"/>
+        </w:rPr>
+        <w:t xml:space="preserve">├── paper_calibration_curve.png     ← from Part 8</w:t>
+      </w:r>
+    </w:p>
+    <w:p>
+      <w:r>
+        <w:pict>
+          <v:rect style="width:0;height:1.5pt" o:hralign="center" o:hrstd="t" o:hr="t"/>
+        </w:pict>
+      </w:r>
+    </w:p>
+    <w:bookmarkEnd w:id="36"/>
+    <w:bookmarkStart w:id="38" w:name="getting-unstuck"/>
+    <w:p>
+      <w:pPr>
+        <w:pStyle w:val="Heading1"/>
+      </w:pPr>
+      <w:r>
+        <w:t xml:space="preserve">Getting unstuck</w:t>
+      </w:r>
+    </w:p>
+    <w:p>
+      <w:pPr>
+        <w:pStyle w:val="Compact"/>
+        <w:numPr>
+          <w:ilvl w:val="0"/>
+          <w:numId w:val="1014"/>
+        </w:numPr>
+      </w:pPr>
+      <w:r>
+        <w:rPr>
+          <w:rStyle w:val="VerbatimChar"/>
+          <w:b/>
+          <w:bCs/>
+        </w:rPr>
+        <w:t xml:space="preserve">lm()</w:t>
+      </w:r>
+      <w:r>
+        <w:rPr>
+          <w:b/>
+          <w:bCs/>
+        </w:rPr>
+        <w:t xml:space="preserve"> </w:t>
+      </w:r>
+      <w:r>
+        <w:rPr>
+          <w:b/>
+          <w:bCs/>
+        </w:rPr>
+        <w:t xml:space="preserve">error:</w:t>
+      </w:r>
+      <w:r>
+        <w:t xml:space="preserve"> </w:t>
+      </w:r>
+      <w:r>
+        <w:t xml:space="preserve">the formula must be</w:t>
+      </w:r>
+      <w:r>
+        <w:t xml:space="preserve"> </w:t>
+      </w:r>
+      <w:r>
+        <w:rPr>
+          <w:rStyle w:val="VerbatimChar"/>
+        </w:rPr>
+        <w:t xml:space="preserve">lm(Y ~ X, data)</w:t>
+      </w:r>
+      <w:r>
+        <w:t xml:space="preserve"> </w:t>
+      </w:r>
+      <w:r>
+        <w:t xml:space="preserve">— response on the left, predictor on the right. Check column names with</w:t>
+      </w:r>
+      <w:r>
+        <w:t xml:space="preserve"> </w:t>
+      </w:r>
+      <w:r>
+        <w:rPr>
+          <w:rStyle w:val="VerbatimChar"/>
+        </w:rPr>
+        <w:t xml:space="preserve">names(paper_df)</w:t>
+      </w:r>
+      <w:r>
+        <w:t xml:space="preserve">.</w:t>
+      </w:r>
+    </w:p>
+    <w:p>
+      <w:pPr>
+        <w:pStyle w:val="Compact"/>
+        <w:numPr>
+          <w:ilvl w:val="0"/>
+          <w:numId w:val="1014"/>
+        </w:numPr>
+      </w:pPr>
+      <w:r>
+        <w:rPr>
+          <w:rStyle w:val="VerbatimChar"/>
+          <w:b/>
+          <w:bCs/>
+        </w:rPr>
+        <w:t xml:space="preserve">coef()</w:t>
+      </w:r>
+      <w:r>
+        <w:rPr>
+          <w:b/>
+          <w:bCs/>
+        </w:rPr>
+        <w:t xml:space="preserve"> </w:t>
+      </w:r>
+      <w:r>
+        <w:rPr>
+          <w:b/>
+          <w:bCs/>
+        </w:rPr>
+        <w:t xml:space="preserve">gives two values:</w:t>
+      </w:r>
+      <w:r>
+        <w:t xml:space="preserve"> </w:t>
+      </w:r>
+      <w:r>
+        <w:rPr>
+          <w:rStyle w:val="VerbatimChar"/>
+        </w:rPr>
+        <w:t xml:space="preserve">coef(model)[1]</w:t>
+      </w:r>
+      <w:r>
+        <w:t xml:space="preserve"> </w:t>
+      </w:r>
+      <w:r>
+        <w:t xml:space="preserve">is the intercept,</w:t>
+      </w:r>
+      <w:r>
+        <w:t xml:space="preserve"> </w:t>
+      </w:r>
+      <w:r>
+        <w:rPr>
+          <w:rStyle w:val="VerbatimChar"/>
+        </w:rPr>
+        <w:t xml:space="preserve">coef(model)[2]</w:t>
+      </w:r>
+      <w:r>
+        <w:t xml:space="preserve"> </w:t>
+      </w:r>
+      <w:r>
+        <w:t xml:space="preserve">is the slope for the first predictor.</w:t>
+      </w:r>
+    </w:p>
+    <w:p>
+      <w:pPr>
+        <w:pStyle w:val="Compact"/>
+        <w:numPr>
+          <w:ilvl w:val="0"/>
+          <w:numId w:val="1014"/>
+        </w:numPr>
+      </w:pPr>
+      <w:r>
+        <w:rPr>
+          <w:rStyle w:val="VerbatimChar"/>
+          <w:b/>
+          <w:bCs/>
+        </w:rPr>
+        <w:t xml:space="preserve">residuals()</w:t>
+      </w:r>
+      <w:r>
+        <w:rPr>
+          <w:b/>
+          <w:bCs/>
+        </w:rPr>
+        <w:t xml:space="preserve"> </w:t>
+      </w:r>
+      <w:r>
+        <w:rPr>
+          <w:b/>
+          <w:bCs/>
+        </w:rPr>
+        <w:t xml:space="preserve">vs raw data:</w:t>
+      </w:r>
+      <w:r>
+        <w:t xml:space="preserve"> </w:t>
+      </w:r>
+      <w:r>
+        <w:t xml:space="preserve">always apply</w:t>
+      </w:r>
+      <w:r>
+        <w:t xml:space="preserve"> </w:t>
+      </w:r>
+      <w:r>
+        <w:rPr>
+          <w:rStyle w:val="VerbatimChar"/>
+        </w:rPr>
+        <w:t xml:space="preserve">shapiro.test()</w:t>
+      </w:r>
+      <w:r>
+        <w:t xml:space="preserve"> </w:t>
+      </w:r>
+      <w:r>
+        <w:t xml:space="preserve">and</w:t>
+      </w:r>
+      <w:r>
+        <w:t xml:space="preserve"> </w:t>
+      </w:r>
+      <w:r>
+        <w:rPr>
+          <w:rStyle w:val="VerbatimChar"/>
+        </w:rPr>
+        <w:t xml:space="preserve">ggplot(aes(sample = residuals))</w:t>
+      </w:r>
+      <w:r>
+        <w:t xml:space="preserve"> </w:t>
+      </w:r>
+      <w:r>
+        <w:t xml:space="preserve">to</w:t>
+      </w:r>
+      <w:r>
+        <w:t xml:space="preserve"> </w:t>
+      </w:r>
+      <w:r>
+        <w:rPr>
+          <w:rStyle w:val="VerbatimChar"/>
+        </w:rPr>
+        <w:t xml:space="preserve">residuals(model)</w:t>
+      </w:r>
+      <w:r>
+        <w:t xml:space="preserve">, not to the raw Y column.</w:t>
+      </w:r>
+    </w:p>
+    <w:p>
+      <w:pPr>
+        <w:pStyle w:val="Compact"/>
+        <w:numPr>
+          <w:ilvl w:val="0"/>
+          <w:numId w:val="1014"/>
+        </w:numPr>
+      </w:pPr>
+      <w:r>
+        <w:rPr>
+          <w:rStyle w:val="VerbatimChar"/>
+          <w:b/>
+          <w:bCs/>
+        </w:rPr>
+        <w:t xml:space="preserve">predict()</w:t>
+      </w:r>
+      <w:r>
+        <w:rPr>
+          <w:b/>
+          <w:bCs/>
+        </w:rPr>
+        <w:t xml:space="preserve"> </w:t>
+      </w:r>
+      <w:r>
+        <w:rPr>
+          <w:b/>
+          <w:bCs/>
+        </w:rPr>
+        <w:t xml:space="preserve">needs a tibble:</w:t>
+      </w:r>
+      <w:r>
+        <w:t xml:space="preserve"> </w:t>
+      </w:r>
+      <w:r>
+        <w:rPr>
+          <w:rStyle w:val="VerbatimChar"/>
+        </w:rPr>
+        <w:t xml:space="preserve">newdata</w:t>
+      </w:r>
+      <w:r>
+        <w:t xml:space="preserve"> </w:t>
+      </w:r>
+      <w:r>
+        <w:t xml:space="preserve">must be a data frame or tibble with the exact same column name as the predictor (</w:t>
+      </w:r>
+      <w:r>
+        <w:rPr>
+          <w:rStyle w:val="VerbatimChar"/>
+        </w:rPr>
+        <w:t xml:space="preserve">mass_g</w:t>
+      </w:r>
+      <w:r>
+        <w:t xml:space="preserve">). A typo here is the most common error.</w:t>
+      </w:r>
+    </w:p>
+    <w:p>
+      <w:pPr>
+        <w:pStyle w:val="Compact"/>
+        <w:numPr>
+          <w:ilvl w:val="0"/>
+          <w:numId w:val="1014"/>
+        </w:numPr>
+      </w:pPr>
+      <w:r>
+        <w:rPr>
+          <w:rStyle w:val="VerbatimChar"/>
+          <w:b/>
+          <w:bCs/>
+        </w:rPr>
+        <w:t xml:space="preserve">geom_smooth(se = TRUE)</w:t>
+      </w:r>
+      <w:r>
+        <w:rPr>
+          <w:b/>
+          <w:bCs/>
+        </w:rPr>
+        <w:t xml:space="preserve"> </w:t>
+      </w:r>
+      <w:r>
+        <w:rPr>
+          <w:b/>
+          <w:bCs/>
+        </w:rPr>
+        <w:t xml:space="preserve">shows confidence band, not prediction interval.</w:t>
+      </w:r>
+      <w:r>
+        <w:t xml:space="preserve"> </w:t>
+      </w:r>
+      <w:r>
+        <w:t xml:space="preserve">For prediction intervals, use</w:t>
+      </w:r>
+      <w:r>
+        <w:t xml:space="preserve"> </w:t>
+      </w:r>
+      <w:r>
+        <w:rPr>
+          <w:rStyle w:val="VerbatimChar"/>
+        </w:rPr>
+        <w:t xml:space="preserve">predict()</w:t>
+      </w:r>
+      <w:r>
+        <w:t xml:space="preserve"> </w:t>
+      </w:r>
+      <w:r>
+        <w:t xml:space="preserve">manually.</w:t>
+      </w:r>
+    </w:p>
+    <w:p>
+      <w:pPr>
+        <w:pStyle w:val="Compact"/>
+        <w:numPr>
+          <w:ilvl w:val="0"/>
+          <w:numId w:val="1014"/>
+        </w:numPr>
+      </w:pPr>
+      <w:r>
+        <w:rPr>
+          <w:b/>
+          <w:bCs/>
+        </w:rPr>
+        <w:t xml:space="preserve">Cheat sheets</w:t>
+      </w:r>
+      <w:r>
+        <w:t xml:space="preserve"> </w:t>
+      </w:r>
+      <w:r>
+        <w:t xml:space="preserve">—</w:t>
+      </w:r>
+      <w:r>
+        <w:t xml:space="preserve"> </w:t>
+      </w:r>
+      <w:hyperlink r:id="rId37">
+        <w:r>
+          <w:rPr>
+            <w:rStyle w:val="Hyperlink"/>
+          </w:rPr>
+          <w:t xml:space="preserve">https://posit.co/resources/cheatsheets/</w:t>
+        </w:r>
+      </w:hyperlink>
+    </w:p>
+    <w:p>
+      <w:pPr>
+        <w:pStyle w:val="BlockText"/>
+      </w:pPr>
+      <w:r>
+        <w:t xml:space="preserve">💡</w:t>
+      </w:r>
+      <w:r>
+        <w:t xml:space="preserve"> </w:t>
+      </w:r>
+      <w:r>
+        <w:rPr>
+          <w:b/>
+          <w:bCs/>
+        </w:rPr>
+        <w:t xml:space="preserve">Key idea:</w:t>
+      </w:r>
+      <w:r>
+        <w:t xml:space="preserve"> </w:t>
+      </w:r>
+      <w:r>
+        <w:t xml:space="preserve">The five-step logic of regression (plot → fit → check assumptions → interpret → predict) is the same framework you’ll use for multiple regression, ANOVA, and every other linear model in your career.</w:t>
+      </w:r>
+    </w:p>
+    <w:p>
+      <w:r>
+        <w:pict>
+          <v:rect style="width:0;height:1.5pt" o:hralign="center" o:hrstd="t" o:hr="t"/>
+        </w:pict>
+      </w:r>
+    </w:p>
+    <w:p>
+      <w:pPr>
+        <w:pStyle w:val="FirstParagraph"/>
+      </w:pPr>
+      <w:r>
+        <w:rPr>
+          <w:i/>
+          <w:iCs/>
+        </w:rPr>
+        <w:t xml:space="preserve">End of Worksheet 05. Next: Worksheet 06 — applying the calibration curve to measured leaf tracings and comparing sunny vs. shady leaf areas with a t-test.</w:t>
+      </w:r>
+    </w:p>
+    <w:bookmarkEnd w:id="38"/>
     <w:sectPr>
       <w:pgSz w:h="15840" w:w="12240"/>
       <w:pgMar w:bottom="1440" w:footer="720" w:gutter="0" w:header="720" w:left="1440" w:right="1440" w:top="1440"/>
@@ -400,6 +8372,167 @@
       </w:rPr>
     </w:lvl>
   </w:abstractNum>
+  <w:abstractNum w:abstractNumId="99411">
+    <w:nsid w:val="00A99411"/>
+    <w:multiLevelType w:val="multilevel"/>
+    <w:lvl w:ilvl="0">
+      <w:start w:val="1"/>
+      <w:numFmt w:val="decimal"/>
+      <w:lvlText w:val="%1."/>
+      <w:lvlJc w:val="left"/>
+      <w:pPr>
+        <w:ind w:left="720" w:hanging="360"/>
+      </w:pPr>
+    </w:lvl>
+    <w:lvl w:ilvl="1">
+      <w:start w:val="1"/>
+      <w:numFmt w:val="decimal"/>
+      <w:lvlText w:val="%2."/>
+      <w:lvlJc w:val="left"/>
+      <w:pPr>
+        <w:ind w:left="1440" w:hanging="360"/>
+      </w:pPr>
+    </w:lvl>
+    <w:lvl w:ilvl="2">
+      <w:start w:val="1"/>
+      <w:numFmt w:val="decimal"/>
+      <w:lvlText w:val="%3."/>
+      <w:lvlJc w:val="left"/>
+      <w:pPr>
+        <w:ind w:left="2160" w:hanging="360"/>
+      </w:pPr>
+    </w:lvl>
+    <w:lvl w:ilvl="3">
+      <w:start w:val="1"/>
+      <w:numFmt w:val="decimal"/>
+      <w:lvlText w:val="%4."/>
+      <w:lvlJc w:val="left"/>
+      <w:pPr>
+        <w:ind w:left="2880" w:hanging="360"/>
+      </w:pPr>
+    </w:lvl>
+    <w:lvl w:ilvl="4">
+      <w:start w:val="1"/>
+      <w:numFmt w:val="decimal"/>
+      <w:lvlText w:val="%5."/>
+      <w:lvlJc w:val="left"/>
+      <w:pPr>
+        <w:ind w:left="3600" w:hanging="360"/>
+      </w:pPr>
+    </w:lvl>
+    <w:lvl w:ilvl="5">
+      <w:start w:val="1"/>
+      <w:numFmt w:val="decimal"/>
+      <w:lvlText w:val="%6."/>
+      <w:lvlJc w:val="left"/>
+      <w:pPr>
+        <w:ind w:left="4320" w:hanging="360"/>
+      </w:pPr>
+    </w:lvl>
+    <w:lvl w:ilvl="6">
+      <w:start w:val="1"/>
+      <w:numFmt w:val="decimal"/>
+      <w:lvlText w:val="%7."/>
+      <w:lvlJc w:val="left"/>
+      <w:pPr>
+        <w:ind w:left="5040" w:hanging="360"/>
+      </w:pPr>
+    </w:lvl>
+    <w:lvl w:ilvl="7">
+      <w:start w:val="1"/>
+      <w:numFmt w:val="decimal"/>
+      <w:lvlText w:val="%8."/>
+      <w:lvlJc w:val="left"/>
+      <w:pPr>
+        <w:ind w:left="5760" w:hanging="360"/>
+      </w:pPr>
+    </w:lvl>
+    <w:lvl w:ilvl="8">
+      <w:start w:val="1"/>
+      <w:numFmt w:val="decimal"/>
+      <w:lvlText w:val="%9."/>
+      <w:lvlJc w:val="left"/>
+      <w:pPr>
+        <w:ind w:left="6480" w:hanging="360"/>
+      </w:pPr>
+    </w:lvl>
+  </w:abstractNum>
+  <w:abstractNum w:abstractNumId="992">
+    <w:nsid w:val="0000A992"/>
+    <w:multiLevelType w:val="multilevel"/>
+    <w:lvl w:ilvl="0">
+      <w:numFmt w:val="bullet"/>
+      <w:lvlText w:val="☐"/>
+      <w:lvlJc w:val="left"/>
+      <w:pPr>
+        <w:ind w:left="720" w:hanging="360"/>
+      </w:pPr>
+    </w:lvl>
+    <w:lvl w:ilvl="1">
+      <w:numFmt w:val="bullet"/>
+      <w:lvlText w:val="☐"/>
+      <w:lvlJc w:val="left"/>
+      <w:pPr>
+        <w:ind w:left="1440" w:hanging="360"/>
+      </w:pPr>
+    </w:lvl>
+    <w:lvl w:ilvl="2">
+      <w:numFmt w:val="bullet"/>
+      <w:lvlText w:val="☐"/>
+      <w:lvlJc w:val="left"/>
+      <w:pPr>
+        <w:ind w:left="2160" w:hanging="360"/>
+      </w:pPr>
+    </w:lvl>
+    <w:lvl w:ilvl="3">
+      <w:numFmt w:val="bullet"/>
+      <w:lvlText w:val="☐"/>
+      <w:lvlJc w:val="left"/>
+      <w:pPr>
+        <w:ind w:left="2880" w:hanging="360"/>
+      </w:pPr>
+    </w:lvl>
+    <w:lvl w:ilvl="4">
+      <w:numFmt w:val="bullet"/>
+      <w:lvlText w:val="☐"/>
+      <w:lvlJc w:val="left"/>
+      <w:pPr>
+        <w:ind w:left="3600" w:hanging="360"/>
+      </w:pPr>
+    </w:lvl>
+    <w:lvl w:ilvl="5">
+      <w:numFmt w:val="bullet"/>
+      <w:lvlText w:val="☐"/>
+      <w:lvlJc w:val="left"/>
+      <w:pPr>
+        <w:ind w:left="4320" w:hanging="360"/>
+      </w:pPr>
+    </w:lvl>
+    <w:lvl w:ilvl="6">
+      <w:numFmt w:val="bullet"/>
+      <w:lvlText w:val="☐"/>
+      <w:lvlJc w:val="left"/>
+      <w:pPr>
+        <w:ind w:left="5040" w:hanging="360"/>
+      </w:pPr>
+    </w:lvl>
+    <w:lvl w:ilvl="7">
+      <w:numFmt w:val="bullet"/>
+      <w:lvlText w:val="☐"/>
+      <w:lvlJc w:val="left"/>
+      <w:pPr>
+        <w:ind w:left="5760" w:hanging="360"/>
+      </w:pPr>
+    </w:lvl>
+    <w:lvl w:ilvl="8">
+      <w:numFmt w:val="bullet"/>
+      <w:lvlText w:val="☐"/>
+      <w:lvlJc w:val="left"/>
+      <w:pPr>
+        <w:ind w:left="6480" w:hanging="360"/>
+      </w:pPr>
+    </w:lvl>
+  </w:abstractNum>
   <w:num w:numId="1000">
     <w:abstractNumId w:val="990"/>
   </w:num>
@@ -407,7 +8540,97 @@
     <w:abstractNumId w:val="991"/>
   </w:num>
   <w:num w:numId="1002">
-    <w:abstractNumId w:val="991"/>
+    <w:abstractNumId w:val="99411"/>
+    <w:lvlOverride w:ilvl="0">
+      <w:startOverride w:val="1"/>
+    </w:lvlOverride>
+    <w:lvlOverride w:ilvl="1">
+      <w:startOverride w:val="1"/>
+    </w:lvlOverride>
+    <w:lvlOverride w:ilvl="2">
+      <w:startOverride w:val="1"/>
+    </w:lvlOverride>
+    <w:lvlOverride w:ilvl="3">
+      <w:startOverride w:val="1"/>
+    </w:lvlOverride>
+    <w:lvlOverride w:ilvl="4">
+      <w:startOverride w:val="1"/>
+    </w:lvlOverride>
+    <w:lvlOverride w:ilvl="5">
+      <w:startOverride w:val="1"/>
+    </w:lvlOverride>
+    <w:lvlOverride w:ilvl="6">
+      <w:startOverride w:val="1"/>
+    </w:lvlOverride>
+    <w:lvlOverride w:ilvl="7">
+      <w:startOverride w:val="1"/>
+    </w:lvlOverride>
+    <w:lvlOverride w:ilvl="8">
+      <w:startOverride w:val="1"/>
+    </w:lvlOverride>
+  </w:num>
+  <w:num w:numId="1003">
+    <w:abstractNumId w:val="992"/>
+  </w:num>
+  <w:num w:numId="1004">
+    <w:abstractNumId w:val="992"/>
+  </w:num>
+  <w:num w:numId="1005">
+    <w:abstractNumId w:val="992"/>
+  </w:num>
+  <w:num w:numId="1006">
+    <w:abstractNumId w:val="992"/>
+  </w:num>
+  <w:num w:numId="1007">
+    <w:abstractNumId w:val="992"/>
+  </w:num>
+  <w:num w:numId="1008">
+    <w:abstractNumId w:val="992"/>
+  </w:num>
+  <w:num w:numId="1009">
+    <w:abstractNumId w:val="992"/>
+  </w:num>
+  <w:num w:numId="1010">
+    <w:abstractNumId w:val="992"/>
+  </w:num>
+  <w:num w:numId="1011">
+    <w:abstractNumId w:val="992"/>
+  </w:num>
+  <w:num w:numId="1012">
+    <w:abstractNumId w:val="992"/>
+  </w:num>
+  <w:num w:numId="1013">
+    <w:abstractNumId w:val="992"/>
+  </w:num>
+  <w:num w:numId="1014">
+    <w:abstractNumId w:val="99411"/>
+    <w:lvlOverride w:ilvl="0">
+      <w:startOverride w:val="1"/>
+    </w:lvlOverride>
+    <w:lvlOverride w:ilvl="1">
+      <w:startOverride w:val="1"/>
+    </w:lvlOverride>
+    <w:lvlOverride w:ilvl="2">
+      <w:startOverride w:val="1"/>
+    </w:lvlOverride>
+    <w:lvlOverride w:ilvl="3">
+      <w:startOverride w:val="1"/>
+    </w:lvlOverride>
+    <w:lvlOverride w:ilvl="4">
+      <w:startOverride w:val="1"/>
+    </w:lvlOverride>
+    <w:lvlOverride w:ilvl="5">
+      <w:startOverride w:val="1"/>
+    </w:lvlOverride>
+    <w:lvlOverride w:ilvl="6">
+      <w:startOverride w:val="1"/>
+    </w:lvlOverride>
+    <w:lvlOverride w:ilvl="7">
+      <w:startOverride w:val="1"/>
+    </w:lvlOverride>
+    <w:lvlOverride w:ilvl="8">
+      <w:startOverride w:val="1"/>
+    </w:lvlOverride>
   </w:num>
 </w:numbering>
 </file>

--- a/docs/activities/lecture_05/05_class_activity.docx
+++ b/docs/activities/lecture_05/05_class_activity.docx
@@ -7,7 +7,15 @@
         <w:pStyle w:val="Title"/>
       </w:pPr>
       <w:r>
-        <w:t xml:space="preserve">05_Class_Activity Regressions</w:t>
+        <w:t xml:space="preserve">Worksheet 05 — Linear Regression</w:t>
+      </w:r>
+    </w:p>
+    <w:p>
+      <w:pPr>
+        <w:pStyle w:val="Subtitle"/>
+      </w:pPr>
+      <w:r>
+        <w:t xml:space="preserve">Building a calibration curve to predict leaf area from paper tracing mass</w:t>
       </w:r>
     </w:p>
     <w:p>
@@ -6279,7 +6287,13 @@
         <w:t xml:space="preserve"> </w:t>
       </w:r>
       <w:r>
-        <w:t xml:space="preserve">- What the regression tested - F-statistic, df₁, df₂, and p-value (from the F-statistic line in</w:t>
+        <w:t xml:space="preserve">- What the regression tested</w:t>
+      </w:r>
+      <w:r>
+        <w:t xml:space="preserve"> </w:t>
+      </w:r>
+      <w:r>
+        <w:t xml:space="preserve">- F-statistic, df₁, df₂, and p-value (from the F-statistic line in</w:t>
       </w:r>
       <w:r>
         <w:t xml:space="preserve"> </w:t>
@@ -6291,7 +6305,25 @@
         <w:t xml:space="preserve">summary()</w:t>
       </w:r>
       <w:r>
-        <w:t xml:space="preserve">) - R² - The calibration equation (slope and intercept) - 95% confidence interval for the slope (use</w:t>
+        <w:t xml:space="preserve">)</w:t>
+      </w:r>
+      <w:r>
+        <w:t xml:space="preserve"> </w:t>
+      </w:r>
+      <w:r>
+        <w:t xml:space="preserve">- R²</w:t>
+      </w:r>
+      <w:r>
+        <w:t xml:space="preserve"> </w:t>
+      </w:r>
+      <w:r>
+        <w:t xml:space="preserve">- The calibration equation (slope and intercept)</w:t>
+      </w:r>
+      <w:r>
+        <w:t xml:space="preserve"> </w:t>
+      </w:r>
+      <w:r>
+        <w:t xml:space="preserve">- 95% confidence interval for the slope (use</w:t>
       </w:r>
       <w:r>
         <w:t xml:space="preserve"> </w:t>
@@ -6303,7 +6335,13 @@
         <w:t xml:space="preserve">confint(paper_lm_model)</w:t>
       </w:r>
       <w:r>
-        <w:t xml:space="preserve">) - Brief mention of assumption checks</w:t>
+        <w:t xml:space="preserve">)</w:t>
+      </w:r>
+      <w:r>
+        <w:t xml:space="preserve"> </w:t>
+      </w:r>
+      <w:r>
+        <w:t xml:space="preserve">- Brief mention of assumption checks</w:t>
       </w:r>
     </w:p>
     <w:p>
